--- a/docs/BYNATIONALITY/Грузинки.docx
+++ b/docs/BYNATIONALITY/Грузинки.docx
@@ -857,8 +857,8 @@
                 <w:rFonts w:ascii="serif" w:hAnsi="serif" w:cs="serif" w:hint="eastAsia"/>
                 <w:b/>
                 <w:bCs/>
-                <w:sz w:val="16"/>
-                <w:szCs w:val="16"/>
+                <w:sz w:val="18"/>
+                <w:szCs w:val="18"/>
                 <w:lang w:val="ru-RU"/>
               </w:rPr>
             </w:pPr>
@@ -867,11 +867,68 @@
                 <w:rFonts w:ascii="serif" w:hAnsi="serif" w:cs="serif"/>
                 <w:b/>
                 <w:bCs/>
-                <w:sz w:val="16"/>
-                <w:szCs w:val="16"/>
-                <w:lang w:val="ru-RU"/>
-              </w:rPr>
-              <w:t>ЧИСЛЕННОСТЬ РАССТРЕЛЯННЫХ ЖЕНЩИН ПО ГОДАМ с 1937 по 1942 гг.</w:t>
+                <w:sz w:val="18"/>
+                <w:szCs w:val="18"/>
+                <w:lang w:val="ru-RU"/>
+              </w:rPr>
+              <w:t>ЧИСЛЕННОСТЬ РАССТРЕЛЯННЫХ ЖЕНЩИН ПО ГОДАМ</w:t>
+            </w:r>
+            <w:r>
+              <w:rPr>
+                <w:rFonts w:ascii="serif" w:hAnsi="serif" w:cs="serif"/>
+                <w:b/>
+                <w:bCs/>
+                <w:sz w:val="18"/>
+                <w:szCs w:val="18"/>
+                <w:lang w:val="ru-RU"/>
+              </w:rPr>
+              <w:t xml:space="preserve">, </w:t>
+            </w:r>
+            <w:proofErr w:type="gramStart"/>
+            <w:r>
+              <w:rPr>
+                <w:rFonts w:ascii="serif" w:hAnsi="serif" w:cs="serif"/>
+                <w:b/>
+                <w:bCs/>
+                <w:sz w:val="18"/>
+                <w:szCs w:val="18"/>
+                <w:lang w:val="ru-RU"/>
+              </w:rPr>
+              <w:t>1937</w:t>
+            </w:r>
+            <w:r>
+              <w:rPr>
+                <w:rFonts w:ascii="serif" w:hAnsi="serif" w:cs="serif"/>
+                <w:b/>
+                <w:bCs/>
+                <w:sz w:val="18"/>
+                <w:szCs w:val="18"/>
+                <w:lang w:val="ru-RU"/>
+              </w:rPr>
+              <w:t>-</w:t>
+            </w:r>
+            <w:r>
+              <w:rPr>
+                <w:rFonts w:ascii="serif" w:hAnsi="serif" w:cs="serif"/>
+                <w:b/>
+                <w:bCs/>
+                <w:sz w:val="18"/>
+                <w:szCs w:val="18"/>
+                <w:lang w:val="ru-RU"/>
+              </w:rPr>
+              <w:t>1942</w:t>
+            </w:r>
+            <w:proofErr w:type="gramEnd"/>
+            <w:r>
+              <w:rPr>
+                <w:rFonts w:ascii="serif" w:hAnsi="serif" w:cs="serif"/>
+                <w:b/>
+                <w:bCs/>
+                <w:sz w:val="18"/>
+                <w:szCs w:val="18"/>
+                <w:lang w:val="ru-RU"/>
+              </w:rPr>
+              <w:t xml:space="preserve"> гг.</w:t>
             </w:r>
           </w:p>
           <w:p>
@@ -880,15 +937,24 @@
               <w:spacing w:after="0"/>
               <w:jc w:val="center"/>
               <w:rPr>
+                <w:rFonts w:hint="eastAsia"/>
                 <w:noProof/>
                 <w:lang w:val="ru-RU"/>
               </w:rPr>
             </w:pPr>
             <w:r>
               <w:rPr>
+                <w:rFonts w:hint="eastAsia"/>
                 <w:noProof/>
-              </w:rPr>
-              <w:pict w14:anchorId="46ACDE1B">
+                <w:lang w:val="ru-RU"/>
+              </w:rPr>
+            </w:r>
+            <w:r>
+              <w:rPr>
+                <w:noProof/>
+                <w:lang w:val="ru-RU"/>
+              </w:rPr>
+              <w:pict w14:anchorId="1A898FC6">
                 <v:shapetype id="_x0000_t75" coordsize="21600,21600" o:spt="75" o:preferrelative="t" path="m@4@5l@4@11@9@11@9@5xe" filled="f" stroked="f">
                   <v:stroke joinstyle="miter"/>
                   <v:formulas>
@@ -908,9 +974,10 @@
                   <v:path o:extrusionok="f" gradientshapeok="t" o:connecttype="rect"/>
                   <o:lock v:ext="edit" aspectratio="t"/>
                 </v:shapetype>
-                <v:shape id="Chart 1" o:spid="_x0000_i1025" type="#_x0000_t75" style="width:352.8pt;height:150pt;visibility:visible" o:gfxdata="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">
+                <v:shape id="_x0000_s1030" type="#_x0000_t75" style="width:243.7pt;height:150pt;mso-left-percent:-10001;mso-top-percent:-10001;mso-position-horizontal:absolute;mso-position-horizontal-relative:char;mso-position-vertical:absolute;mso-position-vertical-relative:line;mso-left-percent:-10001;mso-top-percent:-10001">
                   <v:imagedata r:id="rId5" o:title=""/>
-                  <o:lock v:ext="edit" aspectratio="f"/>
+                  <w10:wrap type="none"/>
+                  <w10:anchorlock/>
                 </v:shape>
               </w:pict>
             </w:r>
@@ -921,6 +988,7 @@
               <w:spacing w:after="0"/>
               <w:jc w:val="center"/>
               <w:rPr>
+                <w:rFonts w:hint="eastAsia"/>
                 <w:noProof/>
                 <w:lang w:val="ru-RU"/>
               </w:rPr>
@@ -935,8 +1003,8 @@
                 <w:rFonts w:ascii="serif" w:hAnsi="serif" w:cs="serif" w:hint="eastAsia"/>
                 <w:b/>
                 <w:bCs/>
-                <w:sz w:val="16"/>
-                <w:szCs w:val="16"/>
+                <w:sz w:val="18"/>
+                <w:szCs w:val="18"/>
                 <w:lang w:val="ru-RU"/>
               </w:rPr>
             </w:pPr>
@@ -945,8 +1013,8 @@
                 <w:rFonts w:ascii="serif" w:hAnsi="serif" w:cs="serif"/>
                 <w:b/>
                 <w:bCs/>
-                <w:sz w:val="16"/>
-                <w:szCs w:val="16"/>
+                <w:sz w:val="18"/>
+                <w:szCs w:val="18"/>
                 <w:lang w:val="ru-RU"/>
               </w:rPr>
               <w:t xml:space="preserve">ЧИСЛЕННОСТЬ РАССТРЕЛЯННЫХ ЖЕНЩИН ПО </w:t>
@@ -956,22 +1024,57 @@
                 <w:rFonts w:ascii="serif" w:hAnsi="serif" w:cs="serif"/>
                 <w:b/>
                 <w:bCs/>
-                <w:sz w:val="16"/>
-                <w:szCs w:val="16"/>
-                <w:lang w:val="ru-RU"/>
-              </w:rPr>
-              <w:t>ВОЗРАСТАМ</w:t>
-            </w:r>
+                <w:sz w:val="18"/>
+                <w:szCs w:val="18"/>
+                <w:lang w:val="ru-RU"/>
+              </w:rPr>
+              <w:t xml:space="preserve">ВОЗРАСТАМ, </w:t>
+            </w:r>
+            <w:proofErr w:type="gramStart"/>
             <w:r>
               <w:rPr>
                 <w:rFonts w:ascii="serif" w:hAnsi="serif" w:cs="serif"/>
                 <w:b/>
                 <w:bCs/>
-                <w:sz w:val="16"/>
-                <w:szCs w:val="16"/>
-                <w:lang w:val="ru-RU"/>
-              </w:rPr>
-              <w:t xml:space="preserve"> с 1937 по 1942 гг.</w:t>
+                <w:sz w:val="18"/>
+                <w:szCs w:val="18"/>
+                <w:lang w:val="ru-RU"/>
+              </w:rPr>
+              <w:t>1937</w:t>
+            </w:r>
+            <w:r>
+              <w:rPr>
+                <w:rFonts w:ascii="serif" w:hAnsi="serif" w:cs="serif"/>
+                <w:b/>
+                <w:bCs/>
+                <w:sz w:val="18"/>
+                <w:szCs w:val="18"/>
+                <w:lang w:val="ru-RU"/>
+              </w:rPr>
+              <w:t>-</w:t>
+            </w:r>
+            <w:r>
+              <w:rPr>
+                <w:rFonts w:ascii="serif" w:hAnsi="serif" w:cs="serif"/>
+                <w:b/>
+                <w:bCs/>
+                <w:sz w:val="18"/>
+                <w:szCs w:val="18"/>
+                <w:lang w:val="ru-RU"/>
+              </w:rPr>
+              <w:t>1942</w:t>
+            </w:r>
+            <w:proofErr w:type="gramEnd"/>
+            <w:r>
+              <w:rPr>
+                <w:rFonts w:ascii="serif" w:hAnsi="serif" w:cs="serif"/>
+                <w:b/>
+                <w:bCs/>
+                <w:sz w:val="18"/>
+                <w:szCs w:val="18"/>
+                <w:lang w:val="ru-RU"/>
+              </w:rPr>
+              <w:t xml:space="preserve"> гг.</w:t>
             </w:r>
           </w:p>
           <w:p>
@@ -988,12 +1091,24 @@
             </w:pPr>
             <w:r>
               <w:rPr>
+                <w:rFonts w:hint="eastAsia"/>
                 <w:noProof/>
-              </w:rPr>
-              <w:pict w14:anchorId="6788E6CB">
-                <v:shape id="_x0000_i1027" type="#_x0000_t75" style="width:332.4pt;height:219.6pt;visibility:visible" o:gfxdata="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">
+                <w:sz w:val="18"/>
+                <w:szCs w:val="18"/>
+                <w:lang w:val="ru-RU"/>
+              </w:rPr>
+            </w:r>
+            <w:r>
+              <w:rPr>
+                <w:sz w:val="18"/>
+                <w:szCs w:val="18"/>
+                <w:lang w:val="ru-RU"/>
+              </w:rPr>
+              <w:pict w14:anchorId="3503515A">
+                <v:shape id="_x0000_s1029" type="#_x0000_t75" style="width:326.2pt;height:221.2pt;mso-left-percent:-10001;mso-top-percent:-10001;mso-position-horizontal:absolute;mso-position-horizontal-relative:char;mso-position-vertical:absolute;mso-position-vertical-relative:line;mso-left-percent:-10001;mso-top-percent:-10001">
                   <v:imagedata r:id="rId6" o:title=""/>
-                  <o:lock v:ext="edit" aspectratio="f"/>
+                  <w10:wrap type="none"/>
+                  <w10:anchorlock/>
                 </v:shape>
               </w:pict>
             </w:r>
@@ -1080,7 +1195,6 @@
                 <w:szCs w:val="16"/>
                 <w:lang w:val="ru-RU"/>
               </w:rPr>
-              <w:lastRenderedPageBreak/>
               <w:t>Амиреджиби</w:t>
             </w:r>
             <w:proofErr w:type="spellEnd"/>
@@ -4442,7 +4556,17 @@
                 <w:szCs w:val="16"/>
                 <w:lang w:val="ru-RU"/>
               </w:rPr>
-              <w:t xml:space="preserve">Дата рождения: 1904 г., Место рождения: г. Гори, служащая, образование: среднее, бывший секретарь Орджоникидзевского РК ТО ЛКСМ Гр., до ареста инструктор Орджоникидзевского РК ТО КП (б) Грузии, бывший член ВКП(б) с 1930 г., Арестована: 4-й отдел УГБ НКВД ГССР. Обвинение: </w:t>
+              <w:t xml:space="preserve">Дата рождения: 1904 г., Место рождения: г. Гори, служащая, образование: среднее, бывший секретарь Орджоникидзевского РК ТО ЛКСМ Гр., до </w:t>
+            </w:r>
+            <w:r>
+              <w:rPr>
+                <w:rFonts w:ascii="Arial" w:hAnsi="Arial" w:cs="Arial"/>
+                <w:sz w:val="16"/>
+                <w:szCs w:val="16"/>
+                <w:lang w:val="ru-RU"/>
+              </w:rPr>
+              <w:lastRenderedPageBreak/>
+              <w:t xml:space="preserve">ареста инструктор Орджоникидзевского РК ТО КП (б) Грузии, бывший член ВКП(б) с 1930 г., Арестована: 4-й отдел УГБ НКВД ГССР. Обвинение: </w:t>
             </w:r>
             <w:proofErr w:type="spellStart"/>
             <w:r>
@@ -4482,17 +4606,7 @@
                 <w:szCs w:val="16"/>
                 <w:lang w:val="ru-RU"/>
               </w:rPr>
-              <w:t xml:space="preserve"> Г. будучи вовлечена в к-р организацию </w:t>
-            </w:r>
-            <w:r>
-              <w:rPr>
-                <w:rFonts w:ascii="Arial" w:hAnsi="Arial" w:cs="Arial"/>
-                <w:sz w:val="16"/>
-                <w:szCs w:val="16"/>
-                <w:lang w:val="ru-RU"/>
-              </w:rPr>
-              <w:lastRenderedPageBreak/>
-              <w:t xml:space="preserve">правых </w:t>
+              <w:t xml:space="preserve"> Г. будучи вовлечена в к-р организацию правых </w:t>
             </w:r>
             <w:proofErr w:type="spellStart"/>
             <w:r>
@@ -8400,7 +8514,17 @@
                 <w:szCs w:val="16"/>
                 <w:lang w:val="ru-RU"/>
               </w:rPr>
-              <w:t xml:space="preserve">Приговорена: тройка при УНКВД по Дальстрою 14 сентября 1937 г., </w:t>
+              <w:t xml:space="preserve">Приговорена: тройка при УНКВД по Дальстрою 14 сентября 1937 </w:t>
+            </w:r>
+            <w:r>
+              <w:rPr>
+                <w:rFonts w:ascii="Arial" w:hAnsi="Arial" w:cs="Arial"/>
+                <w:sz w:val="16"/>
+                <w:szCs w:val="16"/>
+                <w:lang w:val="ru-RU"/>
+              </w:rPr>
+              <w:lastRenderedPageBreak/>
+              <w:t xml:space="preserve">г., </w:t>
             </w:r>
             <w:proofErr w:type="spellStart"/>
             <w:r>
@@ -13283,6 +13407,7 @@
                 <w:sz w:val="16"/>
                 <w:szCs w:val="16"/>
               </w:rPr>
+              <w:lastRenderedPageBreak/>
               <w:t>Источник</w:t>
             </w:r>
             <w:proofErr w:type="spellEnd"/>
@@ -13478,6 +13603,7 @@
                 <w:szCs w:val="16"/>
                 <w:lang w:val="ru-RU"/>
               </w:rPr>
+              <w:lastRenderedPageBreak/>
               <w:t>С</w:t>
             </w:r>
             <w:r>
@@ -13554,7 +13680,6 @@
                 <w:szCs w:val="16"/>
                 <w:lang w:val="ru-RU"/>
               </w:rPr>
-              <w:lastRenderedPageBreak/>
               <w:t>Род. в 1883, Ахалцихский район, г. Ахалцихе, Грузия, грузинка. Род занятий: до ареста работала в Институте водного хозяйства. Образование высшее. Осуждена Тройкой при НКВД ГССР 05.05.1938. Мера наказания: расстрел с конфискацией личного имущества...* Список от 19 апреля 1938г.</w:t>
             </w:r>
             <w:r>
@@ -13737,7 +13862,6 @@
                 <w:szCs w:val="16"/>
                 <w:lang w:val="ru-RU"/>
               </w:rPr>
-              <w:lastRenderedPageBreak/>
               <w:t>Сулаквелидзе</w:t>
             </w:r>
             <w:proofErr w:type="spellEnd"/>

--- a/docs/BYNATIONALITY/Грузинки.docx
+++ b/docs/BYNATIONALITY/Грузинки.docx
@@ -812,7 +812,6 @@
                 <w:rFonts w:ascii="Arial" w:hAnsi="Arial" w:cs="Arial"/>
                 <w:sz w:val="16"/>
                 <w:szCs w:val="16"/>
-                <w:lang w:val="ru-RU"/>
               </w:rPr>
             </w:pPr>
             <w:r>
@@ -834,283 +833,6 @@
                 <w:lang w:val="ru-RU"/>
               </w:rPr>
               <w:t xml:space="preserve"> из дворян – 6; из крестьян – 4; из служащих – 3.</w:t>
-            </w:r>
-          </w:p>
-          <w:p>
-            <w:pPr>
-              <w:pStyle w:val="BodyText"/>
-              <w:spacing w:after="0"/>
-              <w:rPr>
-                <w:rFonts w:hint="eastAsia"/>
-                <w:sz w:val="18"/>
-                <w:szCs w:val="18"/>
-                <w:lang w:val="ru-RU"/>
-              </w:rPr>
-            </w:pPr>
-          </w:p>
-          <w:p>
-            <w:pPr>
-              <w:pStyle w:val="BodyText"/>
-              <w:spacing w:after="0"/>
-              <w:jc w:val="center"/>
-              <w:rPr>
-                <w:rFonts w:ascii="serif" w:hAnsi="serif" w:cs="serif" w:hint="eastAsia"/>
-                <w:b/>
-                <w:bCs/>
-                <w:sz w:val="18"/>
-                <w:szCs w:val="18"/>
-                <w:lang w:val="ru-RU"/>
-              </w:rPr>
-            </w:pPr>
-            <w:r>
-              <w:rPr>
-                <w:rFonts w:ascii="serif" w:hAnsi="serif" w:cs="serif"/>
-                <w:b/>
-                <w:bCs/>
-                <w:sz w:val="18"/>
-                <w:szCs w:val="18"/>
-                <w:lang w:val="ru-RU"/>
-              </w:rPr>
-              <w:t>ЧИСЛЕННОСТЬ РАССТРЕЛЯННЫХ ЖЕНЩИН ПО ГОДАМ</w:t>
-            </w:r>
-            <w:r>
-              <w:rPr>
-                <w:rFonts w:ascii="serif" w:hAnsi="serif" w:cs="serif"/>
-                <w:b/>
-                <w:bCs/>
-                <w:sz w:val="18"/>
-                <w:szCs w:val="18"/>
-                <w:lang w:val="ru-RU"/>
-              </w:rPr>
-              <w:t xml:space="preserve">, </w:t>
-            </w:r>
-            <w:proofErr w:type="gramStart"/>
-            <w:r>
-              <w:rPr>
-                <w:rFonts w:ascii="serif" w:hAnsi="serif" w:cs="serif"/>
-                <w:b/>
-                <w:bCs/>
-                <w:sz w:val="18"/>
-                <w:szCs w:val="18"/>
-                <w:lang w:val="ru-RU"/>
-              </w:rPr>
-              <w:t>1937</w:t>
-            </w:r>
-            <w:r>
-              <w:rPr>
-                <w:rFonts w:ascii="serif" w:hAnsi="serif" w:cs="serif"/>
-                <w:b/>
-                <w:bCs/>
-                <w:sz w:val="18"/>
-                <w:szCs w:val="18"/>
-                <w:lang w:val="ru-RU"/>
-              </w:rPr>
-              <w:t>-</w:t>
-            </w:r>
-            <w:r>
-              <w:rPr>
-                <w:rFonts w:ascii="serif" w:hAnsi="serif" w:cs="serif"/>
-                <w:b/>
-                <w:bCs/>
-                <w:sz w:val="18"/>
-                <w:szCs w:val="18"/>
-                <w:lang w:val="ru-RU"/>
-              </w:rPr>
-              <w:t>1942</w:t>
-            </w:r>
-            <w:proofErr w:type="gramEnd"/>
-            <w:r>
-              <w:rPr>
-                <w:rFonts w:ascii="serif" w:hAnsi="serif" w:cs="serif"/>
-                <w:b/>
-                <w:bCs/>
-                <w:sz w:val="18"/>
-                <w:szCs w:val="18"/>
-                <w:lang w:val="ru-RU"/>
-              </w:rPr>
-              <w:t xml:space="preserve"> гг.</w:t>
-            </w:r>
-          </w:p>
-          <w:p>
-            <w:pPr>
-              <w:pStyle w:val="BodyText"/>
-              <w:spacing w:after="0"/>
-              <w:jc w:val="center"/>
-              <w:rPr>
-                <w:rFonts w:hint="eastAsia"/>
-                <w:noProof/>
-                <w:lang w:val="ru-RU"/>
-              </w:rPr>
-            </w:pPr>
-            <w:r>
-              <w:rPr>
-                <w:rFonts w:hint="eastAsia"/>
-                <w:noProof/>
-                <w:lang w:val="ru-RU"/>
-              </w:rPr>
-            </w:r>
-            <w:r>
-              <w:rPr>
-                <w:noProof/>
-                <w:lang w:val="ru-RU"/>
-              </w:rPr>
-              <w:pict w14:anchorId="1A898FC6">
-                <v:shapetype id="_x0000_t75" coordsize="21600,21600" o:spt="75" o:preferrelative="t" path="m@4@5l@4@11@9@11@9@5xe" filled="f" stroked="f">
-                  <v:stroke joinstyle="miter"/>
-                  <v:formulas>
-                    <v:f eqn="if lineDrawn pixelLineWidth 0"/>
-                    <v:f eqn="sum @0 1 0"/>
-                    <v:f eqn="sum 0 0 @1"/>
-                    <v:f eqn="prod @2 1 2"/>
-                    <v:f eqn="prod @3 21600 pixelWidth"/>
-                    <v:f eqn="prod @3 21600 pixelHeight"/>
-                    <v:f eqn="sum @0 0 1"/>
-                    <v:f eqn="prod @6 1 2"/>
-                    <v:f eqn="prod @7 21600 pixelWidth"/>
-                    <v:f eqn="sum @8 21600 0"/>
-                    <v:f eqn="prod @7 21600 pixelHeight"/>
-                    <v:f eqn="sum @10 21600 0"/>
-                  </v:formulas>
-                  <v:path o:extrusionok="f" gradientshapeok="t" o:connecttype="rect"/>
-                  <o:lock v:ext="edit" aspectratio="t"/>
-                </v:shapetype>
-                <v:shape id="_x0000_s1030" type="#_x0000_t75" style="width:243.7pt;height:150pt;mso-left-percent:-10001;mso-top-percent:-10001;mso-position-horizontal:absolute;mso-position-horizontal-relative:char;mso-position-vertical:absolute;mso-position-vertical-relative:line;mso-left-percent:-10001;mso-top-percent:-10001">
-                  <v:imagedata r:id="rId5" o:title=""/>
-                  <w10:wrap type="none"/>
-                  <w10:anchorlock/>
-                </v:shape>
-              </w:pict>
-            </w:r>
-          </w:p>
-          <w:p>
-            <w:pPr>
-              <w:pStyle w:val="BodyText"/>
-              <w:spacing w:after="0"/>
-              <w:jc w:val="center"/>
-              <w:rPr>
-                <w:rFonts w:hint="eastAsia"/>
-                <w:noProof/>
-                <w:lang w:val="ru-RU"/>
-              </w:rPr>
-            </w:pPr>
-          </w:p>
-          <w:p>
-            <w:pPr>
-              <w:pStyle w:val="BodyText"/>
-              <w:spacing w:after="0"/>
-              <w:jc w:val="center"/>
-              <w:rPr>
-                <w:rFonts w:ascii="serif" w:hAnsi="serif" w:cs="serif" w:hint="eastAsia"/>
-                <w:b/>
-                <w:bCs/>
-                <w:sz w:val="18"/>
-                <w:szCs w:val="18"/>
-                <w:lang w:val="ru-RU"/>
-              </w:rPr>
-            </w:pPr>
-            <w:r>
-              <w:rPr>
-                <w:rFonts w:ascii="serif" w:hAnsi="serif" w:cs="serif"/>
-                <w:b/>
-                <w:bCs/>
-                <w:sz w:val="18"/>
-                <w:szCs w:val="18"/>
-                <w:lang w:val="ru-RU"/>
-              </w:rPr>
-              <w:t xml:space="preserve">ЧИСЛЕННОСТЬ РАССТРЕЛЯННЫХ ЖЕНЩИН ПО </w:t>
-            </w:r>
-            <w:r>
-              <w:rPr>
-                <w:rFonts w:ascii="serif" w:hAnsi="serif" w:cs="serif"/>
-                <w:b/>
-                <w:bCs/>
-                <w:sz w:val="18"/>
-                <w:szCs w:val="18"/>
-                <w:lang w:val="ru-RU"/>
-              </w:rPr>
-              <w:t xml:space="preserve">ВОЗРАСТАМ, </w:t>
-            </w:r>
-            <w:proofErr w:type="gramStart"/>
-            <w:r>
-              <w:rPr>
-                <w:rFonts w:ascii="serif" w:hAnsi="serif" w:cs="serif"/>
-                <w:b/>
-                <w:bCs/>
-                <w:sz w:val="18"/>
-                <w:szCs w:val="18"/>
-                <w:lang w:val="ru-RU"/>
-              </w:rPr>
-              <w:t>1937</w:t>
-            </w:r>
-            <w:r>
-              <w:rPr>
-                <w:rFonts w:ascii="serif" w:hAnsi="serif" w:cs="serif"/>
-                <w:b/>
-                <w:bCs/>
-                <w:sz w:val="18"/>
-                <w:szCs w:val="18"/>
-                <w:lang w:val="ru-RU"/>
-              </w:rPr>
-              <w:t>-</w:t>
-            </w:r>
-            <w:r>
-              <w:rPr>
-                <w:rFonts w:ascii="serif" w:hAnsi="serif" w:cs="serif"/>
-                <w:b/>
-                <w:bCs/>
-                <w:sz w:val="18"/>
-                <w:szCs w:val="18"/>
-                <w:lang w:val="ru-RU"/>
-              </w:rPr>
-              <w:t>1942</w:t>
-            </w:r>
-            <w:proofErr w:type="gramEnd"/>
-            <w:r>
-              <w:rPr>
-                <w:rFonts w:ascii="serif" w:hAnsi="serif" w:cs="serif"/>
-                <w:b/>
-                <w:bCs/>
-                <w:sz w:val="18"/>
-                <w:szCs w:val="18"/>
-                <w:lang w:val="ru-RU"/>
-              </w:rPr>
-              <w:t xml:space="preserve"> гг.</w:t>
-            </w:r>
-          </w:p>
-          <w:p>
-            <w:pPr>
-              <w:pStyle w:val="BodyText"/>
-              <w:spacing w:after="0"/>
-              <w:jc w:val="center"/>
-              <w:rPr>
-                <w:rFonts w:hint="eastAsia"/>
-                <w:sz w:val="18"/>
-                <w:szCs w:val="18"/>
-                <w:lang w:val="ru-RU"/>
-              </w:rPr>
-            </w:pPr>
-            <w:r>
-              <w:rPr>
-                <w:rFonts w:hint="eastAsia"/>
-                <w:noProof/>
-                <w:sz w:val="18"/>
-                <w:szCs w:val="18"/>
-                <w:lang w:val="ru-RU"/>
-              </w:rPr>
-            </w:r>
-            <w:r>
-              <w:rPr>
-                <w:sz w:val="18"/>
-                <w:szCs w:val="18"/>
-                <w:lang w:val="ru-RU"/>
-              </w:rPr>
-              <w:pict w14:anchorId="3503515A">
-                <v:shape id="_x0000_s1029" type="#_x0000_t75" style="width:326.2pt;height:221.2pt;mso-left-percent:-10001;mso-top-percent:-10001;mso-position-horizontal:absolute;mso-position-horizontal-relative:char;mso-position-vertical:absolute;mso-position-vertical-relative:line;mso-left-percent:-10001;mso-top-percent:-10001">
-                  <v:imagedata r:id="rId6" o:title=""/>
-                  <w10:wrap type="none"/>
-                  <w10:anchorlock/>
-                </v:shape>
-              </w:pict>
             </w:r>
           </w:p>
         </w:tc>
@@ -1120,12 +842,253 @@
       <w:pPr>
         <w:pStyle w:val="BodyText"/>
         <w:rPr>
-          <w:rFonts w:hint="eastAsia"/>
           <w:sz w:val="18"/>
           <w:szCs w:val="18"/>
           <w:lang w:val="ru-RU"/>
         </w:rPr>
       </w:pPr>
+    </w:p>
+    <w:p>
+      <w:pPr>
+        <w:pStyle w:val="BodyText"/>
+        <w:spacing w:after="0"/>
+        <w:jc w:val="center"/>
+        <w:rPr>
+          <w:rFonts w:ascii="serif" w:hAnsi="serif" w:cs="serif" w:hint="eastAsia"/>
+          <w:b/>
+          <w:bCs/>
+          <w:sz w:val="18"/>
+          <w:szCs w:val="18"/>
+          <w:lang w:val="ru-RU"/>
+        </w:rPr>
+      </w:pPr>
+      <w:r>
+        <w:rPr>
+          <w:rFonts w:ascii="serif" w:hAnsi="serif" w:cs="serif"/>
+          <w:b/>
+          <w:bCs/>
+          <w:sz w:val="18"/>
+          <w:szCs w:val="18"/>
+          <w:lang w:val="ru-RU"/>
+        </w:rPr>
+        <w:t>ЧИСЛЕННОСТЬ РАССТРЕЛЯННЫХ ЖЕНЩИН ПО ГОДАМ</w:t>
+      </w:r>
+      <w:r>
+        <w:rPr>
+          <w:rFonts w:ascii="serif" w:hAnsi="serif" w:cs="serif"/>
+          <w:b/>
+          <w:bCs/>
+          <w:sz w:val="18"/>
+          <w:szCs w:val="18"/>
+          <w:lang w:val="ru-RU"/>
+        </w:rPr>
+        <w:t xml:space="preserve">, </w:t>
+      </w:r>
+      <w:proofErr w:type="gramStart"/>
+      <w:r>
+        <w:rPr>
+          <w:rFonts w:ascii="serif" w:hAnsi="serif" w:cs="serif"/>
+          <w:b/>
+          <w:bCs/>
+          <w:sz w:val="18"/>
+          <w:szCs w:val="18"/>
+          <w:lang w:val="ru-RU"/>
+        </w:rPr>
+        <w:t>1937</w:t>
+      </w:r>
+      <w:r>
+        <w:rPr>
+          <w:rFonts w:ascii="serif" w:hAnsi="serif" w:cs="serif"/>
+          <w:b/>
+          <w:bCs/>
+          <w:sz w:val="18"/>
+          <w:szCs w:val="18"/>
+          <w:lang w:val="ru-RU"/>
+        </w:rPr>
+        <w:t>-</w:t>
+      </w:r>
+      <w:r>
+        <w:rPr>
+          <w:rFonts w:ascii="serif" w:hAnsi="serif" w:cs="serif"/>
+          <w:b/>
+          <w:bCs/>
+          <w:sz w:val="18"/>
+          <w:szCs w:val="18"/>
+          <w:lang w:val="ru-RU"/>
+        </w:rPr>
+        <w:t>1942</w:t>
+      </w:r>
+      <w:proofErr w:type="gramEnd"/>
+      <w:r>
+        <w:rPr>
+          <w:rFonts w:ascii="serif" w:hAnsi="serif" w:cs="serif"/>
+          <w:b/>
+          <w:bCs/>
+          <w:sz w:val="18"/>
+          <w:szCs w:val="18"/>
+          <w:lang w:val="ru-RU"/>
+        </w:rPr>
+        <w:t xml:space="preserve"> гг.</w:t>
+      </w:r>
+    </w:p>
+    <w:p>
+      <w:pPr>
+        <w:pStyle w:val="BodyText"/>
+        <w:spacing w:after="0"/>
+        <w:jc w:val="center"/>
+        <w:rPr>
+          <w:rFonts w:hint="eastAsia"/>
+          <w:noProof/>
+          <w:lang w:val="ru-RU"/>
+        </w:rPr>
+      </w:pPr>
+      <w:r>
+        <w:rPr>
+          <w:noProof/>
+          <w:lang w:val="ru-RU"/>
+        </w:rPr>
+        <w:pict w14:anchorId="7604B2A8">
+          <v:shapetype id="_x0000_t75" coordsize="21600,21600" o:spt="75" o:preferrelative="t" path="m@4@5l@4@11@9@11@9@5xe" filled="f" stroked="f">
+            <v:stroke joinstyle="miter"/>
+            <v:formulas>
+              <v:f eqn="if lineDrawn pixelLineWidth 0"/>
+              <v:f eqn="sum @0 1 0"/>
+              <v:f eqn="sum 0 0 @1"/>
+              <v:f eqn="prod @2 1 2"/>
+              <v:f eqn="prod @3 21600 pixelWidth"/>
+              <v:f eqn="prod @3 21600 pixelHeight"/>
+              <v:f eqn="sum @0 0 1"/>
+              <v:f eqn="prod @6 1 2"/>
+              <v:f eqn="prod @7 21600 pixelWidth"/>
+              <v:f eqn="sum @8 21600 0"/>
+              <v:f eqn="prod @7 21600 pixelHeight"/>
+              <v:f eqn="sum @10 21600 0"/>
+            </v:formulas>
+            <v:path o:extrusionok="f" gradientshapeok="t" o:connecttype="rect"/>
+            <o:lock v:ext="edit" aspectratio="t"/>
+          </v:shapetype>
+          <v:shape id="_x0000_i1029" type="#_x0000_t75" style="width:243.6pt;height:150pt;mso-left-percent:-10001;mso-top-percent:-10001;mso-position-horizontal:absolute;mso-position-horizontal-relative:char;mso-position-vertical:absolute;mso-position-vertical-relative:line;mso-left-percent:-10001;mso-top-percent:-10001">
+            <v:imagedata r:id="rId5" o:title=""/>
+          </v:shape>
+        </w:pict>
+      </w:r>
+    </w:p>
+    <w:p>
+      <w:pPr>
+        <w:pStyle w:val="BodyText"/>
+        <w:spacing w:after="0"/>
+        <w:jc w:val="center"/>
+        <w:rPr>
+          <w:rFonts w:hint="eastAsia"/>
+          <w:noProof/>
+          <w:lang w:val="ru-RU"/>
+        </w:rPr>
+      </w:pPr>
+    </w:p>
+    <w:p>
+      <w:pPr>
+        <w:pStyle w:val="BodyText"/>
+        <w:spacing w:after="0"/>
+        <w:jc w:val="center"/>
+        <w:rPr>
+          <w:rFonts w:ascii="serif" w:hAnsi="serif" w:cs="serif" w:hint="eastAsia"/>
+          <w:b/>
+          <w:bCs/>
+          <w:sz w:val="18"/>
+          <w:szCs w:val="18"/>
+          <w:lang w:val="ru-RU"/>
+        </w:rPr>
+      </w:pPr>
+      <w:r>
+        <w:rPr>
+          <w:rFonts w:ascii="serif" w:hAnsi="serif" w:cs="serif"/>
+          <w:b/>
+          <w:bCs/>
+          <w:sz w:val="18"/>
+          <w:szCs w:val="18"/>
+          <w:lang w:val="ru-RU"/>
+        </w:rPr>
+        <w:t xml:space="preserve">ЧИСЛЕННОСТЬ РАССТРЕЛЯННЫХ ЖЕНЩИН ПО </w:t>
+      </w:r>
+      <w:r>
+        <w:rPr>
+          <w:rFonts w:ascii="serif" w:hAnsi="serif" w:cs="serif"/>
+          <w:b/>
+          <w:bCs/>
+          <w:sz w:val="18"/>
+          <w:szCs w:val="18"/>
+          <w:lang w:val="ru-RU"/>
+        </w:rPr>
+        <w:t xml:space="preserve">ВОЗРАСТАМ, </w:t>
+      </w:r>
+      <w:proofErr w:type="gramStart"/>
+      <w:r>
+        <w:rPr>
+          <w:rFonts w:ascii="serif" w:hAnsi="serif" w:cs="serif"/>
+          <w:b/>
+          <w:bCs/>
+          <w:sz w:val="18"/>
+          <w:szCs w:val="18"/>
+          <w:lang w:val="ru-RU"/>
+        </w:rPr>
+        <w:t>1937</w:t>
+      </w:r>
+      <w:r>
+        <w:rPr>
+          <w:rFonts w:ascii="serif" w:hAnsi="serif" w:cs="serif"/>
+          <w:b/>
+          <w:bCs/>
+          <w:sz w:val="18"/>
+          <w:szCs w:val="18"/>
+          <w:lang w:val="ru-RU"/>
+        </w:rPr>
+        <w:t>-</w:t>
+      </w:r>
+      <w:r>
+        <w:rPr>
+          <w:rFonts w:ascii="serif" w:hAnsi="serif" w:cs="serif"/>
+          <w:b/>
+          <w:bCs/>
+          <w:sz w:val="18"/>
+          <w:szCs w:val="18"/>
+          <w:lang w:val="ru-RU"/>
+        </w:rPr>
+        <w:t>1942</w:t>
+      </w:r>
+      <w:proofErr w:type="gramEnd"/>
+      <w:r>
+        <w:rPr>
+          <w:rFonts w:ascii="serif" w:hAnsi="serif" w:cs="serif"/>
+          <w:b/>
+          <w:bCs/>
+          <w:sz w:val="18"/>
+          <w:szCs w:val="18"/>
+          <w:lang w:val="ru-RU"/>
+        </w:rPr>
+        <w:t xml:space="preserve"> гг.</w:t>
+      </w:r>
+    </w:p>
+    <w:p>
+      <w:pPr>
+        <w:pStyle w:val="BodyText"/>
+        <w:jc w:val="center"/>
+        <w:rPr>
+          <w:sz w:val="18"/>
+          <w:szCs w:val="18"/>
+        </w:rPr>
+      </w:pPr>
+      <w:r>
+        <w:rPr>
+          <w:sz w:val="18"/>
+          <w:szCs w:val="18"/>
+          <w:lang w:val="ru-RU"/>
+        </w:rPr>
+        <w:pict w14:anchorId="2D46CDF2">
+          <v:shape id="_x0000_i1030" type="#_x0000_t75" style="width:326.4pt;height:221.4pt;mso-left-percent:-10001;mso-top-percent:-10001;mso-position-horizontal:absolute;mso-position-horizontal-relative:char;mso-position-vertical:absolute;mso-position-vertical-relative:line;mso-left-percent:-10001;mso-top-percent:-10001">
+            <v:imagedata r:id="rId6" o:title=""/>
+          </v:shape>
+        </w:pict>
+      </w:r>
     </w:p>
     <w:p>
       <w:pPr>
@@ -1195,6 +1158,7 @@
                 <w:szCs w:val="16"/>
                 <w:lang w:val="ru-RU"/>
               </w:rPr>
+              <w:lastRenderedPageBreak/>
               <w:t>Амиреджиби</w:t>
             </w:r>
             <w:proofErr w:type="spellEnd"/>
@@ -4556,7 +4520,47 @@
                 <w:szCs w:val="16"/>
                 <w:lang w:val="ru-RU"/>
               </w:rPr>
-              <w:t xml:space="preserve">Дата рождения: 1904 г., Место рождения: г. Гори, служащая, образование: среднее, бывший секретарь Орджоникидзевского РК ТО ЛКСМ Гр., до </w:t>
+              <w:t xml:space="preserve">Дата рождения: 1904 г., Место рождения: г. Гори, служащая, образование: среднее, бывший секретарь Орджоникидзевского РК ТО ЛКСМ Гр., до ареста инструктор Орджоникидзевского РК ТО КП (б) Грузии, бывший член ВКП(б) с 1930 г., Арестована: 4-й отдел УГБ НКВД ГССР. Обвинение: </w:t>
+            </w:r>
+            <w:proofErr w:type="spellStart"/>
+            <w:r>
+              <w:rPr>
+                <w:rFonts w:ascii="Arial" w:hAnsi="Arial" w:cs="Arial"/>
+                <w:sz w:val="16"/>
+                <w:szCs w:val="16"/>
+                <w:lang w:val="ru-RU"/>
+              </w:rPr>
+              <w:t>Далакишвили</w:t>
+            </w:r>
+            <w:proofErr w:type="spellEnd"/>
+            <w:r>
+              <w:rPr>
+                <w:rFonts w:ascii="Arial" w:hAnsi="Arial" w:cs="Arial"/>
+                <w:sz w:val="16"/>
+                <w:szCs w:val="16"/>
+                <w:lang w:val="ru-RU"/>
+              </w:rPr>
+              <w:t xml:space="preserve"> Р. И. в 1936 году была завербована в к-р молодежную организацию правых </w:t>
+            </w:r>
+            <w:proofErr w:type="spellStart"/>
+            <w:r>
+              <w:rPr>
+                <w:rFonts w:ascii="Arial" w:hAnsi="Arial" w:cs="Arial"/>
+                <w:sz w:val="16"/>
+                <w:szCs w:val="16"/>
+                <w:lang w:val="ru-RU"/>
+              </w:rPr>
+              <w:t>Георгобиани</w:t>
+            </w:r>
+            <w:proofErr w:type="spellEnd"/>
+            <w:r>
+              <w:rPr>
+                <w:rFonts w:ascii="Arial" w:hAnsi="Arial" w:cs="Arial"/>
+                <w:sz w:val="16"/>
+                <w:szCs w:val="16"/>
+                <w:lang w:val="ru-RU"/>
+              </w:rPr>
+              <w:t xml:space="preserve"> Г. будучи вовлечена в к-р организацию </w:t>
             </w:r>
             <w:r>
               <w:rPr>
@@ -4566,47 +4570,7 @@
                 <w:lang w:val="ru-RU"/>
               </w:rPr>
               <w:lastRenderedPageBreak/>
-              <w:t xml:space="preserve">ареста инструктор Орджоникидзевского РК ТО КП (б) Грузии, бывший член ВКП(б) с 1930 г., Арестована: 4-й отдел УГБ НКВД ГССР. Обвинение: </w:t>
-            </w:r>
-            <w:proofErr w:type="spellStart"/>
-            <w:r>
-              <w:rPr>
-                <w:rFonts w:ascii="Arial" w:hAnsi="Arial" w:cs="Arial"/>
-                <w:sz w:val="16"/>
-                <w:szCs w:val="16"/>
-                <w:lang w:val="ru-RU"/>
-              </w:rPr>
-              <w:t>Далакишвили</w:t>
-            </w:r>
-            <w:proofErr w:type="spellEnd"/>
-            <w:r>
-              <w:rPr>
-                <w:rFonts w:ascii="Arial" w:hAnsi="Arial" w:cs="Arial"/>
-                <w:sz w:val="16"/>
-                <w:szCs w:val="16"/>
-                <w:lang w:val="ru-RU"/>
-              </w:rPr>
-              <w:t xml:space="preserve"> Р. И. в 1936 году была завербована в к-р молодежную организацию правых </w:t>
-            </w:r>
-            <w:proofErr w:type="spellStart"/>
-            <w:r>
-              <w:rPr>
-                <w:rFonts w:ascii="Arial" w:hAnsi="Arial" w:cs="Arial"/>
-                <w:sz w:val="16"/>
-                <w:szCs w:val="16"/>
-                <w:lang w:val="ru-RU"/>
-              </w:rPr>
-              <w:t>Георгобиани</w:t>
-            </w:r>
-            <w:proofErr w:type="spellEnd"/>
-            <w:r>
-              <w:rPr>
-                <w:rFonts w:ascii="Arial" w:hAnsi="Arial" w:cs="Arial"/>
-                <w:sz w:val="16"/>
-                <w:szCs w:val="16"/>
-                <w:lang w:val="ru-RU"/>
-              </w:rPr>
-              <w:t xml:space="preserve"> Г. будучи вовлечена в к-р организацию правых </w:t>
+              <w:t xml:space="preserve">правых </w:t>
             </w:r>
             <w:proofErr w:type="spellStart"/>
             <w:r>
@@ -8514,17 +8478,7 @@
                 <w:szCs w:val="16"/>
                 <w:lang w:val="ru-RU"/>
               </w:rPr>
-              <w:t xml:space="preserve">Приговорена: тройка при УНКВД по Дальстрою 14 сентября 1937 </w:t>
-            </w:r>
-            <w:r>
-              <w:rPr>
-                <w:rFonts w:ascii="Arial" w:hAnsi="Arial" w:cs="Arial"/>
-                <w:sz w:val="16"/>
-                <w:szCs w:val="16"/>
-                <w:lang w:val="ru-RU"/>
-              </w:rPr>
-              <w:lastRenderedPageBreak/>
-              <w:t xml:space="preserve">г., </w:t>
+              <w:t xml:space="preserve">Приговорена: тройка при УНКВД по Дальстрою 14 сентября 1937 г., </w:t>
             </w:r>
             <w:proofErr w:type="spellStart"/>
             <w:r>
@@ -13407,7 +13361,6 @@
                 <w:sz w:val="16"/>
                 <w:szCs w:val="16"/>
               </w:rPr>
-              <w:lastRenderedPageBreak/>
               <w:t>Источник</w:t>
             </w:r>
             <w:proofErr w:type="spellEnd"/>
@@ -13603,7 +13556,6 @@
                 <w:szCs w:val="16"/>
                 <w:lang w:val="ru-RU"/>
               </w:rPr>
-              <w:lastRenderedPageBreak/>
               <w:t>С</w:t>
             </w:r>
             <w:r>
@@ -13680,6 +13632,7 @@
                 <w:szCs w:val="16"/>
                 <w:lang w:val="ru-RU"/>
               </w:rPr>
+              <w:lastRenderedPageBreak/>
               <w:t>Род. в 1883, Ахалцихский район, г. Ахалцихе, Грузия, грузинка. Род занятий: до ареста работала в Институте водного хозяйства. Образование высшее. Осуждена Тройкой при НКВД ГССР 05.05.1938. Мера наказания: расстрел с конфискацией личного имущества...* Список от 19 апреля 1938г.</w:t>
             </w:r>
             <w:r>
@@ -13862,6 +13815,7 @@
                 <w:szCs w:val="16"/>
                 <w:lang w:val="ru-RU"/>
               </w:rPr>
+              <w:lastRenderedPageBreak/>
               <w:t>Сулаквелидзе</w:t>
             </w:r>
             <w:proofErr w:type="spellEnd"/>

--- a/docs/BYNATIONALITY/Грузинки.docx
+++ b/docs/BYNATIONALITY/Грузинки.docx
@@ -122,7 +122,16 @@
                 <w:szCs w:val="16"/>
                 <w:lang w:val="ru-RU"/>
               </w:rPr>
-              <w:t xml:space="preserve">За годы советской власти в период с 1937 по 1942 гг. было расстреляны 40 женщин-грузинок </w:t>
+              <w:t>За годы советской власти в период с 1937 по 1942 гг. было расстреляны 40 женщин-грузинок</w:t>
+            </w:r>
+            <w:r>
+              <w:rPr>
+                <w:rFonts w:ascii="Arial" w:hAnsi="Arial" w:cs="Arial"/>
+                <w:sz w:val="16"/>
+                <w:szCs w:val="16"/>
+                <w:lang w:val="ru-RU"/>
+              </w:rPr>
+              <w:t>.</w:t>
             </w:r>
           </w:p>
           <w:p>
@@ -141,7 +150,25 @@
                 <w:szCs w:val="16"/>
                 <w:lang w:val="ru-RU"/>
               </w:rPr>
-              <w:t xml:space="preserve">Данный список составлен на основе открытых и доступных на </w:t>
+              <w:t xml:space="preserve">Данный список составлен на основе открытых и доступных </w:t>
+            </w:r>
+            <w:r>
+              <w:rPr>
+                <w:rFonts w:ascii="Arial" w:hAnsi="Arial" w:cs="Arial"/>
+                <w:sz w:val="16"/>
+                <w:szCs w:val="16"/>
+                <w:lang w:val="ru-RU"/>
+              </w:rPr>
+              <w:t>в</w:t>
+            </w:r>
+            <w:r>
+              <w:rPr>
+                <w:rFonts w:ascii="Arial" w:hAnsi="Arial" w:cs="Arial"/>
+                <w:sz w:val="16"/>
+                <w:szCs w:val="16"/>
+                <w:lang w:val="ru-RU"/>
+              </w:rPr>
+              <w:t xml:space="preserve"> </w:t>
             </w:r>
             <w:r>
               <w:rPr>
@@ -252,17 +279,15 @@
               </w:rPr>
               <w:t xml:space="preserve"> которые составляют 0,002% от общего числа </w:t>
             </w:r>
-            <w:proofErr w:type="gramStart"/>
-            <w:r>
-              <w:rPr>
-                <w:rFonts w:ascii="Arial" w:hAnsi="Arial" w:cs="Arial"/>
-                <w:sz w:val="16"/>
-                <w:szCs w:val="16"/>
-                <w:lang w:val="ru-RU"/>
-              </w:rPr>
-              <w:t>грузин</w:t>
-            </w:r>
-            <w:proofErr w:type="gramEnd"/>
+            <w:r>
+              <w:rPr>
+                <w:rFonts w:ascii="Arial" w:hAnsi="Arial" w:cs="Arial"/>
+                <w:sz w:val="16"/>
+                <w:szCs w:val="16"/>
+                <w:lang w:val="ru-RU"/>
+              </w:rPr>
+              <w:t>грузин,</w:t>
+            </w:r>
             <w:r>
               <w:rPr>
                 <w:rFonts w:ascii="Arial" w:hAnsi="Arial" w:cs="Arial"/>
@@ -416,7 +441,34 @@
                 <w:szCs w:val="16"/>
                 <w:lang w:val="ru-RU"/>
               </w:rPr>
-              <w:t>19 (48%) – проживали в городах: Тбилиси -12, Москва – 3, Орел, Ленинград, Актюбинск.</w:t>
+              <w:t xml:space="preserve">19 (48%) – проживали в городах: Тбилиси </w:t>
+            </w:r>
+            <w:r>
+              <w:rPr>
+                <w:rFonts w:ascii="Arial" w:hAnsi="Arial" w:cs="Arial"/>
+                <w:sz w:val="16"/>
+                <w:szCs w:val="16"/>
+                <w:lang w:val="ru-RU"/>
+              </w:rPr>
+              <w:t>–</w:t>
+            </w:r>
+            <w:r>
+              <w:rPr>
+                <w:rFonts w:ascii="Arial" w:hAnsi="Arial" w:cs="Arial"/>
+                <w:sz w:val="16"/>
+                <w:szCs w:val="16"/>
+                <w:lang w:val="ru-RU"/>
+              </w:rPr>
+              <w:t xml:space="preserve"> </w:t>
+            </w:r>
+            <w:r>
+              <w:rPr>
+                <w:rFonts w:ascii="Arial" w:hAnsi="Arial" w:cs="Arial"/>
+                <w:sz w:val="16"/>
+                <w:szCs w:val="16"/>
+                <w:lang w:val="ru-RU"/>
+              </w:rPr>
+              <w:t>12, Москва – 3, Орел, Ленинград, Актюбинск.</w:t>
             </w:r>
           </w:p>
           <w:p>
@@ -681,7 +733,7 @@
                 <w:szCs w:val="16"/>
                 <w:lang w:val="ru-RU"/>
               </w:rPr>
-              <w:t>ж</w:t>
+              <w:t>,</w:t>
             </w:r>
             <w:r>
               <w:rPr>
@@ -718,22 +770,11 @@
             <w:r>
               <w:rPr>
                 <w:rFonts w:ascii="Arial" w:hAnsi="Arial" w:cs="Arial"/>
-                <w:b/>
-                <w:bCs/>
-                <w:sz w:val="16"/>
-                <w:szCs w:val="16"/>
-                <w:lang w:val="ru-RU"/>
-              </w:rPr>
-              <w:t>с</w:t>
-            </w:r>
-            <w:r>
-              <w:rPr>
-                <w:rFonts w:ascii="Arial" w:hAnsi="Arial" w:cs="Arial"/>
-                <w:sz w:val="16"/>
-                <w:szCs w:val="16"/>
-                <w:lang w:val="ru-RU"/>
-              </w:rPr>
-              <w:t>реднее: высшее – 13; среднее</w:t>
+                <w:sz w:val="16"/>
+                <w:szCs w:val="16"/>
+                <w:lang w:val="ru-RU"/>
+              </w:rPr>
+              <w:t>высшее – 13; среднее</w:t>
             </w:r>
             <w:r>
               <w:rPr>
@@ -812,6 +853,7 @@
                 <w:rFonts w:ascii="Arial" w:hAnsi="Arial" w:cs="Arial"/>
                 <w:sz w:val="16"/>
                 <w:szCs w:val="16"/>
+                <w:lang w:val="ru-RU"/>
               </w:rPr>
             </w:pPr>
             <w:r>
@@ -842,6 +884,7 @@
       <w:pPr>
         <w:pStyle w:val="BodyText"/>
         <w:rPr>
+          <w:rFonts w:hint="eastAsia"/>
           <w:sz w:val="18"/>
           <w:szCs w:val="18"/>
           <w:lang w:val="ru-RU"/>
@@ -967,7 +1010,7 @@
             <v:path o:extrusionok="f" gradientshapeok="t" o:connecttype="rect"/>
             <o:lock v:ext="edit" aspectratio="t"/>
           </v:shapetype>
-          <v:shape id="_x0000_i1029" type="#_x0000_t75" style="width:243.6pt;height:150pt;mso-left-percent:-10001;mso-top-percent:-10001;mso-position-horizontal:absolute;mso-position-horizontal-relative:char;mso-position-vertical:absolute;mso-position-vertical-relative:line;mso-left-percent:-10001;mso-top-percent:-10001">
+          <v:shape id="_x0000_i1025" type="#_x0000_t75" style="width:243.6pt;height:150pt;mso-left-percent:-10001;mso-top-percent:-10001;mso-position-horizontal:absolute;mso-position-horizontal-relative:char;mso-position-vertical:absolute;mso-position-vertical-relative:line;mso-left-percent:-10001;mso-top-percent:-10001">
             <v:imagedata r:id="rId5" o:title=""/>
           </v:shape>
         </w:pict>
@@ -1073,6 +1116,7 @@
         <w:pStyle w:val="BodyText"/>
         <w:jc w:val="center"/>
         <w:rPr>
+          <w:rFonts w:hint="eastAsia"/>
           <w:sz w:val="18"/>
           <w:szCs w:val="18"/>
         </w:rPr>
@@ -1084,7 +1128,7 @@
           <w:lang w:val="ru-RU"/>
         </w:rPr>
         <w:pict w14:anchorId="2D46CDF2">
-          <v:shape id="_x0000_i1030" type="#_x0000_t75" style="width:326.4pt;height:221.4pt;mso-left-percent:-10001;mso-top-percent:-10001;mso-position-horizontal:absolute;mso-position-horizontal-relative:char;mso-position-vertical:absolute;mso-position-vertical-relative:line;mso-left-percent:-10001;mso-top-percent:-10001">
+          <v:shape id="_x0000_i1026" type="#_x0000_t75" style="width:326.4pt;height:221.4pt;mso-left-percent:-10001;mso-top-percent:-10001;mso-position-horizontal:absolute;mso-position-horizontal-relative:char;mso-position-vertical:absolute;mso-position-vertical-relative:line;mso-left-percent:-10001;mso-top-percent:-10001">
             <v:imagedata r:id="rId6" o:title=""/>
           </v:shape>
         </w:pict>
@@ -6563,430 +6607,11 @@
               </w:rPr>
               <w:t xml:space="preserve"> Грузии</w:t>
             </w:r>
-          </w:p>
-        </w:tc>
-      </w:tr>
-      <w:tr>
-        <w:tc>
-          <w:tcPr>
-            <w:tcW w:w="10994" w:type="dxa"/>
-            <w:tcBorders>
-              <w:left w:val="double" w:sz="1" w:space="0" w:color="808080"/>
-              <w:bottom w:val="double" w:sz="1" w:space="0" w:color="808080"/>
-              <w:right w:val="double" w:sz="2" w:space="0" w:color="808080"/>
-            </w:tcBorders>
-            <w:shd w:val="clear" w:color="auto" w:fill="auto"/>
-            <w:vAlign w:val="center"/>
-          </w:tcPr>
-          <w:p>
-            <w:pPr>
-              <w:pStyle w:val="BodyText"/>
-              <w:pBdr>
-                <w:top w:val="none" w:sz="0" w:space="0" w:color="000000"/>
-                <w:left w:val="none" w:sz="0" w:space="0" w:color="000000"/>
-                <w:bottom w:val="none" w:sz="0" w:space="0" w:color="000000"/>
-                <w:right w:val="none" w:sz="0" w:space="0" w:color="000000"/>
-              </w:pBdr>
-              <w:snapToGrid w:val="0"/>
-              <w:spacing w:after="0" w:line="240" w:lineRule="auto"/>
-              <w:rPr>
-                <w:rFonts w:ascii="Arial" w:hAnsi="Arial" w:cs="Arial"/>
-                <w:sz w:val="16"/>
-                <w:szCs w:val="16"/>
-                <w:lang w:val="ru-RU"/>
-              </w:rPr>
-            </w:pPr>
-            <w:proofErr w:type="spellStart"/>
-            <w:r>
-              <w:rPr>
-                <w:rFonts w:ascii="Arial" w:hAnsi="Arial" w:cs="Arial"/>
-                <w:b/>
-                <w:bCs/>
-                <w:sz w:val="16"/>
-                <w:szCs w:val="16"/>
-                <w:lang w:val="ru-RU"/>
-              </w:rPr>
-              <w:t>Джандиери</w:t>
-            </w:r>
-            <w:proofErr w:type="spellEnd"/>
-            <w:r>
-              <w:rPr>
-                <w:rFonts w:ascii="Arial" w:hAnsi="Arial" w:cs="Arial"/>
-                <w:b/>
-                <w:bCs/>
-                <w:sz w:val="16"/>
-                <w:szCs w:val="16"/>
-                <w:lang w:val="ru-RU"/>
-              </w:rPr>
-              <w:t xml:space="preserve"> Тамара Георгиевна</w:t>
-            </w:r>
-            <w:r>
-              <w:rPr>
-                <w:rFonts w:ascii="Arial" w:hAnsi="Arial" w:cs="Arial"/>
-                <w:b/>
-                <w:bCs/>
-                <w:sz w:val="16"/>
-                <w:szCs w:val="16"/>
-                <w:lang w:val="ru-RU"/>
-              </w:rPr>
-              <w:t xml:space="preserve"> </w:t>
-            </w:r>
-            <w:r>
-              <w:rPr>
-                <w:rFonts w:ascii="Arial" w:hAnsi="Arial" w:cs="Arial"/>
-                <w:b/>
-                <w:bCs/>
-                <w:sz w:val="16"/>
-                <w:szCs w:val="16"/>
-                <w:lang w:val="ru-RU"/>
-              </w:rPr>
-              <w:t>37 лет</w:t>
-            </w:r>
-            <w:r>
-              <w:rPr>
-                <w:rFonts w:ascii="Arial" w:hAnsi="Arial" w:cs="Arial"/>
-                <w:b/>
-                <w:bCs/>
-                <w:sz w:val="16"/>
-                <w:szCs w:val="16"/>
-                <w:lang w:val="ru-RU"/>
-              </w:rPr>
-              <w:t xml:space="preserve"> </w:t>
-            </w:r>
-          </w:p>
-          <w:p>
-            <w:pPr>
-              <w:pStyle w:val="BodyText"/>
-              <w:pBdr>
-                <w:top w:val="none" w:sz="0" w:space="0" w:color="000000"/>
-                <w:left w:val="none" w:sz="0" w:space="0" w:color="000000"/>
-                <w:bottom w:val="none" w:sz="0" w:space="0" w:color="000000"/>
-                <w:right w:val="none" w:sz="0" w:space="0" w:color="000000"/>
-              </w:pBdr>
-              <w:snapToGrid w:val="0"/>
-              <w:spacing w:after="0" w:line="240" w:lineRule="auto"/>
-              <w:rPr>
-                <w:rFonts w:ascii="Arial" w:hAnsi="Arial" w:cs="Arial"/>
-                <w:sz w:val="16"/>
-                <w:szCs w:val="16"/>
-                <w:lang w:val="ru-RU"/>
-              </w:rPr>
-            </w:pPr>
-            <w:r>
-              <w:rPr>
-                <w:rFonts w:ascii="Arial" w:hAnsi="Arial" w:cs="Arial"/>
-                <w:bCs/>
-                <w:sz w:val="16"/>
-                <w:szCs w:val="16"/>
-                <w:lang w:val="ru-RU"/>
-              </w:rPr>
-              <w:t xml:space="preserve">1900 г.р., </w:t>
-            </w:r>
-            <w:proofErr w:type="spellStart"/>
-            <w:r>
-              <w:rPr>
-                <w:rFonts w:ascii="Arial" w:hAnsi="Arial" w:cs="Arial"/>
-                <w:bCs/>
-                <w:sz w:val="16"/>
-                <w:szCs w:val="16"/>
-                <w:lang w:val="ru-RU"/>
-              </w:rPr>
-              <w:t>м.р</w:t>
-            </w:r>
-            <w:proofErr w:type="spellEnd"/>
-            <w:r>
-              <w:rPr>
-                <w:rFonts w:ascii="Arial" w:hAnsi="Arial" w:cs="Arial"/>
-                <w:bCs/>
-                <w:sz w:val="16"/>
-                <w:szCs w:val="16"/>
-                <w:lang w:val="ru-RU"/>
-              </w:rPr>
-              <w:t>.: Горийский р-н, с. Гора, грузинка, образование: высшее, б</w:t>
-            </w:r>
-            <w:r>
-              <w:rPr>
-                <w:rFonts w:ascii="Arial" w:hAnsi="Arial" w:cs="Arial"/>
-                <w:bCs/>
-                <w:sz w:val="16"/>
-                <w:szCs w:val="16"/>
-                <w:lang w:val="ru-RU"/>
-              </w:rPr>
-              <w:t>/п</w:t>
-            </w:r>
-            <w:r>
-              <w:rPr>
-                <w:rFonts w:ascii="Arial" w:hAnsi="Arial" w:cs="Arial"/>
-                <w:bCs/>
-                <w:sz w:val="16"/>
-                <w:szCs w:val="16"/>
-                <w:lang w:val="ru-RU"/>
-              </w:rPr>
-              <w:t xml:space="preserve">, </w:t>
-            </w:r>
-            <w:r>
-              <w:rPr>
-                <w:rFonts w:ascii="Arial" w:hAnsi="Arial" w:cs="Arial"/>
-                <w:sz w:val="16"/>
-                <w:szCs w:val="16"/>
-                <w:lang w:val="ru-RU"/>
-              </w:rPr>
-              <w:t xml:space="preserve">заведующая Микробиологическим сектором Тбилисского филиала Всесоюзного научно-исследовательского института холодильной промышленности. По специальности – агроном-микробиолог, </w:t>
-            </w:r>
-            <w:r>
-              <w:rPr>
-                <w:rFonts w:ascii="Arial" w:hAnsi="Arial" w:cs="Arial"/>
-                <w:sz w:val="16"/>
-                <w:szCs w:val="16"/>
-                <w:lang w:val="ru-RU"/>
-              </w:rPr>
-              <w:t>прожив.:</w:t>
-            </w:r>
-            <w:r>
-              <w:rPr>
-                <w:rFonts w:ascii="Arial" w:hAnsi="Arial" w:cs="Arial"/>
-                <w:sz w:val="16"/>
-                <w:szCs w:val="16"/>
-                <w:lang w:val="ru-RU"/>
-              </w:rPr>
-              <w:t xml:space="preserve"> г. Тбилиси, ул. Мясникова №113.</w:t>
-            </w:r>
-            <w:r>
-              <w:rPr>
-                <w:rFonts w:ascii="Arial" w:hAnsi="Arial" w:cs="Arial"/>
-                <w:sz w:val="16"/>
-                <w:szCs w:val="16"/>
-                <w:lang w:val="ru-RU"/>
-              </w:rPr>
-              <w:t xml:space="preserve"> </w:t>
-            </w:r>
-            <w:r>
-              <w:rPr>
-                <w:rFonts w:ascii="Arial" w:hAnsi="Arial" w:cs="Arial"/>
-                <w:sz w:val="16"/>
-                <w:szCs w:val="16"/>
-                <w:lang w:val="ru-RU"/>
-              </w:rPr>
-              <w:t xml:space="preserve">Арестована 4-й отдел УГБ НКВД ГССР 14.06.1937 следователь: </w:t>
-            </w:r>
-            <w:proofErr w:type="spellStart"/>
-            <w:r>
-              <w:rPr>
-                <w:rFonts w:ascii="Arial" w:hAnsi="Arial" w:cs="Arial"/>
-                <w:sz w:val="16"/>
-                <w:szCs w:val="16"/>
-                <w:lang w:val="ru-RU"/>
-              </w:rPr>
-              <w:t>Кадагишвили</w:t>
-            </w:r>
-            <w:proofErr w:type="spellEnd"/>
-            <w:r>
-              <w:rPr>
-                <w:rFonts w:ascii="Arial" w:hAnsi="Arial" w:cs="Arial"/>
-                <w:sz w:val="16"/>
-                <w:szCs w:val="16"/>
-                <w:lang w:val="ru-RU"/>
-              </w:rPr>
-              <w:t xml:space="preserve">. Обвинение: 17-58-8, </w:t>
-            </w:r>
-            <w:proofErr w:type="gramStart"/>
-            <w:r>
-              <w:rPr>
-                <w:rFonts w:ascii="Arial" w:hAnsi="Arial" w:cs="Arial"/>
-                <w:sz w:val="16"/>
-                <w:szCs w:val="16"/>
-                <w:lang w:val="ru-RU"/>
-              </w:rPr>
-              <w:t>58-7</w:t>
-            </w:r>
-            <w:proofErr w:type="gramEnd"/>
-            <w:r>
-              <w:rPr>
-                <w:rFonts w:ascii="Arial" w:hAnsi="Arial" w:cs="Arial"/>
-                <w:sz w:val="16"/>
-                <w:szCs w:val="16"/>
-                <w:lang w:val="ru-RU"/>
-              </w:rPr>
-              <w:t xml:space="preserve">, </w:t>
-            </w:r>
-            <w:proofErr w:type="gramStart"/>
-            <w:r>
-              <w:rPr>
-                <w:rFonts w:ascii="Arial" w:hAnsi="Arial" w:cs="Arial"/>
-                <w:sz w:val="16"/>
-                <w:szCs w:val="16"/>
-                <w:lang w:val="ru-RU"/>
-              </w:rPr>
-              <w:t>58-11</w:t>
-            </w:r>
-            <w:proofErr w:type="gramEnd"/>
-            <w:r>
-              <w:rPr>
-                <w:rFonts w:ascii="Arial" w:hAnsi="Arial" w:cs="Arial"/>
-                <w:sz w:val="16"/>
-                <w:szCs w:val="16"/>
-                <w:lang w:val="ru-RU"/>
-              </w:rPr>
-              <w:t xml:space="preserve"> УК ГССР. Приговор: ВК ВС СССР (состав: </w:t>
-            </w:r>
-            <w:proofErr w:type="spellStart"/>
-            <w:r>
-              <w:rPr>
-                <w:rFonts w:ascii="Arial" w:hAnsi="Arial" w:cs="Arial"/>
-                <w:sz w:val="16"/>
-                <w:szCs w:val="16"/>
-                <w:lang w:val="ru-RU"/>
-              </w:rPr>
-              <w:t>Матулевич</w:t>
-            </w:r>
-            <w:proofErr w:type="spellEnd"/>
-            <w:r>
-              <w:rPr>
-                <w:rFonts w:ascii="Arial" w:hAnsi="Arial" w:cs="Arial"/>
-                <w:sz w:val="16"/>
-                <w:szCs w:val="16"/>
-                <w:lang w:val="ru-RU"/>
-              </w:rPr>
-              <w:t xml:space="preserve">, </w:t>
-            </w:r>
-            <w:proofErr w:type="spellStart"/>
-            <w:r>
-              <w:rPr>
-                <w:rFonts w:ascii="Arial" w:hAnsi="Arial" w:cs="Arial"/>
-                <w:sz w:val="16"/>
-                <w:szCs w:val="16"/>
-                <w:lang w:val="ru-RU"/>
-              </w:rPr>
-              <w:t>Зарянов</w:t>
-            </w:r>
-            <w:proofErr w:type="spellEnd"/>
-            <w:r>
-              <w:rPr>
-                <w:rFonts w:ascii="Arial" w:hAnsi="Arial" w:cs="Arial"/>
-                <w:sz w:val="16"/>
-                <w:szCs w:val="16"/>
-                <w:lang w:val="ru-RU"/>
-              </w:rPr>
-              <w:t xml:space="preserve">, </w:t>
-            </w:r>
-            <w:proofErr w:type="spellStart"/>
-            <w:r>
-              <w:rPr>
-                <w:rFonts w:ascii="Arial" w:hAnsi="Arial" w:cs="Arial"/>
-                <w:sz w:val="16"/>
-                <w:szCs w:val="16"/>
-                <w:lang w:val="ru-RU"/>
-              </w:rPr>
-              <w:t>Жигур</w:t>
-            </w:r>
-            <w:proofErr w:type="spellEnd"/>
-            <w:r>
-              <w:rPr>
-                <w:rFonts w:ascii="Arial" w:hAnsi="Arial" w:cs="Arial"/>
-                <w:sz w:val="16"/>
-                <w:szCs w:val="16"/>
-                <w:lang w:val="ru-RU"/>
-              </w:rPr>
-              <w:t>, Костюшко), 13.09.1937</w:t>
-            </w:r>
-            <w:r>
-              <w:rPr>
-                <w:rFonts w:ascii="Arial" w:hAnsi="Arial" w:cs="Arial"/>
-                <w:sz w:val="16"/>
-                <w:szCs w:val="16"/>
-                <w:lang w:val="ru-RU"/>
-              </w:rPr>
-              <w:t xml:space="preserve"> – </w:t>
-            </w:r>
-            <w:r>
-              <w:rPr>
-                <w:rFonts w:ascii="Arial" w:hAnsi="Arial" w:cs="Arial"/>
-                <w:sz w:val="16"/>
-                <w:szCs w:val="16"/>
-                <w:lang w:val="ru-RU"/>
-              </w:rPr>
-              <w:t>ВМН. Расстреляна 14.09.1937. Реабилитация: ВК ВС СССР, 18.04.1957</w:t>
-            </w:r>
-            <w:r>
-              <w:rPr>
-                <w:rFonts w:ascii="Arial" w:hAnsi="Arial" w:cs="Arial"/>
-                <w:sz w:val="16"/>
-                <w:szCs w:val="16"/>
-                <w:lang w:val="ru-RU"/>
-              </w:rPr>
-              <w:t xml:space="preserve"> – </w:t>
-            </w:r>
-            <w:r>
-              <w:rPr>
-                <w:rFonts w:ascii="Arial" w:hAnsi="Arial" w:cs="Arial"/>
-                <w:sz w:val="16"/>
-                <w:szCs w:val="16"/>
-                <w:lang w:val="ru-RU"/>
-              </w:rPr>
-              <w:t xml:space="preserve">за отсутствием состава преступления. </w:t>
-            </w:r>
-            <w:r>
-              <w:rPr>
-                <w:rFonts w:ascii="Arial" w:hAnsi="Arial" w:cs="Arial"/>
-                <w:sz w:val="16"/>
-                <w:szCs w:val="16"/>
-                <w:lang w:val="ru-RU"/>
-              </w:rPr>
-              <w:t xml:space="preserve">Архивное дело: </w:t>
-            </w:r>
-            <w:r>
-              <w:rPr>
-                <w:rFonts w:ascii="Arial" w:hAnsi="Arial" w:cs="Arial"/>
-                <w:sz w:val="16"/>
-                <w:szCs w:val="16"/>
-                <w:lang w:val="ru-RU"/>
-              </w:rPr>
-              <w:t>44952</w:t>
-            </w:r>
-          </w:p>
-          <w:p>
-            <w:pPr>
-              <w:pStyle w:val="BodyText"/>
-              <w:pBdr>
-                <w:top w:val="none" w:sz="0" w:space="0" w:color="000000"/>
-                <w:left w:val="none" w:sz="0" w:space="0" w:color="000000"/>
-                <w:bottom w:val="none" w:sz="0" w:space="0" w:color="000000"/>
-                <w:right w:val="none" w:sz="0" w:space="0" w:color="000000"/>
-              </w:pBdr>
-              <w:spacing w:after="0" w:line="240" w:lineRule="auto"/>
-              <w:ind w:right="60"/>
-              <w:rPr>
-                <w:rFonts w:ascii="Arial" w:hAnsi="Arial" w:cs="Arial"/>
-                <w:b/>
-                <w:sz w:val="16"/>
-                <w:szCs w:val="16"/>
-                <w:lang w:val="ru-RU"/>
-              </w:rPr>
-            </w:pPr>
-            <w:r>
-              <w:rPr>
-                <w:rFonts w:ascii="Arial" w:hAnsi="Arial" w:cs="Arial"/>
-                <w:b/>
-                <w:sz w:val="16"/>
-                <w:szCs w:val="16"/>
-                <w:lang w:val="ru-RU"/>
-              </w:rPr>
-              <w:t>Источник:</w:t>
-            </w:r>
-            <w:r>
-              <w:rPr>
-                <w:rFonts w:ascii="Arial" w:hAnsi="Arial" w:cs="Arial"/>
-                <w:b/>
-                <w:sz w:val="16"/>
-                <w:szCs w:val="16"/>
-                <w:lang w:val="ru-RU"/>
-              </w:rPr>
-              <w:t xml:space="preserve"> Сталинские списки по Грузии</w:t>
-            </w:r>
-            <w:r>
-              <w:rPr>
-                <w:rFonts w:ascii="Arial" w:hAnsi="Arial" w:cs="Arial"/>
-                <w:b/>
+            <w:r>
+              <w:rPr>
+                <w:rFonts w:ascii="Arial" w:hAnsi="Arial" w:cs="Arial"/>
+                <w:b/>
+                <w:bCs/>
                 <w:sz w:val="16"/>
                 <w:szCs w:val="16"/>
                 <w:lang w:val="ru-RU"/>
@@ -6997,13 +6622,14 @@
               <w:rPr>
                 <w:rFonts w:ascii="Arial" w:hAnsi="Arial" w:cs="Arial"/>
                 <w:b/>
-                <w:sz w:val="16"/>
-                <w:szCs w:val="16"/>
-                <w:lang w:val="ru-RU"/>
-              </w:rPr>
-              <w:t xml:space="preserve"> </w:t>
-            </w:r>
-            <w:hyperlink r:id="rId20" w:history="1">
+                <w:bCs/>
+                <w:sz w:val="16"/>
+                <w:szCs w:val="16"/>
+                <w:lang w:val="ru-RU"/>
+              </w:rPr>
+              <w:t xml:space="preserve"> </w:t>
+            </w:r>
+            <w:hyperlink r:id="rId20" w:tgtFrame="_blank" w:history="1">
               <w:r>
                 <w:rPr>
                   <w:rStyle w:val="Hyperlink"/>
@@ -7015,7 +6641,7 @@
                   <w:szCs w:val="16"/>
                   <w:lang w:val="ru-RU"/>
                 </w:rPr>
-                <w:t>Открытый список</w:t>
+                <w:t>Архивная ссылка</w:t>
               </w:r>
             </w:hyperlink>
           </w:p>
@@ -7051,62 +6677,51 @@
                 <w:lang w:val="ru-RU"/>
               </w:rPr>
             </w:pPr>
-            <w:r>
-              <w:rPr>
-                <w:rFonts w:ascii="Arial" w:hAnsi="Arial" w:cs="Arial"/>
-                <w:b/>
-                <w:bCs/>
-                <w:sz w:val="16"/>
-                <w:szCs w:val="16"/>
-                <w:lang w:val="ru-RU"/>
-              </w:rPr>
-              <w:t>Джанелидзе-</w:t>
-            </w:r>
-            <w:proofErr w:type="spellStart"/>
-            <w:r>
-              <w:rPr>
-                <w:rFonts w:ascii="Arial" w:hAnsi="Arial" w:cs="Arial"/>
-                <w:b/>
-                <w:bCs/>
-                <w:sz w:val="16"/>
-                <w:szCs w:val="16"/>
-                <w:lang w:val="ru-RU"/>
-              </w:rPr>
-              <w:t>Бухулейшвили</w:t>
-            </w:r>
-            <w:proofErr w:type="spellEnd"/>
-            <w:r>
-              <w:rPr>
-                <w:rFonts w:ascii="Arial" w:hAnsi="Arial" w:cs="Arial"/>
-                <w:b/>
-                <w:bCs/>
-                <w:sz w:val="16"/>
-                <w:szCs w:val="16"/>
-                <w:lang w:val="ru-RU"/>
-              </w:rPr>
-              <w:t xml:space="preserve"> Нина Давыдовна</w:t>
-            </w:r>
-            <w:r>
-              <w:rPr>
-                <w:rFonts w:ascii="Arial" w:hAnsi="Arial" w:cs="Arial"/>
-                <w:b/>
-                <w:bCs/>
-                <w:sz w:val="16"/>
-                <w:szCs w:val="16"/>
-                <w:lang w:val="ru-RU"/>
-              </w:rPr>
-              <w:t xml:space="preserve"> </w:t>
-            </w:r>
-            <w:r>
-              <w:rPr>
-                <w:rFonts w:ascii="Arial" w:hAnsi="Arial" w:cs="Arial"/>
-                <w:b/>
-                <w:bCs/>
-                <w:sz w:val="16"/>
-                <w:szCs w:val="16"/>
-                <w:lang w:val="ru-RU"/>
-              </w:rPr>
-              <w:t>34 года</w:t>
+            <w:proofErr w:type="spellStart"/>
+            <w:r>
+              <w:rPr>
+                <w:rFonts w:ascii="Arial" w:hAnsi="Arial" w:cs="Arial"/>
+                <w:b/>
+                <w:bCs/>
+                <w:sz w:val="16"/>
+                <w:szCs w:val="16"/>
+                <w:lang w:val="ru-RU"/>
+              </w:rPr>
+              <w:t>Джандиери</w:t>
+            </w:r>
+            <w:proofErr w:type="spellEnd"/>
+            <w:r>
+              <w:rPr>
+                <w:rFonts w:ascii="Arial" w:hAnsi="Arial" w:cs="Arial"/>
+                <w:b/>
+                <w:bCs/>
+                <w:sz w:val="16"/>
+                <w:szCs w:val="16"/>
+                <w:lang w:val="ru-RU"/>
+              </w:rPr>
+              <w:t xml:space="preserve"> Тамара Георгиевна</w:t>
+            </w:r>
+            <w:r>
+              <w:rPr>
+                <w:rFonts w:ascii="Arial" w:hAnsi="Arial" w:cs="Arial"/>
+                <w:b/>
+                <w:bCs/>
+                <w:sz w:val="16"/>
+                <w:szCs w:val="16"/>
+                <w:lang w:val="ru-RU"/>
+              </w:rPr>
+              <w:t xml:space="preserve"> </w:t>
+            </w:r>
+            <w:r>
+              <w:rPr>
+                <w:rFonts w:ascii="Arial" w:hAnsi="Arial" w:cs="Arial"/>
+                <w:b/>
+                <w:bCs/>
+                <w:sz w:val="16"/>
+                <w:szCs w:val="16"/>
+                <w:lang w:val="ru-RU"/>
+              </w:rPr>
+              <w:t>37 лет</w:t>
             </w:r>
             <w:r>
               <w:rPr>
@@ -7146,7 +6761,7 @@
                 <w:szCs w:val="16"/>
                 <w:lang w:val="ru-RU"/>
               </w:rPr>
-              <w:t xml:space="preserve">1904 г.р., </w:t>
+              <w:t xml:space="preserve">1900 г.р., </w:t>
             </w:r>
             <w:proofErr w:type="spellStart"/>
             <w:r>
@@ -7168,16 +6783,36 @@
                 <w:szCs w:val="16"/>
                 <w:lang w:val="ru-RU"/>
               </w:rPr>
-              <w:t xml:space="preserve">.: с. Багдади, из крестьян, образование: высшее, член ВКП(б) с 1927 г., исключена в 1937 г. за к-р работу. </w:t>
-            </w:r>
-            <w:r>
-              <w:rPr>
-                <w:rFonts w:ascii="Arial" w:hAnsi="Arial" w:cs="Arial"/>
-                <w:sz w:val="16"/>
-                <w:szCs w:val="16"/>
-                <w:lang w:val="ru-RU"/>
-              </w:rPr>
-              <w:t xml:space="preserve">инструктор ЦК КП(б) Грузии, </w:t>
+              <w:t>.: Горийский р-н, с. Гора, грузинка, образование: высшее, б</w:t>
+            </w:r>
+            <w:r>
+              <w:rPr>
+                <w:rFonts w:ascii="Arial" w:hAnsi="Arial" w:cs="Arial"/>
+                <w:bCs/>
+                <w:sz w:val="16"/>
+                <w:szCs w:val="16"/>
+                <w:lang w:val="ru-RU"/>
+              </w:rPr>
+              <w:t>/п</w:t>
+            </w:r>
+            <w:r>
+              <w:rPr>
+                <w:rFonts w:ascii="Arial" w:hAnsi="Arial" w:cs="Arial"/>
+                <w:bCs/>
+                <w:sz w:val="16"/>
+                <w:szCs w:val="16"/>
+                <w:lang w:val="ru-RU"/>
+              </w:rPr>
+              <w:t xml:space="preserve">, </w:t>
+            </w:r>
+            <w:r>
+              <w:rPr>
+                <w:rFonts w:ascii="Arial" w:hAnsi="Arial" w:cs="Arial"/>
+                <w:sz w:val="16"/>
+                <w:szCs w:val="16"/>
+                <w:lang w:val="ru-RU"/>
+              </w:rPr>
+              <w:t xml:space="preserve">заведующая Микробиологическим сектором Тбилисского филиала Всесоюзного научно-исследовательского института холодильной промышленности. По специальности – агроном-микробиолог, </w:t>
             </w:r>
             <w:r>
               <w:rPr>
@@ -7195,27 +6830,45 @@
                 <w:szCs w:val="16"/>
                 <w:lang w:val="ru-RU"/>
               </w:rPr>
-              <w:t xml:space="preserve"> г. Тбилиси 4-й отдел УГБ НКВД ГССР. Обвинение: [* «являлась участницей к-р организации правых. Жена активного члена к-р организации правых Джанелидзе Георгия. Не призналась. Изобличается показаниями Енукидзе Е. Е. и </w:t>
-            </w:r>
-            <w:proofErr w:type="spellStart"/>
-            <w:r>
-              <w:rPr>
-                <w:rFonts w:ascii="Arial" w:hAnsi="Arial" w:cs="Arial"/>
-                <w:sz w:val="16"/>
-                <w:szCs w:val="16"/>
-                <w:lang w:val="ru-RU"/>
-              </w:rPr>
-              <w:t>Квицаридзе</w:t>
-            </w:r>
-            <w:proofErr w:type="spellEnd"/>
-            <w:r>
-              <w:rPr>
-                <w:rFonts w:ascii="Arial" w:hAnsi="Arial" w:cs="Arial"/>
-                <w:sz w:val="16"/>
-                <w:szCs w:val="16"/>
-                <w:lang w:val="ru-RU"/>
-              </w:rPr>
-              <w:t xml:space="preserve"> Г. П.</w:t>
+              <w:t xml:space="preserve"> г. Тбилиси, ул. Мясникова №113.</w:t>
+            </w:r>
+            <w:r>
+              <w:rPr>
+                <w:rFonts w:ascii="Arial" w:hAnsi="Arial" w:cs="Arial"/>
+                <w:sz w:val="16"/>
+                <w:szCs w:val="16"/>
+                <w:lang w:val="ru-RU"/>
+              </w:rPr>
+              <w:t xml:space="preserve"> </w:t>
+            </w:r>
+            <w:r>
+              <w:rPr>
+                <w:rFonts w:ascii="Arial" w:hAnsi="Arial" w:cs="Arial"/>
+                <w:sz w:val="16"/>
+                <w:szCs w:val="16"/>
+                <w:lang w:val="ru-RU"/>
+              </w:rPr>
+              <w:t xml:space="preserve">Арестована 4-й отдел УГБ НКВД ГССР 14.06.1937 следователь: </w:t>
+            </w:r>
+            <w:proofErr w:type="spellStart"/>
+            <w:r>
+              <w:rPr>
+                <w:rFonts w:ascii="Arial" w:hAnsi="Arial" w:cs="Arial"/>
+                <w:sz w:val="16"/>
+                <w:szCs w:val="16"/>
+                <w:lang w:val="ru-RU"/>
+              </w:rPr>
+              <w:t>Кадагишвили</w:t>
+            </w:r>
+            <w:proofErr w:type="spellEnd"/>
+            <w:r>
+              <w:rPr>
+                <w:rFonts w:ascii="Arial" w:hAnsi="Arial" w:cs="Arial"/>
+                <w:sz w:val="16"/>
+                <w:szCs w:val="16"/>
+                <w:lang w:val="ru-RU"/>
+              </w:rPr>
+              <w:t xml:space="preserve">. Обвинение: 17-58-8, </w:t>
             </w:r>
             <w:proofErr w:type="gramStart"/>
             <w:r>
@@ -7225,7 +6878,7 @@
                 <w:szCs w:val="16"/>
                 <w:lang w:val="ru-RU"/>
               </w:rPr>
-              <w:t>» ]</w:t>
+              <w:t>58-7</w:t>
             </w:r>
             <w:proofErr w:type="gramEnd"/>
             <w:r>
@@ -7235,27 +6888,87 @@
                 <w:szCs w:val="16"/>
                 <w:lang w:val="ru-RU"/>
               </w:rPr>
-              <w:t xml:space="preserve"> Приговор: тройка при НКВД ГССР (Кобулов, Церетели, </w:t>
-            </w:r>
-            <w:proofErr w:type="spellStart"/>
-            <w:r>
-              <w:rPr>
-                <w:rFonts w:ascii="Arial" w:hAnsi="Arial" w:cs="Arial"/>
-                <w:sz w:val="16"/>
-                <w:szCs w:val="16"/>
-                <w:lang w:val="ru-RU"/>
-              </w:rPr>
-              <w:t>Талахадзе</w:t>
-            </w:r>
-            <w:proofErr w:type="spellEnd"/>
-            <w:r>
-              <w:rPr>
-                <w:rFonts w:ascii="Arial" w:hAnsi="Arial" w:cs="Arial"/>
-                <w:sz w:val="16"/>
-                <w:szCs w:val="16"/>
-                <w:lang w:val="ru-RU"/>
-              </w:rPr>
-              <w:t>, Морозов</w:t>
+              <w:t xml:space="preserve">, </w:t>
+            </w:r>
+            <w:proofErr w:type="gramStart"/>
+            <w:r>
+              <w:rPr>
+                <w:rFonts w:ascii="Arial" w:hAnsi="Arial" w:cs="Arial"/>
+                <w:sz w:val="16"/>
+                <w:szCs w:val="16"/>
+                <w:lang w:val="ru-RU"/>
+              </w:rPr>
+              <w:t>58-11</w:t>
+            </w:r>
+            <w:proofErr w:type="gramEnd"/>
+            <w:r>
+              <w:rPr>
+                <w:rFonts w:ascii="Arial" w:hAnsi="Arial" w:cs="Arial"/>
+                <w:sz w:val="16"/>
+                <w:szCs w:val="16"/>
+                <w:lang w:val="ru-RU"/>
+              </w:rPr>
+              <w:t xml:space="preserve"> УК ГССР. Приговор: ВК ВС СССР (состав: </w:t>
+            </w:r>
+            <w:proofErr w:type="spellStart"/>
+            <w:r>
+              <w:rPr>
+                <w:rFonts w:ascii="Arial" w:hAnsi="Arial" w:cs="Arial"/>
+                <w:sz w:val="16"/>
+                <w:szCs w:val="16"/>
+                <w:lang w:val="ru-RU"/>
+              </w:rPr>
+              <w:t>Матулевич</w:t>
+            </w:r>
+            <w:proofErr w:type="spellEnd"/>
+            <w:r>
+              <w:rPr>
+                <w:rFonts w:ascii="Arial" w:hAnsi="Arial" w:cs="Arial"/>
+                <w:sz w:val="16"/>
+                <w:szCs w:val="16"/>
+                <w:lang w:val="ru-RU"/>
+              </w:rPr>
+              <w:t xml:space="preserve">, </w:t>
+            </w:r>
+            <w:proofErr w:type="spellStart"/>
+            <w:r>
+              <w:rPr>
+                <w:rFonts w:ascii="Arial" w:hAnsi="Arial" w:cs="Arial"/>
+                <w:sz w:val="16"/>
+                <w:szCs w:val="16"/>
+                <w:lang w:val="ru-RU"/>
+              </w:rPr>
+              <w:t>Зарянов</w:t>
+            </w:r>
+            <w:proofErr w:type="spellEnd"/>
+            <w:r>
+              <w:rPr>
+                <w:rFonts w:ascii="Arial" w:hAnsi="Arial" w:cs="Arial"/>
+                <w:sz w:val="16"/>
+                <w:szCs w:val="16"/>
+                <w:lang w:val="ru-RU"/>
+              </w:rPr>
+              <w:t xml:space="preserve">, </w:t>
+            </w:r>
+            <w:proofErr w:type="spellStart"/>
+            <w:r>
+              <w:rPr>
+                <w:rFonts w:ascii="Arial" w:hAnsi="Arial" w:cs="Arial"/>
+                <w:sz w:val="16"/>
+                <w:szCs w:val="16"/>
+                <w:lang w:val="ru-RU"/>
+              </w:rPr>
+              <w:t>Жигур</w:t>
+            </w:r>
+            <w:proofErr w:type="spellEnd"/>
+            <w:r>
+              <w:rPr>
+                <w:rFonts w:ascii="Arial" w:hAnsi="Arial" w:cs="Arial"/>
+                <w:sz w:val="16"/>
+                <w:szCs w:val="16"/>
+                <w:lang w:val="ru-RU"/>
+              </w:rPr>
+              <w:t>, Костюшко), 13.09.1937</w:t>
             </w:r>
             <w:r>
               <w:rPr>
@@ -7273,7 +6986,7 @@
                 <w:szCs w:val="16"/>
                 <w:lang w:val="ru-RU"/>
               </w:rPr>
-              <w:t>докладчик Ковальчук), 17.01.1938</w:t>
+              <w:t>ВМН. Расстреляна 14.09.1937. Реабилитация: ВК ВС СССР, 18.04.1957</w:t>
             </w:r>
             <w:r>
               <w:rPr>
@@ -7291,71 +7004,25 @@
                 <w:szCs w:val="16"/>
                 <w:lang w:val="ru-RU"/>
               </w:rPr>
-              <w:t>ВМН с конфискацией личного имущества. Расстреляна 20.01.1938</w:t>
-            </w:r>
-            <w:r>
-              <w:rPr>
-                <w:rFonts w:ascii="Arial" w:hAnsi="Arial" w:cs="Arial"/>
-                <w:sz w:val="16"/>
-                <w:szCs w:val="16"/>
-                <w:lang w:val="ru-RU"/>
-              </w:rPr>
-              <w:t xml:space="preserve">. (Примечание: ее </w:t>
-            </w:r>
-            <w:r>
-              <w:rPr>
-                <w:rFonts w:ascii="Arial" w:hAnsi="Arial" w:cs="Arial"/>
-                <w:sz w:val="16"/>
-                <w:szCs w:val="16"/>
-                <w:lang w:val="ru-RU"/>
-              </w:rPr>
-              <w:t xml:space="preserve">муж Джанелидзе Георгий </w:t>
-            </w:r>
-            <w:proofErr w:type="spellStart"/>
-            <w:r>
-              <w:rPr>
-                <w:rFonts w:ascii="Arial" w:hAnsi="Arial" w:cs="Arial"/>
-                <w:sz w:val="16"/>
-                <w:szCs w:val="16"/>
-                <w:lang w:val="ru-RU"/>
-              </w:rPr>
-              <w:t>Барнабович</w:t>
-            </w:r>
-            <w:proofErr w:type="spellEnd"/>
-            <w:r>
-              <w:rPr>
-                <w:rFonts w:ascii="Arial" w:hAnsi="Arial" w:cs="Arial"/>
-                <w:sz w:val="16"/>
-                <w:szCs w:val="16"/>
-                <w:lang w:val="ru-RU"/>
-              </w:rPr>
-              <w:t xml:space="preserve"> -36лет, расстрелян 10 ноября 1937</w:t>
-            </w:r>
-            <w:r>
-              <w:rPr>
-                <w:rFonts w:ascii="Arial" w:hAnsi="Arial" w:cs="Arial"/>
-                <w:sz w:val="16"/>
-                <w:szCs w:val="16"/>
-              </w:rPr>
-              <w:t> </w:t>
-            </w:r>
-            <w:r>
-              <w:rPr>
-                <w:rFonts w:ascii="Arial" w:hAnsi="Arial" w:cs="Arial"/>
-                <w:sz w:val="16"/>
-                <w:szCs w:val="16"/>
-                <w:lang w:val="ru-RU"/>
-              </w:rPr>
-              <w:t>г.)</w:t>
-            </w:r>
-            <w:r>
-              <w:rPr>
-                <w:rFonts w:ascii="Arial" w:hAnsi="Arial" w:cs="Arial"/>
-                <w:sz w:val="16"/>
-                <w:szCs w:val="16"/>
-                <w:lang w:val="ru-RU"/>
-              </w:rPr>
-              <w:t>. Архивное дело: № 9694</w:t>
+              <w:t xml:space="preserve">за отсутствием состава преступления. </w:t>
+            </w:r>
+            <w:r>
+              <w:rPr>
+                <w:rFonts w:ascii="Arial" w:hAnsi="Arial" w:cs="Arial"/>
+                <w:sz w:val="16"/>
+                <w:szCs w:val="16"/>
+                <w:lang w:val="ru-RU"/>
+              </w:rPr>
+              <w:t xml:space="preserve">Архивное дело: </w:t>
+            </w:r>
+            <w:r>
+              <w:rPr>
+                <w:rFonts w:ascii="Arial" w:hAnsi="Arial" w:cs="Arial"/>
+                <w:sz w:val="16"/>
+                <w:szCs w:val="16"/>
+                <w:lang w:val="ru-RU"/>
+              </w:rPr>
+              <w:t>44952</w:t>
             </w:r>
           </w:p>
           <w:p>
@@ -7367,12 +7034,11 @@
                 <w:bottom w:val="none" w:sz="0" w:space="0" w:color="000000"/>
                 <w:right w:val="none" w:sz="0" w:space="0" w:color="000000"/>
               </w:pBdr>
-              <w:snapToGrid w:val="0"/>
               <w:spacing w:after="0" w:line="240" w:lineRule="auto"/>
-              <w:rPr>
-                <w:rFonts w:ascii="Arial" w:hAnsi="Arial" w:cs="Arial"/>
-                <w:b/>
-                <w:bCs/>
+              <w:ind w:right="60"/>
+              <w:rPr>
+                <w:rFonts w:ascii="Arial" w:hAnsi="Arial" w:cs="Arial"/>
+                <w:b/>
                 <w:sz w:val="16"/>
                 <w:szCs w:val="16"/>
                 <w:lang w:val="ru-RU"/>
@@ -7382,7 +7048,6 @@
               <w:rPr>
                 <w:rFonts w:ascii="Arial" w:hAnsi="Arial" w:cs="Arial"/>
                 <w:b/>
-                <w:bCs/>
                 <w:sz w:val="16"/>
                 <w:szCs w:val="16"/>
                 <w:lang w:val="ru-RU"/>
@@ -7393,7 +7058,6 @@
               <w:rPr>
                 <w:rFonts w:ascii="Arial" w:hAnsi="Arial" w:cs="Arial"/>
                 <w:b/>
-                <w:bCs/>
                 <w:sz w:val="16"/>
                 <w:szCs w:val="16"/>
                 <w:lang w:val="ru-RU"/>
@@ -7404,7 +7068,6 @@
               <w:rPr>
                 <w:rFonts w:ascii="Arial" w:hAnsi="Arial" w:cs="Arial"/>
                 <w:b/>
-                <w:bCs/>
                 <w:sz w:val="16"/>
                 <w:szCs w:val="16"/>
                 <w:lang w:val="ru-RU"/>
@@ -7415,7 +7078,6 @@
               <w:rPr>
                 <w:rFonts w:ascii="Arial" w:hAnsi="Arial" w:cs="Arial"/>
                 <w:b/>
-                <w:bCs/>
                 <w:sz w:val="16"/>
                 <w:szCs w:val="16"/>
                 <w:lang w:val="ru-RU"/>
@@ -7479,53 +7141,53 @@
                 <w:szCs w:val="16"/>
                 <w:lang w:val="ru-RU"/>
               </w:rPr>
-              <w:t>Джугели-</w:t>
-            </w:r>
-            <w:proofErr w:type="spellStart"/>
-            <w:r>
-              <w:rPr>
-                <w:rFonts w:ascii="Arial" w:hAnsi="Arial" w:cs="Arial"/>
-                <w:b/>
-                <w:bCs/>
-                <w:sz w:val="16"/>
-                <w:szCs w:val="16"/>
-                <w:lang w:val="ru-RU"/>
-              </w:rPr>
-              <w:t>Сабахтарашвили</w:t>
-            </w:r>
-            <w:proofErr w:type="spellEnd"/>
-            <w:r>
-              <w:rPr>
-                <w:rFonts w:ascii="Arial" w:hAnsi="Arial" w:cs="Arial"/>
-                <w:b/>
-                <w:bCs/>
-                <w:sz w:val="16"/>
-                <w:szCs w:val="16"/>
-                <w:lang w:val="ru-RU"/>
-              </w:rPr>
-              <w:t xml:space="preserve"> Нина Антонина</w:t>
-            </w:r>
-            <w:r>
-              <w:rPr>
-                <w:rFonts w:ascii="Arial" w:hAnsi="Arial" w:cs="Arial"/>
-                <w:b/>
-                <w:bCs/>
-                <w:sz w:val="16"/>
-                <w:szCs w:val="16"/>
-                <w:lang w:val="ru-RU"/>
-              </w:rPr>
-              <w:t xml:space="preserve"> </w:t>
-            </w:r>
-            <w:r>
-              <w:rPr>
-                <w:rFonts w:ascii="Arial" w:hAnsi="Arial" w:cs="Arial"/>
-                <w:b/>
-                <w:bCs/>
-                <w:sz w:val="16"/>
-                <w:szCs w:val="16"/>
-                <w:lang w:val="ru-RU"/>
-              </w:rPr>
-              <w:t>38 лет</w:t>
+              <w:t>Джанелидзе-</w:t>
+            </w:r>
+            <w:proofErr w:type="spellStart"/>
+            <w:r>
+              <w:rPr>
+                <w:rFonts w:ascii="Arial" w:hAnsi="Arial" w:cs="Arial"/>
+                <w:b/>
+                <w:bCs/>
+                <w:sz w:val="16"/>
+                <w:szCs w:val="16"/>
+                <w:lang w:val="ru-RU"/>
+              </w:rPr>
+              <w:t>Бухулейшвили</w:t>
+            </w:r>
+            <w:proofErr w:type="spellEnd"/>
+            <w:r>
+              <w:rPr>
+                <w:rFonts w:ascii="Arial" w:hAnsi="Arial" w:cs="Arial"/>
+                <w:b/>
+                <w:bCs/>
+                <w:sz w:val="16"/>
+                <w:szCs w:val="16"/>
+                <w:lang w:val="ru-RU"/>
+              </w:rPr>
+              <w:t xml:space="preserve"> Нина Давыдовна</w:t>
+            </w:r>
+            <w:r>
+              <w:rPr>
+                <w:rFonts w:ascii="Arial" w:hAnsi="Arial" w:cs="Arial"/>
+                <w:b/>
+                <w:bCs/>
+                <w:sz w:val="16"/>
+                <w:szCs w:val="16"/>
+                <w:lang w:val="ru-RU"/>
+              </w:rPr>
+              <w:t xml:space="preserve"> </w:t>
+            </w:r>
+            <w:r>
+              <w:rPr>
+                <w:rFonts w:ascii="Arial" w:hAnsi="Arial" w:cs="Arial"/>
+                <w:b/>
+                <w:bCs/>
+                <w:sz w:val="16"/>
+                <w:szCs w:val="16"/>
+                <w:lang w:val="ru-RU"/>
+              </w:rPr>
+              <w:t>34 года</w:t>
             </w:r>
             <w:r>
               <w:rPr>
@@ -7565,7 +7227,7 @@
                 <w:szCs w:val="16"/>
                 <w:lang w:val="ru-RU"/>
               </w:rPr>
-              <w:t xml:space="preserve">1900 г.р., </w:t>
+              <w:t xml:space="preserve">1904 г.р., </w:t>
             </w:r>
             <w:proofErr w:type="spellStart"/>
             <w:r>
@@ -7587,128 +7249,54 @@
                 <w:szCs w:val="16"/>
                 <w:lang w:val="ru-RU"/>
               </w:rPr>
-              <w:t xml:space="preserve">.: </w:t>
-            </w:r>
-            <w:proofErr w:type="spellStart"/>
-            <w:r>
-              <w:rPr>
-                <w:rFonts w:ascii="Arial" w:hAnsi="Arial" w:cs="Arial"/>
-                <w:bCs/>
-                <w:sz w:val="16"/>
-                <w:szCs w:val="16"/>
-                <w:lang w:val="ru-RU"/>
-              </w:rPr>
-              <w:t>Чхороцкуйский</w:t>
-            </w:r>
-            <w:proofErr w:type="spellEnd"/>
-            <w:r>
-              <w:rPr>
-                <w:rFonts w:ascii="Arial" w:hAnsi="Arial" w:cs="Arial"/>
-                <w:bCs/>
-                <w:sz w:val="16"/>
-                <w:szCs w:val="16"/>
-                <w:lang w:val="ru-RU"/>
-              </w:rPr>
-              <w:t xml:space="preserve"> р-н, с. </w:t>
-            </w:r>
-            <w:proofErr w:type="spellStart"/>
-            <w:r>
-              <w:rPr>
-                <w:rFonts w:ascii="Arial" w:hAnsi="Arial" w:cs="Arial"/>
-                <w:bCs/>
-                <w:sz w:val="16"/>
-                <w:szCs w:val="16"/>
-                <w:lang w:val="ru-RU"/>
-              </w:rPr>
-              <w:t>Хабуне</w:t>
-            </w:r>
-            <w:proofErr w:type="spellEnd"/>
-            <w:r>
-              <w:rPr>
-                <w:rFonts w:ascii="Arial" w:hAnsi="Arial" w:cs="Arial"/>
-                <w:bCs/>
-                <w:sz w:val="16"/>
-                <w:szCs w:val="16"/>
-                <w:lang w:val="ru-RU"/>
-              </w:rPr>
-              <w:t xml:space="preserve">, грузинка, дворянка, </w:t>
-            </w:r>
-            <w:r>
-              <w:rPr>
-                <w:rFonts w:ascii="Arial" w:hAnsi="Arial" w:cs="Arial"/>
-                <w:bCs/>
-                <w:sz w:val="16"/>
-                <w:szCs w:val="16"/>
-                <w:lang w:val="ru-RU"/>
-              </w:rPr>
-              <w:t>б/п</w:t>
-            </w:r>
-            <w:r>
-              <w:rPr>
-                <w:rFonts w:ascii="Arial" w:hAnsi="Arial" w:cs="Arial"/>
-                <w:bCs/>
-                <w:sz w:val="16"/>
-                <w:szCs w:val="16"/>
-                <w:lang w:val="ru-RU"/>
-              </w:rPr>
-              <w:t>,</w:t>
-            </w:r>
-            <w:r>
-              <w:rPr>
-                <w:rFonts w:ascii="Arial" w:hAnsi="Arial" w:cs="Arial"/>
-                <w:bCs/>
-                <w:sz w:val="16"/>
-                <w:szCs w:val="16"/>
-                <w:lang w:val="ru-RU"/>
-              </w:rPr>
-              <w:t xml:space="preserve"> </w:t>
-            </w:r>
-            <w:r>
-              <w:rPr>
-                <w:rFonts w:ascii="Arial" w:hAnsi="Arial" w:cs="Arial"/>
-                <w:sz w:val="16"/>
-                <w:szCs w:val="16"/>
-                <w:lang w:val="ru-RU"/>
-              </w:rPr>
-              <w:t>домохозяйка, по образованию фармацевт</w:t>
-            </w:r>
-            <w:r>
-              <w:rPr>
-                <w:rFonts w:ascii="Arial" w:hAnsi="Arial" w:cs="Arial"/>
-                <w:sz w:val="16"/>
-                <w:szCs w:val="16"/>
-                <w:lang w:val="ru-RU"/>
-              </w:rPr>
-              <w:t xml:space="preserve">. </w:t>
-            </w:r>
-            <w:r>
-              <w:rPr>
-                <w:rFonts w:ascii="Arial" w:hAnsi="Arial" w:cs="Arial"/>
-                <w:sz w:val="16"/>
-                <w:szCs w:val="16"/>
-                <w:lang w:val="ru-RU"/>
-              </w:rPr>
-              <w:t xml:space="preserve">Обвинение: [* «материалами следствия изобличается в том, что являлась участником троцкистской организации и по заданию троцкистского центра в Грузии осуществила теракт над бывшим председателем </w:t>
-            </w:r>
-            <w:proofErr w:type="spellStart"/>
-            <w:r>
-              <w:rPr>
-                <w:rFonts w:ascii="Arial" w:hAnsi="Arial" w:cs="Arial"/>
-                <w:sz w:val="16"/>
-                <w:szCs w:val="16"/>
-                <w:lang w:val="ru-RU"/>
-              </w:rPr>
-              <w:t>Тбилсовета</w:t>
-            </w:r>
-            <w:proofErr w:type="spellEnd"/>
-            <w:r>
-              <w:rPr>
-                <w:rFonts w:ascii="Arial" w:hAnsi="Arial" w:cs="Arial"/>
-                <w:sz w:val="16"/>
-                <w:szCs w:val="16"/>
-                <w:lang w:val="ru-RU"/>
-              </w:rPr>
-              <w:t xml:space="preserve"> Джугели Семеном. Созналась.</w:t>
+              <w:t xml:space="preserve">.: с. Багдади, из крестьян, образование: высшее, член ВКП(б) с 1927 г., исключена в 1937 г. за к-р работу. </w:t>
+            </w:r>
+            <w:r>
+              <w:rPr>
+                <w:rFonts w:ascii="Arial" w:hAnsi="Arial" w:cs="Arial"/>
+                <w:sz w:val="16"/>
+                <w:szCs w:val="16"/>
+                <w:lang w:val="ru-RU"/>
+              </w:rPr>
+              <w:t xml:space="preserve">инструктор ЦК КП(б) Грузии, </w:t>
+            </w:r>
+            <w:r>
+              <w:rPr>
+                <w:rFonts w:ascii="Arial" w:hAnsi="Arial" w:cs="Arial"/>
+                <w:sz w:val="16"/>
+                <w:szCs w:val="16"/>
+                <w:lang w:val="ru-RU"/>
+              </w:rPr>
+              <w:t>прожив.:</w:t>
+            </w:r>
+            <w:r>
+              <w:rPr>
+                <w:rFonts w:ascii="Arial" w:hAnsi="Arial" w:cs="Arial"/>
+                <w:sz w:val="16"/>
+                <w:szCs w:val="16"/>
+                <w:lang w:val="ru-RU"/>
+              </w:rPr>
+              <w:t xml:space="preserve"> г. Тбилиси 4-й отдел УГБ НКВД ГССР. Обвинение: [* «являлась участницей к-р организации правых. Жена активного члена к-р организации правых Джанелидзе Георгия. Не призналась. Изобличается показаниями Енукидзе Е. Е. и </w:t>
+            </w:r>
+            <w:proofErr w:type="spellStart"/>
+            <w:r>
+              <w:rPr>
+                <w:rFonts w:ascii="Arial" w:hAnsi="Arial" w:cs="Arial"/>
+                <w:sz w:val="16"/>
+                <w:szCs w:val="16"/>
+                <w:lang w:val="ru-RU"/>
+              </w:rPr>
+              <w:t>Квицаридзе</w:t>
+            </w:r>
+            <w:proofErr w:type="spellEnd"/>
+            <w:r>
+              <w:rPr>
+                <w:rFonts w:ascii="Arial" w:hAnsi="Arial" w:cs="Arial"/>
+                <w:sz w:val="16"/>
+                <w:szCs w:val="16"/>
+                <w:lang w:val="ru-RU"/>
+              </w:rPr>
+              <w:t xml:space="preserve"> Г. П.</w:t>
             </w:r>
             <w:proofErr w:type="gramStart"/>
             <w:r>
@@ -7728,16 +7316,7 @@
                 <w:szCs w:val="16"/>
                 <w:lang w:val="ru-RU"/>
               </w:rPr>
-              <w:t xml:space="preserve"> </w:t>
-            </w:r>
-            <w:r>
-              <w:rPr>
-                <w:rFonts w:ascii="Arial" w:hAnsi="Arial" w:cs="Arial"/>
-                <w:sz w:val="16"/>
-                <w:szCs w:val="16"/>
-                <w:lang w:val="ru-RU"/>
-              </w:rPr>
-              <w:t xml:space="preserve">Приговор: тройка при НКВД ГССР (Гоглидзе, Церетели, </w:t>
+              <w:t xml:space="preserve"> Приговор: тройка при НКВД ГССР (Кобулов, Церетели, </w:t>
             </w:r>
             <w:proofErr w:type="spellStart"/>
             <w:r>
@@ -7775,7 +7354,7 @@
                 <w:szCs w:val="16"/>
                 <w:lang w:val="ru-RU"/>
               </w:rPr>
-              <w:t>докладчик Гарибов), 03.03.1938</w:t>
+              <w:t>докладчик Ковальчук), 17.01.1938</w:t>
             </w:r>
             <w:r>
               <w:rPr>
@@ -7793,25 +7372,71 @@
                 <w:szCs w:val="16"/>
                 <w:lang w:val="ru-RU"/>
               </w:rPr>
-              <w:t xml:space="preserve">ВМН с конфискацией личного имущества. </w:t>
-            </w:r>
-            <w:r>
-              <w:rPr>
-                <w:rFonts w:ascii="Arial" w:hAnsi="Arial" w:cs="Arial"/>
-                <w:sz w:val="16"/>
-                <w:szCs w:val="16"/>
-                <w:lang w:val="ru-RU"/>
-              </w:rPr>
-              <w:t>Расстреляна 04.03.1938</w:t>
-            </w:r>
-            <w:r>
-              <w:rPr>
-                <w:rFonts w:ascii="Arial" w:hAnsi="Arial" w:cs="Arial"/>
-                <w:sz w:val="16"/>
-                <w:szCs w:val="16"/>
-                <w:lang w:val="ru-RU"/>
-              </w:rPr>
-              <w:t>. Архивное дело: № 18703</w:t>
+              <w:t>ВМН с конфискацией личного имущества. Расстреляна 20.01.1938</w:t>
+            </w:r>
+            <w:r>
+              <w:rPr>
+                <w:rFonts w:ascii="Arial" w:hAnsi="Arial" w:cs="Arial"/>
+                <w:sz w:val="16"/>
+                <w:szCs w:val="16"/>
+                <w:lang w:val="ru-RU"/>
+              </w:rPr>
+              <w:t xml:space="preserve">. (Примечание: ее </w:t>
+            </w:r>
+            <w:r>
+              <w:rPr>
+                <w:rFonts w:ascii="Arial" w:hAnsi="Arial" w:cs="Arial"/>
+                <w:sz w:val="16"/>
+                <w:szCs w:val="16"/>
+                <w:lang w:val="ru-RU"/>
+              </w:rPr>
+              <w:t xml:space="preserve">муж Джанелидзе Георгий </w:t>
+            </w:r>
+            <w:proofErr w:type="spellStart"/>
+            <w:r>
+              <w:rPr>
+                <w:rFonts w:ascii="Arial" w:hAnsi="Arial" w:cs="Arial"/>
+                <w:sz w:val="16"/>
+                <w:szCs w:val="16"/>
+                <w:lang w:val="ru-RU"/>
+              </w:rPr>
+              <w:t>Барнабович</w:t>
+            </w:r>
+            <w:proofErr w:type="spellEnd"/>
+            <w:r>
+              <w:rPr>
+                <w:rFonts w:ascii="Arial" w:hAnsi="Arial" w:cs="Arial"/>
+                <w:sz w:val="16"/>
+                <w:szCs w:val="16"/>
+                <w:lang w:val="ru-RU"/>
+              </w:rPr>
+              <w:t xml:space="preserve"> -36лет, расстрелян 10 ноября 1937</w:t>
+            </w:r>
+            <w:r>
+              <w:rPr>
+                <w:rFonts w:ascii="Arial" w:hAnsi="Arial" w:cs="Arial"/>
+                <w:sz w:val="16"/>
+                <w:szCs w:val="16"/>
+              </w:rPr>
+              <w:t> </w:t>
+            </w:r>
+            <w:r>
+              <w:rPr>
+                <w:rFonts w:ascii="Arial" w:hAnsi="Arial" w:cs="Arial"/>
+                <w:sz w:val="16"/>
+                <w:szCs w:val="16"/>
+                <w:lang w:val="ru-RU"/>
+              </w:rPr>
+              <w:t>г.)</w:t>
+            </w:r>
+            <w:r>
+              <w:rPr>
+                <w:rFonts w:ascii="Arial" w:hAnsi="Arial" w:cs="Arial"/>
+                <w:sz w:val="16"/>
+                <w:szCs w:val="16"/>
+                <w:lang w:val="ru-RU"/>
+              </w:rPr>
+              <w:t>. Архивное дело: № 9694</w:t>
             </w:r>
           </w:p>
           <w:p>
@@ -7823,9 +7448,12 @@
                 <w:bottom w:val="none" w:sz="0" w:space="0" w:color="000000"/>
                 <w:right w:val="none" w:sz="0" w:space="0" w:color="000000"/>
               </w:pBdr>
+              <w:snapToGrid w:val="0"/>
               <w:spacing w:after="0" w:line="240" w:lineRule="auto"/>
               <w:rPr>
                 <w:rFonts w:ascii="Arial" w:hAnsi="Arial" w:cs="Arial"/>
+                <w:b/>
+                <w:bCs/>
                 <w:sz w:val="16"/>
                 <w:szCs w:val="16"/>
                 <w:lang w:val="ru-RU"/>
@@ -7835,6 +7463,7 @@
               <w:rPr>
                 <w:rFonts w:ascii="Arial" w:hAnsi="Arial" w:cs="Arial"/>
                 <w:b/>
+                <w:bCs/>
                 <w:sz w:val="16"/>
                 <w:szCs w:val="16"/>
                 <w:lang w:val="ru-RU"/>
@@ -7845,6 +7474,7 @@
               <w:rPr>
                 <w:rFonts w:ascii="Arial" w:hAnsi="Arial" w:cs="Arial"/>
                 <w:b/>
+                <w:bCs/>
                 <w:sz w:val="16"/>
                 <w:szCs w:val="16"/>
                 <w:lang w:val="ru-RU"/>
@@ -7855,6 +7485,7 @@
               <w:rPr>
                 <w:rFonts w:ascii="Arial" w:hAnsi="Arial" w:cs="Arial"/>
                 <w:b/>
+                <w:bCs/>
                 <w:sz w:val="16"/>
                 <w:szCs w:val="16"/>
                 <w:lang w:val="ru-RU"/>
@@ -7865,6 +7496,7 @@
               <w:rPr>
                 <w:rFonts w:ascii="Arial" w:hAnsi="Arial" w:cs="Arial"/>
                 <w:b/>
+                <w:bCs/>
                 <w:sz w:val="16"/>
                 <w:szCs w:val="16"/>
                 <w:lang w:val="ru-RU"/>
@@ -7910,6 +7542,7 @@
                 <w:bottom w:val="none" w:sz="0" w:space="0" w:color="000000"/>
                 <w:right w:val="none" w:sz="0" w:space="0" w:color="000000"/>
               </w:pBdr>
+              <w:snapToGrid w:val="0"/>
               <w:spacing w:after="0" w:line="240" w:lineRule="auto"/>
               <w:rPr>
                 <w:rFonts w:ascii="Arial" w:hAnsi="Arial" w:cs="Arial"/>
@@ -7918,57 +7551,348 @@
                 <w:lang w:val="ru-RU"/>
               </w:rPr>
             </w:pPr>
-            <w:proofErr w:type="spellStart"/>
-            <w:r>
-              <w:rPr>
-                <w:rStyle w:val="Strong"/>
-                <w:rFonts w:ascii="Arial" w:hAnsi="Arial" w:cs="Arial"/>
-                <w:sz w:val="16"/>
-                <w:szCs w:val="16"/>
-                <w:lang w:val="ru-RU"/>
-              </w:rPr>
-              <w:t>Дидидзе</w:t>
-            </w:r>
-            <w:proofErr w:type="spellEnd"/>
-            <w:r>
-              <w:rPr>
-                <w:rStyle w:val="Strong"/>
-                <w:rFonts w:ascii="Arial" w:hAnsi="Arial" w:cs="Arial"/>
-                <w:sz w:val="16"/>
-                <w:szCs w:val="16"/>
-                <w:lang w:val="ru-RU"/>
-              </w:rPr>
-              <w:t xml:space="preserve"> Нина Григорьевна</w:t>
-            </w:r>
-            <w:r>
-              <w:rPr>
-                <w:rStyle w:val="Strong"/>
-                <w:rFonts w:ascii="Arial" w:hAnsi="Arial" w:cs="Arial"/>
-                <w:sz w:val="16"/>
-                <w:szCs w:val="16"/>
-                <w:lang w:val="ru-RU"/>
-              </w:rPr>
-              <w:t xml:space="preserve"> </w:t>
-            </w:r>
-            <w:r>
-              <w:rPr>
-                <w:rStyle w:val="Strong"/>
-                <w:rFonts w:ascii="Arial" w:hAnsi="Arial" w:cs="Arial"/>
-                <w:sz w:val="16"/>
-                <w:szCs w:val="16"/>
-                <w:lang w:val="ru-RU"/>
-              </w:rPr>
-              <w:t>47 лет</w:t>
-            </w:r>
-            <w:r>
-              <w:rPr>
-                <w:rStyle w:val="Strong"/>
-                <w:rFonts w:ascii="Arial" w:hAnsi="Arial" w:cs="Arial"/>
-                <w:sz w:val="16"/>
-                <w:szCs w:val="16"/>
-                <w:lang w:val="ru-RU"/>
-              </w:rPr>
-              <w:t xml:space="preserve"> </w:t>
+            <w:r>
+              <w:rPr>
+                <w:rFonts w:ascii="Arial" w:hAnsi="Arial" w:cs="Arial"/>
+                <w:b/>
+                <w:bCs/>
+                <w:sz w:val="16"/>
+                <w:szCs w:val="16"/>
+                <w:lang w:val="ru-RU"/>
+              </w:rPr>
+              <w:t>Джугели-</w:t>
+            </w:r>
+            <w:proofErr w:type="spellStart"/>
+            <w:r>
+              <w:rPr>
+                <w:rFonts w:ascii="Arial" w:hAnsi="Arial" w:cs="Arial"/>
+                <w:b/>
+                <w:bCs/>
+                <w:sz w:val="16"/>
+                <w:szCs w:val="16"/>
+                <w:lang w:val="ru-RU"/>
+              </w:rPr>
+              <w:t>Сабахтарашвили</w:t>
+            </w:r>
+            <w:proofErr w:type="spellEnd"/>
+            <w:r>
+              <w:rPr>
+                <w:rFonts w:ascii="Arial" w:hAnsi="Arial" w:cs="Arial"/>
+                <w:b/>
+                <w:bCs/>
+                <w:sz w:val="16"/>
+                <w:szCs w:val="16"/>
+                <w:lang w:val="ru-RU"/>
+              </w:rPr>
+              <w:t xml:space="preserve"> Нина Антонина</w:t>
+            </w:r>
+            <w:r>
+              <w:rPr>
+                <w:rFonts w:ascii="Arial" w:hAnsi="Arial" w:cs="Arial"/>
+                <w:b/>
+                <w:bCs/>
+                <w:sz w:val="16"/>
+                <w:szCs w:val="16"/>
+                <w:lang w:val="ru-RU"/>
+              </w:rPr>
+              <w:t xml:space="preserve"> </w:t>
+            </w:r>
+            <w:r>
+              <w:rPr>
+                <w:rFonts w:ascii="Arial" w:hAnsi="Arial" w:cs="Arial"/>
+                <w:b/>
+                <w:bCs/>
+                <w:sz w:val="16"/>
+                <w:szCs w:val="16"/>
+                <w:lang w:val="ru-RU"/>
+              </w:rPr>
+              <w:t>38 лет</w:t>
+            </w:r>
+            <w:r>
+              <w:rPr>
+                <w:rFonts w:ascii="Arial" w:hAnsi="Arial" w:cs="Arial"/>
+                <w:b/>
+                <w:bCs/>
+                <w:sz w:val="16"/>
+                <w:szCs w:val="16"/>
+                <w:lang w:val="ru-RU"/>
+              </w:rPr>
+              <w:t xml:space="preserve"> </w:t>
+            </w:r>
+          </w:p>
+          <w:p>
+            <w:pPr>
+              <w:pStyle w:val="BodyText"/>
+              <w:pBdr>
+                <w:top w:val="none" w:sz="0" w:space="0" w:color="000000"/>
+                <w:left w:val="none" w:sz="0" w:space="0" w:color="000000"/>
+                <w:bottom w:val="none" w:sz="0" w:space="0" w:color="000000"/>
+                <w:right w:val="none" w:sz="0" w:space="0" w:color="000000"/>
+              </w:pBdr>
+              <w:snapToGrid w:val="0"/>
+              <w:spacing w:after="0" w:line="240" w:lineRule="auto"/>
+              <w:rPr>
+                <w:rFonts w:ascii="Arial" w:hAnsi="Arial" w:cs="Arial"/>
+                <w:sz w:val="16"/>
+                <w:szCs w:val="16"/>
+                <w:lang w:val="ru-RU"/>
+              </w:rPr>
+            </w:pPr>
+            <w:r>
+              <w:rPr>
+                <w:rFonts w:ascii="Arial" w:hAnsi="Arial" w:cs="Arial"/>
+                <w:bCs/>
+                <w:sz w:val="16"/>
+                <w:szCs w:val="16"/>
+                <w:lang w:val="ru-RU"/>
+              </w:rPr>
+              <w:t xml:space="preserve">1900 г.р., </w:t>
+            </w:r>
+            <w:proofErr w:type="spellStart"/>
+            <w:r>
+              <w:rPr>
+                <w:rFonts w:ascii="Arial" w:hAnsi="Arial" w:cs="Arial"/>
+                <w:bCs/>
+                <w:sz w:val="16"/>
+                <w:szCs w:val="16"/>
+                <w:lang w:val="ru-RU"/>
+              </w:rPr>
+              <w:t>м.р</w:t>
+            </w:r>
+            <w:proofErr w:type="spellEnd"/>
+            <w:r>
+              <w:rPr>
+                <w:rFonts w:ascii="Arial" w:hAnsi="Arial" w:cs="Arial"/>
+                <w:bCs/>
+                <w:sz w:val="16"/>
+                <w:szCs w:val="16"/>
+                <w:lang w:val="ru-RU"/>
+              </w:rPr>
+              <w:t xml:space="preserve">.: </w:t>
+            </w:r>
+            <w:proofErr w:type="spellStart"/>
+            <w:r>
+              <w:rPr>
+                <w:rFonts w:ascii="Arial" w:hAnsi="Arial" w:cs="Arial"/>
+                <w:bCs/>
+                <w:sz w:val="16"/>
+                <w:szCs w:val="16"/>
+                <w:lang w:val="ru-RU"/>
+              </w:rPr>
+              <w:t>Чхороцкуйский</w:t>
+            </w:r>
+            <w:proofErr w:type="spellEnd"/>
+            <w:r>
+              <w:rPr>
+                <w:rFonts w:ascii="Arial" w:hAnsi="Arial" w:cs="Arial"/>
+                <w:bCs/>
+                <w:sz w:val="16"/>
+                <w:szCs w:val="16"/>
+                <w:lang w:val="ru-RU"/>
+              </w:rPr>
+              <w:t xml:space="preserve"> р-н, с. </w:t>
+            </w:r>
+            <w:proofErr w:type="spellStart"/>
+            <w:r>
+              <w:rPr>
+                <w:rFonts w:ascii="Arial" w:hAnsi="Arial" w:cs="Arial"/>
+                <w:bCs/>
+                <w:sz w:val="16"/>
+                <w:szCs w:val="16"/>
+                <w:lang w:val="ru-RU"/>
+              </w:rPr>
+              <w:t>Хабуне</w:t>
+            </w:r>
+            <w:proofErr w:type="spellEnd"/>
+            <w:r>
+              <w:rPr>
+                <w:rFonts w:ascii="Arial" w:hAnsi="Arial" w:cs="Arial"/>
+                <w:bCs/>
+                <w:sz w:val="16"/>
+                <w:szCs w:val="16"/>
+                <w:lang w:val="ru-RU"/>
+              </w:rPr>
+              <w:t xml:space="preserve">, грузинка, дворянка, </w:t>
+            </w:r>
+            <w:r>
+              <w:rPr>
+                <w:rFonts w:ascii="Arial" w:hAnsi="Arial" w:cs="Arial"/>
+                <w:bCs/>
+                <w:sz w:val="16"/>
+                <w:szCs w:val="16"/>
+                <w:lang w:val="ru-RU"/>
+              </w:rPr>
+              <w:t>б/п</w:t>
+            </w:r>
+            <w:r>
+              <w:rPr>
+                <w:rFonts w:ascii="Arial" w:hAnsi="Arial" w:cs="Arial"/>
+                <w:bCs/>
+                <w:sz w:val="16"/>
+                <w:szCs w:val="16"/>
+                <w:lang w:val="ru-RU"/>
+              </w:rPr>
+              <w:t>,</w:t>
+            </w:r>
+            <w:r>
+              <w:rPr>
+                <w:rFonts w:ascii="Arial" w:hAnsi="Arial" w:cs="Arial"/>
+                <w:bCs/>
+                <w:sz w:val="16"/>
+                <w:szCs w:val="16"/>
+                <w:lang w:val="ru-RU"/>
+              </w:rPr>
+              <w:t xml:space="preserve"> </w:t>
+            </w:r>
+            <w:r>
+              <w:rPr>
+                <w:rFonts w:ascii="Arial" w:hAnsi="Arial" w:cs="Arial"/>
+                <w:sz w:val="16"/>
+                <w:szCs w:val="16"/>
+                <w:lang w:val="ru-RU"/>
+              </w:rPr>
+              <w:t>домохозяйка, по образованию фармацевт</w:t>
+            </w:r>
+            <w:r>
+              <w:rPr>
+                <w:rFonts w:ascii="Arial" w:hAnsi="Arial" w:cs="Arial"/>
+                <w:sz w:val="16"/>
+                <w:szCs w:val="16"/>
+                <w:lang w:val="ru-RU"/>
+              </w:rPr>
+              <w:t xml:space="preserve">. </w:t>
+            </w:r>
+            <w:r>
+              <w:rPr>
+                <w:rFonts w:ascii="Arial" w:hAnsi="Arial" w:cs="Arial"/>
+                <w:sz w:val="16"/>
+                <w:szCs w:val="16"/>
+                <w:lang w:val="ru-RU"/>
+              </w:rPr>
+              <w:t xml:space="preserve">Обвинение: [* «материалами следствия изобличается в том, что являлась участником троцкистской организации и по заданию троцкистского центра в Грузии осуществила теракт над бывшим председателем </w:t>
+            </w:r>
+            <w:proofErr w:type="spellStart"/>
+            <w:r>
+              <w:rPr>
+                <w:rFonts w:ascii="Arial" w:hAnsi="Arial" w:cs="Arial"/>
+                <w:sz w:val="16"/>
+                <w:szCs w:val="16"/>
+                <w:lang w:val="ru-RU"/>
+              </w:rPr>
+              <w:t>Тбилсовета</w:t>
+            </w:r>
+            <w:proofErr w:type="spellEnd"/>
+            <w:r>
+              <w:rPr>
+                <w:rFonts w:ascii="Arial" w:hAnsi="Arial" w:cs="Arial"/>
+                <w:sz w:val="16"/>
+                <w:szCs w:val="16"/>
+                <w:lang w:val="ru-RU"/>
+              </w:rPr>
+              <w:t xml:space="preserve"> Джугели Семеном. Созналась.</w:t>
+            </w:r>
+            <w:proofErr w:type="gramStart"/>
+            <w:r>
+              <w:rPr>
+                <w:rFonts w:ascii="Arial" w:hAnsi="Arial" w:cs="Arial"/>
+                <w:sz w:val="16"/>
+                <w:szCs w:val="16"/>
+                <w:lang w:val="ru-RU"/>
+              </w:rPr>
+              <w:t>» ]</w:t>
+            </w:r>
+            <w:proofErr w:type="gramEnd"/>
+            <w:r>
+              <w:rPr>
+                <w:rFonts w:ascii="Arial" w:hAnsi="Arial" w:cs="Arial"/>
+                <w:sz w:val="16"/>
+                <w:szCs w:val="16"/>
+                <w:lang w:val="ru-RU"/>
+              </w:rPr>
+              <w:t xml:space="preserve"> </w:t>
+            </w:r>
+            <w:r>
+              <w:rPr>
+                <w:rFonts w:ascii="Arial" w:hAnsi="Arial" w:cs="Arial"/>
+                <w:sz w:val="16"/>
+                <w:szCs w:val="16"/>
+                <w:lang w:val="ru-RU"/>
+              </w:rPr>
+              <w:t xml:space="preserve">Приговор: тройка при НКВД ГССР (Гоглидзе, Церетели, </w:t>
+            </w:r>
+            <w:proofErr w:type="spellStart"/>
+            <w:r>
+              <w:rPr>
+                <w:rFonts w:ascii="Arial" w:hAnsi="Arial" w:cs="Arial"/>
+                <w:sz w:val="16"/>
+                <w:szCs w:val="16"/>
+                <w:lang w:val="ru-RU"/>
+              </w:rPr>
+              <w:t>Талахадзе</w:t>
+            </w:r>
+            <w:proofErr w:type="spellEnd"/>
+            <w:r>
+              <w:rPr>
+                <w:rFonts w:ascii="Arial" w:hAnsi="Arial" w:cs="Arial"/>
+                <w:sz w:val="16"/>
+                <w:szCs w:val="16"/>
+                <w:lang w:val="ru-RU"/>
+              </w:rPr>
+              <w:t>, Морозов</w:t>
+            </w:r>
+            <w:r>
+              <w:rPr>
+                <w:rFonts w:ascii="Arial" w:hAnsi="Arial" w:cs="Arial"/>
+                <w:sz w:val="16"/>
+                <w:szCs w:val="16"/>
+                <w:lang w:val="ru-RU"/>
+              </w:rPr>
+              <w:t xml:space="preserve"> – </w:t>
+            </w:r>
+            <w:r>
+              <w:rPr>
+                <w:rFonts w:ascii="Arial" w:hAnsi="Arial" w:cs="Arial"/>
+                <w:sz w:val="16"/>
+                <w:szCs w:val="16"/>
+                <w:lang w:val="ru-RU"/>
+              </w:rPr>
+              <w:t>докладчик Гарибов), 03.03.1938</w:t>
+            </w:r>
+            <w:r>
+              <w:rPr>
+                <w:rFonts w:ascii="Arial" w:hAnsi="Arial" w:cs="Arial"/>
+                <w:sz w:val="16"/>
+                <w:szCs w:val="16"/>
+                <w:lang w:val="ru-RU"/>
+              </w:rPr>
+              <w:t xml:space="preserve"> – </w:t>
+            </w:r>
+            <w:r>
+              <w:rPr>
+                <w:rFonts w:ascii="Arial" w:hAnsi="Arial" w:cs="Arial"/>
+                <w:sz w:val="16"/>
+                <w:szCs w:val="16"/>
+                <w:lang w:val="ru-RU"/>
+              </w:rPr>
+              <w:t xml:space="preserve">ВМН с конфискацией личного имущества. </w:t>
+            </w:r>
+            <w:r>
+              <w:rPr>
+                <w:rFonts w:ascii="Arial" w:hAnsi="Arial" w:cs="Arial"/>
+                <w:sz w:val="16"/>
+                <w:szCs w:val="16"/>
+                <w:lang w:val="ru-RU"/>
+              </w:rPr>
+              <w:t>Расстреляна 04.03.1938</w:t>
+            </w:r>
+            <w:r>
+              <w:rPr>
+                <w:rFonts w:ascii="Arial" w:hAnsi="Arial" w:cs="Arial"/>
+                <w:sz w:val="16"/>
+                <w:szCs w:val="16"/>
+                <w:lang w:val="ru-RU"/>
+              </w:rPr>
+              <w:t>. Архивное дело: № 18703</w:t>
             </w:r>
           </w:p>
           <w:p>
@@ -7985,229 +7909,7 @@
                 <w:rFonts w:ascii="Arial" w:hAnsi="Arial" w:cs="Arial"/>
                 <w:sz w:val="16"/>
                 <w:szCs w:val="16"/>
-              </w:rPr>
-            </w:pPr>
-            <w:r>
-              <w:rPr>
-                <w:rStyle w:val="Strong"/>
-                <w:rFonts w:ascii="Arial" w:hAnsi="Arial" w:cs="Arial"/>
-                <w:b w:val="0"/>
-                <w:sz w:val="16"/>
-                <w:szCs w:val="16"/>
-                <w:lang w:val="ru-RU"/>
-              </w:rPr>
-              <w:t xml:space="preserve">1890 г.р., грузинка, из служащих, бывший член ВКП(б) с 1905 г. по 1928 г. Исключена за активную нелегальную троцкистскую деятельность, </w:t>
-            </w:r>
-            <w:r>
-              <w:rPr>
-                <w:rFonts w:ascii="Arial" w:hAnsi="Arial" w:cs="Arial"/>
-                <w:sz w:val="16"/>
-                <w:szCs w:val="16"/>
-                <w:lang w:val="ru-RU"/>
-              </w:rPr>
-              <w:t>безработная. По профессии педагог. 4-й отдел УГБ НКВД ГССР следователь: Гассиев</w:t>
-            </w:r>
-            <w:r>
-              <w:rPr>
-                <w:rFonts w:ascii="Arial" w:hAnsi="Arial" w:cs="Arial"/>
-                <w:sz w:val="16"/>
-                <w:szCs w:val="16"/>
-                <w:lang w:val="ru-RU"/>
-              </w:rPr>
-              <w:t xml:space="preserve">. </w:t>
-            </w:r>
-            <w:r>
-              <w:rPr>
-                <w:rFonts w:ascii="Arial" w:hAnsi="Arial" w:cs="Arial"/>
-                <w:sz w:val="16"/>
-                <w:szCs w:val="16"/>
-                <w:lang w:val="ru-RU"/>
-              </w:rPr>
-              <w:t xml:space="preserve">Обвинение: </w:t>
-            </w:r>
-            <w:proofErr w:type="gramStart"/>
-            <w:r>
-              <w:rPr>
-                <w:rFonts w:ascii="Arial" w:hAnsi="Arial" w:cs="Arial"/>
-                <w:sz w:val="16"/>
-                <w:szCs w:val="16"/>
-                <w:lang w:val="ru-RU"/>
-              </w:rPr>
-              <w:t>58-10</w:t>
-            </w:r>
-            <w:proofErr w:type="gramEnd"/>
-            <w:r>
-              <w:rPr>
-                <w:rFonts w:ascii="Arial" w:hAnsi="Arial" w:cs="Arial"/>
-                <w:sz w:val="16"/>
-                <w:szCs w:val="16"/>
-                <w:lang w:val="ru-RU"/>
-              </w:rPr>
-              <w:t xml:space="preserve">, </w:t>
-            </w:r>
-            <w:proofErr w:type="gramStart"/>
-            <w:r>
-              <w:rPr>
-                <w:rFonts w:ascii="Arial" w:hAnsi="Arial" w:cs="Arial"/>
-                <w:sz w:val="16"/>
-                <w:szCs w:val="16"/>
-                <w:lang w:val="ru-RU"/>
-              </w:rPr>
-              <w:t>58-11</w:t>
-            </w:r>
-            <w:proofErr w:type="gramEnd"/>
-            <w:r>
-              <w:rPr>
-                <w:rFonts w:ascii="Arial" w:hAnsi="Arial" w:cs="Arial"/>
-                <w:sz w:val="16"/>
-                <w:szCs w:val="16"/>
-                <w:lang w:val="ru-RU"/>
-              </w:rPr>
-              <w:t xml:space="preserve">, 17-58-8 УК ГССР. [* «1) С 1927 г. вплоть до 1932 г. вела активную нелегальную к-р троцкистскую работу, будучи связана с типографией им. К. Цинцадзе. 2) Поддерживала связь </w:t>
-            </w:r>
-            <w:r>
-              <w:rPr>
-                <w:rFonts w:ascii="Arial" w:hAnsi="Arial" w:cs="Arial"/>
-                <w:sz w:val="16"/>
-                <w:szCs w:val="16"/>
-                <w:lang w:val="ru-RU"/>
-              </w:rPr>
-              <w:t>со ссыльными</w:t>
-            </w:r>
-            <w:r>
-              <w:rPr>
-                <w:rFonts w:ascii="Arial" w:hAnsi="Arial" w:cs="Arial"/>
-                <w:sz w:val="16"/>
-                <w:szCs w:val="16"/>
-                <w:lang w:val="ru-RU"/>
-              </w:rPr>
-              <w:t xml:space="preserve"> троцкистами через Дарахвелидзе путем шифрованной переписки и оказии. 3) Имела явку с одним из лидеров троцкизма в Грузии Киладзе, которому предложила возглавить троцкистскую террористическую организацию в Грузии. 4) После возвращения Дарахвелидзе из ссылки в 1934 г. восстанавливает с ней связь по работе, направленной к воссозданию троцкистской организации Грузии. 5) До момента ареста оставалась убежденной троцкистской, т. к. ни идейно, ни организационно с к-р троцкизмом не порвала. 6) После ареста в изоляторе НКВД установила шифрованную переписку к-р содержания с Дарахвелидзе. Виновной себя признала частично.</w:t>
-            </w:r>
-            <w:proofErr w:type="gramStart"/>
-            <w:r>
-              <w:rPr>
-                <w:rFonts w:ascii="Arial" w:hAnsi="Arial" w:cs="Arial"/>
-                <w:sz w:val="16"/>
-                <w:szCs w:val="16"/>
-                <w:lang w:val="ru-RU"/>
-              </w:rPr>
-              <w:t>» ]</w:t>
-            </w:r>
-            <w:proofErr w:type="gramEnd"/>
-            <w:r>
-              <w:rPr>
-                <w:rFonts w:ascii="Arial" w:hAnsi="Arial" w:cs="Arial"/>
-                <w:sz w:val="16"/>
-                <w:szCs w:val="16"/>
-                <w:lang w:val="ru-RU"/>
-              </w:rPr>
-              <w:t xml:space="preserve"> </w:t>
-            </w:r>
-            <w:r>
-              <w:rPr>
-                <w:rFonts w:ascii="Arial" w:hAnsi="Arial" w:cs="Arial"/>
-                <w:sz w:val="16"/>
-                <w:szCs w:val="16"/>
-                <w:lang w:val="ru-RU"/>
-              </w:rPr>
-              <w:t xml:space="preserve">Приговор: ВК ВС СССР (состав: </w:t>
-            </w:r>
-            <w:proofErr w:type="spellStart"/>
-            <w:r>
-              <w:rPr>
-                <w:rFonts w:ascii="Arial" w:hAnsi="Arial" w:cs="Arial"/>
-                <w:sz w:val="16"/>
-                <w:szCs w:val="16"/>
-                <w:lang w:val="ru-RU"/>
-              </w:rPr>
-              <w:t>Матулевич</w:t>
-            </w:r>
-            <w:proofErr w:type="spellEnd"/>
-            <w:r>
-              <w:rPr>
-                <w:rFonts w:ascii="Arial" w:hAnsi="Arial" w:cs="Arial"/>
-                <w:sz w:val="16"/>
-                <w:szCs w:val="16"/>
-                <w:lang w:val="ru-RU"/>
-              </w:rPr>
-              <w:t xml:space="preserve">, Орлов, Ждан, </w:t>
-            </w:r>
-            <w:proofErr w:type="spellStart"/>
-            <w:r>
-              <w:rPr>
-                <w:rFonts w:ascii="Arial" w:hAnsi="Arial" w:cs="Arial"/>
-                <w:sz w:val="16"/>
-                <w:szCs w:val="16"/>
-                <w:lang w:val="ru-RU"/>
-              </w:rPr>
-              <w:t>Батнер</w:t>
-            </w:r>
-            <w:proofErr w:type="spellEnd"/>
-            <w:r>
-              <w:rPr>
-                <w:rFonts w:ascii="Arial" w:hAnsi="Arial" w:cs="Arial"/>
-                <w:sz w:val="16"/>
-                <w:szCs w:val="16"/>
-                <w:lang w:val="ru-RU"/>
-              </w:rPr>
-              <w:t>), 27.06.1937</w:t>
-            </w:r>
-            <w:r>
-              <w:rPr>
-                <w:rFonts w:ascii="Arial" w:hAnsi="Arial" w:cs="Arial"/>
-                <w:sz w:val="16"/>
-                <w:szCs w:val="16"/>
-                <w:lang w:val="ru-RU"/>
-              </w:rPr>
-              <w:t xml:space="preserve"> – </w:t>
-            </w:r>
-            <w:r>
-              <w:rPr>
-                <w:rFonts w:ascii="Arial" w:hAnsi="Arial" w:cs="Arial"/>
-                <w:sz w:val="16"/>
-                <w:szCs w:val="16"/>
-                <w:lang w:val="ru-RU"/>
-              </w:rPr>
-              <w:t xml:space="preserve">ВМН. </w:t>
-            </w:r>
-            <w:proofErr w:type="spellStart"/>
-            <w:r>
-              <w:rPr>
-                <w:rFonts w:ascii="Arial" w:hAnsi="Arial" w:cs="Arial"/>
-                <w:sz w:val="16"/>
-                <w:szCs w:val="16"/>
-              </w:rPr>
-              <w:t>Расстреляна</w:t>
-            </w:r>
-            <w:proofErr w:type="spellEnd"/>
-            <w:r>
-              <w:rPr>
-                <w:rFonts w:ascii="Arial" w:hAnsi="Arial" w:cs="Arial"/>
-                <w:sz w:val="16"/>
-                <w:szCs w:val="16"/>
-              </w:rPr>
-              <w:t xml:space="preserve"> 28.06.1937</w:t>
-            </w:r>
-          </w:p>
-          <w:p>
-            <w:pPr>
-              <w:pStyle w:val="BodyText"/>
-              <w:pBdr>
-                <w:top w:val="none" w:sz="0" w:space="0" w:color="000000"/>
-                <w:left w:val="none" w:sz="0" w:space="0" w:color="000000"/>
-                <w:bottom w:val="none" w:sz="0" w:space="0" w:color="000000"/>
-                <w:right w:val="none" w:sz="0" w:space="0" w:color="000000"/>
-              </w:pBdr>
-              <w:tabs>
-                <w:tab w:val="left" w:pos="0"/>
-              </w:tabs>
-              <w:snapToGrid w:val="0"/>
-              <w:spacing w:after="0" w:line="240" w:lineRule="auto"/>
-              <w:rPr>
-                <w:rFonts w:ascii="Arial" w:hAnsi="Arial" w:cs="Arial"/>
-                <w:b/>
-                <w:sz w:val="16"/>
-                <w:szCs w:val="16"/>
+                <w:lang w:val="ru-RU"/>
               </w:rPr>
             </w:pPr>
             <w:r>
@@ -8297,68 +7999,52 @@
                 <w:lang w:val="ru-RU"/>
               </w:rPr>
             </w:pPr>
-            <w:r>
-              <w:rPr>
-                <w:rFonts w:ascii="Arial" w:hAnsi="Arial" w:cs="Arial"/>
-                <w:b/>
-                <w:bCs/>
-                <w:sz w:val="16"/>
-                <w:szCs w:val="16"/>
-                <w:lang w:val="ru-RU"/>
-              </w:rPr>
-              <w:t xml:space="preserve">Думбадзе </w:t>
-            </w:r>
-            <w:proofErr w:type="spellStart"/>
-            <w:r>
-              <w:rPr>
-                <w:rFonts w:ascii="Arial" w:hAnsi="Arial" w:cs="Arial"/>
-                <w:b/>
-                <w:bCs/>
-                <w:sz w:val="16"/>
-                <w:szCs w:val="16"/>
-                <w:lang w:val="ru-RU"/>
-              </w:rPr>
-              <w:t>Катеванна</w:t>
-            </w:r>
-            <w:proofErr w:type="spellEnd"/>
-            <w:r>
-              <w:rPr>
-                <w:rFonts w:ascii="Arial" w:hAnsi="Arial" w:cs="Arial"/>
-                <w:b/>
-                <w:bCs/>
-                <w:sz w:val="16"/>
-                <w:szCs w:val="16"/>
-                <w:lang w:val="ru-RU"/>
-              </w:rPr>
-              <w:t xml:space="preserve"> Нестеровна</w:t>
-            </w:r>
-            <w:r>
-              <w:rPr>
-                <w:rFonts w:ascii="Arial" w:hAnsi="Arial" w:cs="Arial"/>
-                <w:b/>
-                <w:bCs/>
-                <w:sz w:val="16"/>
-                <w:szCs w:val="16"/>
-                <w:lang w:val="ru-RU"/>
-              </w:rPr>
-              <w:t xml:space="preserve"> </w:t>
-            </w:r>
-            <w:r>
-              <w:rPr>
-                <w:rFonts w:ascii="Arial" w:hAnsi="Arial" w:cs="Arial"/>
-                <w:b/>
-                <w:bCs/>
-                <w:sz w:val="16"/>
-                <w:szCs w:val="16"/>
-                <w:lang w:val="ru-RU"/>
-              </w:rPr>
-              <w:t>48 лет</w:t>
-            </w:r>
-            <w:r>
-              <w:rPr>
-                <w:rFonts w:ascii="Arial" w:hAnsi="Arial" w:cs="Arial"/>
-                <w:b/>
-                <w:bCs/>
+            <w:proofErr w:type="spellStart"/>
+            <w:r>
+              <w:rPr>
+                <w:rStyle w:val="Strong"/>
+                <w:rFonts w:ascii="Arial" w:hAnsi="Arial" w:cs="Arial"/>
+                <w:sz w:val="16"/>
+                <w:szCs w:val="16"/>
+                <w:lang w:val="ru-RU"/>
+              </w:rPr>
+              <w:t>Дидидзе</w:t>
+            </w:r>
+            <w:proofErr w:type="spellEnd"/>
+            <w:r>
+              <w:rPr>
+                <w:rStyle w:val="Strong"/>
+                <w:rFonts w:ascii="Arial" w:hAnsi="Arial" w:cs="Arial"/>
+                <w:sz w:val="16"/>
+                <w:szCs w:val="16"/>
+                <w:lang w:val="ru-RU"/>
+              </w:rPr>
+              <w:t xml:space="preserve"> Нина Григорьевна</w:t>
+            </w:r>
+            <w:r>
+              <w:rPr>
+                <w:rStyle w:val="Strong"/>
+                <w:rFonts w:ascii="Arial" w:hAnsi="Arial" w:cs="Arial"/>
+                <w:sz w:val="16"/>
+                <w:szCs w:val="16"/>
+                <w:lang w:val="ru-RU"/>
+              </w:rPr>
+              <w:t xml:space="preserve"> </w:t>
+            </w:r>
+            <w:r>
+              <w:rPr>
+                <w:rStyle w:val="Strong"/>
+                <w:rFonts w:ascii="Arial" w:hAnsi="Arial" w:cs="Arial"/>
+                <w:sz w:val="16"/>
+                <w:szCs w:val="16"/>
+                <w:lang w:val="ru-RU"/>
+              </w:rPr>
+              <w:t>47 лет</w:t>
+            </w:r>
+            <w:r>
+              <w:rPr>
+                <w:rStyle w:val="Strong"/>
+                <w:rFonts w:ascii="Arial" w:hAnsi="Arial" w:cs="Arial"/>
                 <w:sz w:val="16"/>
                 <w:szCs w:val="16"/>
                 <w:lang w:val="ru-RU"/>
@@ -8380,169 +8066,208 @@
                 <w:rFonts w:ascii="Arial" w:hAnsi="Arial" w:cs="Arial"/>
                 <w:sz w:val="16"/>
                 <w:szCs w:val="16"/>
-                <w:lang w:val="ru-RU"/>
               </w:rPr>
             </w:pPr>
             <w:r>
               <w:rPr>
-                <w:rFonts w:ascii="Arial" w:hAnsi="Arial" w:cs="Arial"/>
-                <w:sz w:val="16"/>
-                <w:szCs w:val="16"/>
-                <w:lang w:val="ru-RU"/>
-              </w:rPr>
-              <w:t>Родилась</w:t>
-            </w:r>
-            <w:r>
-              <w:rPr>
-                <w:rFonts w:ascii="Arial" w:hAnsi="Arial" w:cs="Arial"/>
-                <w:sz w:val="16"/>
-                <w:szCs w:val="16"/>
-              </w:rPr>
-              <w:t> </w:t>
-            </w:r>
-            <w:r>
-              <w:rPr>
-                <w:rFonts w:ascii="Arial" w:hAnsi="Arial" w:cs="Arial"/>
-                <w:sz w:val="16"/>
-                <w:szCs w:val="16"/>
-                <w:lang w:val="ru-RU"/>
-              </w:rPr>
-              <w:t xml:space="preserve">в 1889 г., Тифлис; грузинка; </w:t>
-            </w:r>
-            <w:r>
-              <w:rPr>
-                <w:rFonts w:ascii="Arial" w:hAnsi="Arial" w:cs="Arial"/>
-                <w:sz w:val="16"/>
-                <w:szCs w:val="16"/>
-                <w:lang w:val="ru-RU"/>
-              </w:rPr>
-              <w:t>Прожив.:</w:t>
-            </w:r>
-            <w:r>
-              <w:rPr>
-                <w:rFonts w:ascii="Arial" w:hAnsi="Arial" w:cs="Arial"/>
-                <w:sz w:val="16"/>
-                <w:szCs w:val="16"/>
-              </w:rPr>
-              <w:t> </w:t>
-            </w:r>
-            <w:r>
-              <w:rPr>
-                <w:rFonts w:ascii="Arial" w:hAnsi="Arial" w:cs="Arial"/>
-                <w:sz w:val="16"/>
-                <w:szCs w:val="16"/>
-                <w:lang w:val="ru-RU"/>
-              </w:rPr>
-              <w:t xml:space="preserve">г. </w:t>
-            </w:r>
-            <w:r>
-              <w:rPr>
-                <w:rFonts w:ascii="Arial" w:hAnsi="Arial" w:cs="Arial"/>
-                <w:sz w:val="16"/>
-                <w:szCs w:val="16"/>
-                <w:lang w:val="ru-RU"/>
-              </w:rPr>
-              <w:t>Тифлис.</w:t>
-            </w:r>
-            <w:r>
-              <w:rPr>
-                <w:rFonts w:ascii="Arial" w:hAnsi="Arial" w:cs="Arial"/>
-                <w:sz w:val="16"/>
-                <w:szCs w:val="16"/>
-                <w:lang w:val="ru-RU"/>
-              </w:rPr>
-              <w:t xml:space="preserve"> </w:t>
-            </w:r>
-            <w:r>
-              <w:rPr>
-                <w:rFonts w:ascii="Arial" w:hAnsi="Arial" w:cs="Arial"/>
-                <w:sz w:val="16"/>
-                <w:szCs w:val="16"/>
-                <w:lang w:val="ru-RU"/>
-              </w:rPr>
-              <w:t>Арестована в 1934 г.</w:t>
-            </w:r>
-            <w:r>
-              <w:rPr>
-                <w:rFonts w:ascii="Arial" w:hAnsi="Arial" w:cs="Arial"/>
-                <w:sz w:val="16"/>
-                <w:szCs w:val="16"/>
-                <w:lang w:val="ru-RU"/>
-              </w:rPr>
-              <w:t xml:space="preserve"> </w:t>
-            </w:r>
-            <w:r>
-              <w:rPr>
-                <w:rFonts w:ascii="Arial" w:hAnsi="Arial" w:cs="Arial"/>
-                <w:sz w:val="16"/>
-                <w:szCs w:val="16"/>
-                <w:lang w:val="ru-RU"/>
-              </w:rPr>
-              <w:t xml:space="preserve">Приговорена: тройка при УНКВД по Дальстрою 14 сентября 1937 г., </w:t>
-            </w:r>
-            <w:proofErr w:type="spellStart"/>
-            <w:r>
-              <w:rPr>
-                <w:rFonts w:ascii="Arial" w:hAnsi="Arial" w:cs="Arial"/>
-                <w:sz w:val="16"/>
-                <w:szCs w:val="16"/>
-                <w:lang w:val="ru-RU"/>
-              </w:rPr>
-              <w:t>обв</w:t>
-            </w:r>
-            <w:proofErr w:type="spellEnd"/>
-            <w:r>
-              <w:rPr>
-                <w:rFonts w:ascii="Arial" w:hAnsi="Arial" w:cs="Arial"/>
-                <w:sz w:val="16"/>
-                <w:szCs w:val="16"/>
-                <w:lang w:val="ru-RU"/>
-              </w:rPr>
-              <w:t>.:</w:t>
-            </w:r>
-            <w:r>
-              <w:rPr>
-                <w:rFonts w:ascii="Arial" w:hAnsi="Arial" w:cs="Arial"/>
-                <w:sz w:val="16"/>
-                <w:szCs w:val="16"/>
-              </w:rPr>
-              <w:t> </w:t>
-            </w:r>
-            <w:r>
-              <w:rPr>
-                <w:rFonts w:ascii="Arial" w:hAnsi="Arial" w:cs="Arial"/>
-                <w:sz w:val="16"/>
-                <w:szCs w:val="16"/>
-                <w:lang w:val="ru-RU"/>
-              </w:rPr>
-              <w:t>к/р</w:t>
-            </w:r>
-            <w:r>
-              <w:rPr>
-                <w:rFonts w:ascii="Arial" w:hAnsi="Arial" w:cs="Arial"/>
-                <w:sz w:val="16"/>
-                <w:szCs w:val="16"/>
-                <w:lang w:val="ru-RU"/>
-              </w:rPr>
-              <w:t xml:space="preserve"> троцкистская деятельность.</w:t>
-            </w:r>
-            <w:r>
-              <w:rPr>
-                <w:rFonts w:ascii="Arial" w:hAnsi="Arial" w:cs="Arial"/>
-                <w:sz w:val="16"/>
-                <w:szCs w:val="16"/>
-                <w:lang w:val="ru-RU"/>
-              </w:rPr>
-              <w:t xml:space="preserve"> </w:t>
-            </w:r>
-            <w:r>
-              <w:rPr>
-                <w:rFonts w:ascii="Arial" w:hAnsi="Arial" w:cs="Arial"/>
-                <w:sz w:val="16"/>
-                <w:szCs w:val="16"/>
-                <w:lang w:val="ru-RU"/>
-              </w:rPr>
-              <w:t>Расстреляна 4 ноября 1937 г. Реабилитирована 12 ноября 1956 г.</w:t>
+                <w:rStyle w:val="Strong"/>
+                <w:rFonts w:ascii="Arial" w:hAnsi="Arial" w:cs="Arial"/>
+                <w:b w:val="0"/>
+                <w:sz w:val="16"/>
+                <w:szCs w:val="16"/>
+                <w:lang w:val="ru-RU"/>
+              </w:rPr>
+              <w:t xml:space="preserve">1890 г.р., грузинка, из служащих, бывший член ВКП(б) с 1905 г. по 1928 г. Исключена за активную нелегальную троцкистскую деятельность, </w:t>
+            </w:r>
+            <w:r>
+              <w:rPr>
+                <w:rFonts w:ascii="Arial" w:hAnsi="Arial" w:cs="Arial"/>
+                <w:sz w:val="16"/>
+                <w:szCs w:val="16"/>
+                <w:lang w:val="ru-RU"/>
+              </w:rPr>
+              <w:t>безработная. По профессии педагог. 4-й отдел УГБ НКВД ГССР следователь: Гассиев</w:t>
+            </w:r>
+            <w:r>
+              <w:rPr>
+                <w:rFonts w:ascii="Arial" w:hAnsi="Arial" w:cs="Arial"/>
+                <w:sz w:val="16"/>
+                <w:szCs w:val="16"/>
+                <w:lang w:val="ru-RU"/>
+              </w:rPr>
+              <w:t xml:space="preserve">. </w:t>
+            </w:r>
+            <w:r>
+              <w:rPr>
+                <w:rFonts w:ascii="Arial" w:hAnsi="Arial" w:cs="Arial"/>
+                <w:sz w:val="16"/>
+                <w:szCs w:val="16"/>
+                <w:lang w:val="ru-RU"/>
+              </w:rPr>
+              <w:t xml:space="preserve">Обвинение: </w:t>
+            </w:r>
+            <w:proofErr w:type="gramStart"/>
+            <w:r>
+              <w:rPr>
+                <w:rFonts w:ascii="Arial" w:hAnsi="Arial" w:cs="Arial"/>
+                <w:sz w:val="16"/>
+                <w:szCs w:val="16"/>
+                <w:lang w:val="ru-RU"/>
+              </w:rPr>
+              <w:t>58-10</w:t>
+            </w:r>
+            <w:proofErr w:type="gramEnd"/>
+            <w:r>
+              <w:rPr>
+                <w:rFonts w:ascii="Arial" w:hAnsi="Arial" w:cs="Arial"/>
+                <w:sz w:val="16"/>
+                <w:szCs w:val="16"/>
+                <w:lang w:val="ru-RU"/>
+              </w:rPr>
+              <w:t xml:space="preserve">, </w:t>
+            </w:r>
+            <w:proofErr w:type="gramStart"/>
+            <w:r>
+              <w:rPr>
+                <w:rFonts w:ascii="Arial" w:hAnsi="Arial" w:cs="Arial"/>
+                <w:sz w:val="16"/>
+                <w:szCs w:val="16"/>
+                <w:lang w:val="ru-RU"/>
+              </w:rPr>
+              <w:t>58-11</w:t>
+            </w:r>
+            <w:proofErr w:type="gramEnd"/>
+            <w:r>
+              <w:rPr>
+                <w:rFonts w:ascii="Arial" w:hAnsi="Arial" w:cs="Arial"/>
+                <w:sz w:val="16"/>
+                <w:szCs w:val="16"/>
+                <w:lang w:val="ru-RU"/>
+              </w:rPr>
+              <w:t xml:space="preserve">, 17-58-8 УК ГССР. [* «1) С 1927 г. вплоть до 1932 г. вела активную нелегальную к-р троцкистскую работу, будучи связана с типографией им. К. Цинцадзе. 2) Поддерживала связь </w:t>
+            </w:r>
+            <w:r>
+              <w:rPr>
+                <w:rFonts w:ascii="Arial" w:hAnsi="Arial" w:cs="Arial"/>
+                <w:sz w:val="16"/>
+                <w:szCs w:val="16"/>
+                <w:lang w:val="ru-RU"/>
+              </w:rPr>
+              <w:t>со ссыльными</w:t>
+            </w:r>
+            <w:r>
+              <w:rPr>
+                <w:rFonts w:ascii="Arial" w:hAnsi="Arial" w:cs="Arial"/>
+                <w:sz w:val="16"/>
+                <w:szCs w:val="16"/>
+                <w:lang w:val="ru-RU"/>
+              </w:rPr>
+              <w:t xml:space="preserve"> троцкистами через Дарахвелидзе путем шифрованной переписки и оказии. 3) Имела явку с одним из лидеров троцкизма в Грузии Киладзе, которому предложила возглавить троцкистскую террористическую организацию в Грузии. 4) После возвращения Дарахвелидзе из ссылки в 1934 г. восстанавливает с ней связь по работе, направленной к воссозданию троцкистской организации Грузии. 5) До момента ареста оставалась убежденной троцкистской, т. к. ни идейно, ни организационно с к-р троцкизмом не порвала. 6) После ареста в изоляторе НКВД установила шифрованную переписку к-р содержания с Дарахвелидзе. Виновной себя признала частично.</w:t>
+            </w:r>
+            <w:proofErr w:type="gramStart"/>
+            <w:r>
+              <w:rPr>
+                <w:rFonts w:ascii="Arial" w:hAnsi="Arial" w:cs="Arial"/>
+                <w:sz w:val="16"/>
+                <w:szCs w:val="16"/>
+                <w:lang w:val="ru-RU"/>
+              </w:rPr>
+              <w:t>» ]</w:t>
+            </w:r>
+            <w:proofErr w:type="gramEnd"/>
+            <w:r>
+              <w:rPr>
+                <w:rFonts w:ascii="Arial" w:hAnsi="Arial" w:cs="Arial"/>
+                <w:sz w:val="16"/>
+                <w:szCs w:val="16"/>
+                <w:lang w:val="ru-RU"/>
+              </w:rPr>
+              <w:t xml:space="preserve"> </w:t>
+            </w:r>
+            <w:r>
+              <w:rPr>
+                <w:rFonts w:ascii="Arial" w:hAnsi="Arial" w:cs="Arial"/>
+                <w:sz w:val="16"/>
+                <w:szCs w:val="16"/>
+                <w:lang w:val="ru-RU"/>
+              </w:rPr>
+              <w:t xml:space="preserve">Приговор: ВК ВС СССР (состав: </w:t>
+            </w:r>
+            <w:proofErr w:type="spellStart"/>
+            <w:r>
+              <w:rPr>
+                <w:rFonts w:ascii="Arial" w:hAnsi="Arial" w:cs="Arial"/>
+                <w:sz w:val="16"/>
+                <w:szCs w:val="16"/>
+                <w:lang w:val="ru-RU"/>
+              </w:rPr>
+              <w:t>Матулевич</w:t>
+            </w:r>
+            <w:proofErr w:type="spellEnd"/>
+            <w:r>
+              <w:rPr>
+                <w:rFonts w:ascii="Arial" w:hAnsi="Arial" w:cs="Arial"/>
+                <w:sz w:val="16"/>
+                <w:szCs w:val="16"/>
+                <w:lang w:val="ru-RU"/>
+              </w:rPr>
+              <w:t xml:space="preserve">, Орлов, Ждан, </w:t>
+            </w:r>
+            <w:proofErr w:type="spellStart"/>
+            <w:r>
+              <w:rPr>
+                <w:rFonts w:ascii="Arial" w:hAnsi="Arial" w:cs="Arial"/>
+                <w:sz w:val="16"/>
+                <w:szCs w:val="16"/>
+                <w:lang w:val="ru-RU"/>
+              </w:rPr>
+              <w:t>Батнер</w:t>
+            </w:r>
+            <w:proofErr w:type="spellEnd"/>
+            <w:r>
+              <w:rPr>
+                <w:rFonts w:ascii="Arial" w:hAnsi="Arial" w:cs="Arial"/>
+                <w:sz w:val="16"/>
+                <w:szCs w:val="16"/>
+                <w:lang w:val="ru-RU"/>
+              </w:rPr>
+              <w:t>), 27.06.1937</w:t>
+            </w:r>
+            <w:r>
+              <w:rPr>
+                <w:rFonts w:ascii="Arial" w:hAnsi="Arial" w:cs="Arial"/>
+                <w:sz w:val="16"/>
+                <w:szCs w:val="16"/>
+                <w:lang w:val="ru-RU"/>
+              </w:rPr>
+              <w:t xml:space="preserve"> – </w:t>
+            </w:r>
+            <w:r>
+              <w:rPr>
+                <w:rFonts w:ascii="Arial" w:hAnsi="Arial" w:cs="Arial"/>
+                <w:sz w:val="16"/>
+                <w:szCs w:val="16"/>
+                <w:lang w:val="ru-RU"/>
+              </w:rPr>
+              <w:t xml:space="preserve">ВМН. </w:t>
+            </w:r>
+            <w:proofErr w:type="spellStart"/>
+            <w:r>
+              <w:rPr>
+                <w:rFonts w:ascii="Arial" w:hAnsi="Arial" w:cs="Arial"/>
+                <w:sz w:val="16"/>
+                <w:szCs w:val="16"/>
+              </w:rPr>
+              <w:t>Расстреляна</w:t>
+            </w:r>
+            <w:proofErr w:type="spellEnd"/>
+            <w:r>
+              <w:rPr>
+                <w:rFonts w:ascii="Arial" w:hAnsi="Arial" w:cs="Arial"/>
+                <w:sz w:val="16"/>
+                <w:szCs w:val="16"/>
+              </w:rPr>
+              <w:t xml:space="preserve"> 28.06.1937</w:t>
             </w:r>
           </w:p>
           <w:p>
@@ -8554,20 +8279,22 @@
                 <w:bottom w:val="none" w:sz="0" w:space="0" w:color="000000"/>
                 <w:right w:val="none" w:sz="0" w:space="0" w:color="000000"/>
               </w:pBdr>
-              <w:spacing w:after="60" w:line="240" w:lineRule="auto"/>
-              <w:rPr>
-                <w:rFonts w:ascii="Arial" w:hAnsi="Arial" w:cs="Arial"/>
-                <w:sz w:val="16"/>
-                <w:szCs w:val="16"/>
-                <w:lang w:val="ru-RU"/>
+              <w:tabs>
+                <w:tab w:val="left" w:pos="0"/>
+              </w:tabs>
+              <w:snapToGrid w:val="0"/>
+              <w:spacing w:after="0" w:line="240" w:lineRule="auto"/>
+              <w:rPr>
+                <w:rFonts w:ascii="Arial" w:hAnsi="Arial" w:cs="Arial"/>
+                <w:b/>
+                <w:sz w:val="16"/>
+                <w:szCs w:val="16"/>
               </w:rPr>
             </w:pPr>
             <w:r>
               <w:rPr>
                 <w:rFonts w:ascii="Arial" w:hAnsi="Arial" w:cs="Arial"/>
                 <w:b/>
-                <w:bCs/>
-                <w:iCs/>
                 <w:sz w:val="16"/>
                 <w:szCs w:val="16"/>
                 <w:lang w:val="ru-RU"/>
@@ -8578,20 +8305,16 @@
               <w:rPr>
                 <w:rFonts w:ascii="Arial" w:hAnsi="Arial" w:cs="Arial"/>
                 <w:b/>
-                <w:bCs/>
-                <w:iCs/>
-                <w:sz w:val="16"/>
-                <w:szCs w:val="16"/>
-                <w:lang w:val="ru-RU"/>
-              </w:rPr>
-              <w:t xml:space="preserve"> Книга памяти Магаданской обл.</w:t>
-            </w:r>
-            <w:r>
-              <w:rPr>
-                <w:rFonts w:ascii="Arial" w:hAnsi="Arial" w:cs="Arial"/>
-                <w:b/>
-                <w:bCs/>
-                <w:iCs/>
+                <w:sz w:val="16"/>
+                <w:szCs w:val="16"/>
+                <w:lang w:val="ru-RU"/>
+              </w:rPr>
+              <w:t xml:space="preserve"> Сталинские списки по Грузии</w:t>
+            </w:r>
+            <w:r>
+              <w:rPr>
+                <w:rFonts w:ascii="Arial" w:hAnsi="Arial" w:cs="Arial"/>
+                <w:b/>
                 <w:sz w:val="16"/>
                 <w:szCs w:val="16"/>
                 <w:lang w:val="ru-RU"/>
@@ -8602,8 +8325,6 @@
               <w:rPr>
                 <w:rFonts w:ascii="Arial" w:hAnsi="Arial" w:cs="Arial"/>
                 <w:b/>
-                <w:bCs/>
-                <w:i/>
                 <w:sz w:val="16"/>
                 <w:szCs w:val="16"/>
                 <w:lang w:val="ru-RU"/>
@@ -8611,481 +8332,6 @@
               <w:t xml:space="preserve"> </w:t>
             </w:r>
             <w:hyperlink r:id="rId24" w:history="1">
-              <w:r>
-                <w:rPr>
-                  <w:rStyle w:val="Hyperlink"/>
-                  <w:rFonts w:ascii="Arial" w:hAnsi="Arial" w:cs="Arial"/>
-                  <w:b/>
-                  <w:bCs/>
-                  <w:color w:val="auto"/>
-                  <w:sz w:val="16"/>
-                  <w:szCs w:val="16"/>
-                  <w:lang w:val="ru-RU"/>
-                </w:rPr>
-                <w:t>Открытый список</w:t>
-              </w:r>
-            </w:hyperlink>
-          </w:p>
-        </w:tc>
-      </w:tr>
-      <w:tr>
-        <w:tc>
-          <w:tcPr>
-            <w:tcW w:w="10994" w:type="dxa"/>
-            <w:tcBorders>
-              <w:left w:val="double" w:sz="1" w:space="0" w:color="808080"/>
-              <w:bottom w:val="double" w:sz="1" w:space="0" w:color="808080"/>
-              <w:right w:val="double" w:sz="2" w:space="0" w:color="808080"/>
-            </w:tcBorders>
-            <w:shd w:val="clear" w:color="auto" w:fill="auto"/>
-            <w:vAlign w:val="center"/>
-          </w:tcPr>
-          <w:p>
-            <w:pPr>
-              <w:pStyle w:val="BodyText"/>
-              <w:spacing w:after="0" w:line="240" w:lineRule="auto"/>
-              <w:rPr>
-                <w:rFonts w:ascii="Arial" w:hAnsi="Arial" w:cs="Arial"/>
-                <w:b/>
-                <w:bCs/>
-                <w:sz w:val="16"/>
-                <w:szCs w:val="16"/>
-                <w:lang w:val="ru-RU"/>
-              </w:rPr>
-            </w:pPr>
-            <w:proofErr w:type="spellStart"/>
-            <w:r>
-              <w:rPr>
-                <w:rFonts w:ascii="Arial" w:hAnsi="Arial" w:cs="Arial"/>
-                <w:b/>
-                <w:bCs/>
-                <w:sz w:val="16"/>
-                <w:szCs w:val="16"/>
-                <w:lang w:val="ru-RU"/>
-              </w:rPr>
-              <w:lastRenderedPageBreak/>
-              <w:t>Закарейшвили</w:t>
-            </w:r>
-            <w:proofErr w:type="spellEnd"/>
-            <w:r>
-              <w:rPr>
-                <w:rFonts w:ascii="Arial" w:hAnsi="Arial" w:cs="Arial"/>
-                <w:b/>
-                <w:bCs/>
-                <w:sz w:val="16"/>
-                <w:szCs w:val="16"/>
-                <w:lang w:val="ru-RU"/>
-              </w:rPr>
-              <w:t xml:space="preserve"> </w:t>
-            </w:r>
-            <w:proofErr w:type="spellStart"/>
-            <w:r>
-              <w:rPr>
-                <w:rFonts w:ascii="Arial" w:hAnsi="Arial" w:cs="Arial"/>
-                <w:b/>
-                <w:bCs/>
-                <w:sz w:val="16"/>
-                <w:szCs w:val="16"/>
-                <w:lang w:val="ru-RU"/>
-              </w:rPr>
-              <w:t>Епраксия</w:t>
-            </w:r>
-            <w:proofErr w:type="spellEnd"/>
-            <w:r>
-              <w:rPr>
-                <w:rFonts w:ascii="Arial" w:hAnsi="Arial" w:cs="Arial"/>
-                <w:b/>
-                <w:bCs/>
-                <w:sz w:val="16"/>
-                <w:szCs w:val="16"/>
-                <w:lang w:val="ru-RU"/>
-              </w:rPr>
-              <w:t xml:space="preserve"> Георгиевна</w:t>
-            </w:r>
-            <w:r>
-              <w:rPr>
-                <w:rFonts w:ascii="Arial" w:hAnsi="Arial" w:cs="Arial"/>
-                <w:b/>
-                <w:bCs/>
-                <w:sz w:val="16"/>
-                <w:szCs w:val="16"/>
-                <w:lang w:val="ru-RU"/>
-              </w:rPr>
-              <w:t xml:space="preserve"> </w:t>
-            </w:r>
-            <w:r>
-              <w:rPr>
-                <w:rFonts w:ascii="Arial" w:hAnsi="Arial" w:cs="Arial"/>
-                <w:b/>
-                <w:bCs/>
-                <w:sz w:val="16"/>
-                <w:szCs w:val="16"/>
-                <w:lang w:val="ru-RU"/>
-              </w:rPr>
-              <w:t>37 лет</w:t>
-            </w:r>
-            <w:r>
-              <w:rPr>
-                <w:rFonts w:ascii="Arial" w:hAnsi="Arial" w:cs="Arial"/>
-                <w:b/>
-                <w:bCs/>
-                <w:sz w:val="16"/>
-                <w:szCs w:val="16"/>
-                <w:lang w:val="ru-RU"/>
-              </w:rPr>
-              <w:t xml:space="preserve"> </w:t>
-            </w:r>
-          </w:p>
-          <w:p>
-            <w:pPr>
-              <w:pStyle w:val="BodyText"/>
-              <w:spacing w:after="0" w:line="240" w:lineRule="auto"/>
-              <w:rPr>
-                <w:rFonts w:ascii="Arial" w:hAnsi="Arial" w:cs="Arial"/>
-                <w:sz w:val="16"/>
-                <w:szCs w:val="16"/>
-                <w:lang w:val="ru-RU"/>
-              </w:rPr>
-            </w:pPr>
-            <w:r>
-              <w:rPr>
-                <w:rFonts w:ascii="Arial" w:hAnsi="Arial" w:cs="Arial"/>
-                <w:sz w:val="16"/>
-                <w:szCs w:val="16"/>
-                <w:lang w:val="ru-RU"/>
-              </w:rPr>
-              <w:t xml:space="preserve">1901 г.р., </w:t>
-            </w:r>
-            <w:proofErr w:type="spellStart"/>
-            <w:r>
-              <w:rPr>
-                <w:rFonts w:ascii="Arial" w:hAnsi="Arial" w:cs="Arial"/>
-                <w:sz w:val="16"/>
-                <w:szCs w:val="16"/>
-                <w:lang w:val="ru-RU"/>
-              </w:rPr>
-              <w:t>м.р</w:t>
-            </w:r>
-            <w:proofErr w:type="spellEnd"/>
-            <w:r>
-              <w:rPr>
-                <w:rFonts w:ascii="Arial" w:hAnsi="Arial" w:cs="Arial"/>
-                <w:sz w:val="16"/>
-                <w:szCs w:val="16"/>
-                <w:lang w:val="ru-RU"/>
-              </w:rPr>
-              <w:t xml:space="preserve">.: Чохатаурский р-н, с. </w:t>
-            </w:r>
-            <w:proofErr w:type="spellStart"/>
-            <w:r>
-              <w:rPr>
-                <w:rFonts w:ascii="Arial" w:hAnsi="Arial" w:cs="Arial"/>
-                <w:sz w:val="16"/>
-                <w:szCs w:val="16"/>
-                <w:lang w:val="ru-RU"/>
-              </w:rPr>
-              <w:t>Парцхма</w:t>
-            </w:r>
-            <w:proofErr w:type="spellEnd"/>
-            <w:r>
-              <w:rPr>
-                <w:rFonts w:ascii="Arial" w:hAnsi="Arial" w:cs="Arial"/>
-                <w:sz w:val="16"/>
-                <w:szCs w:val="16"/>
-                <w:lang w:val="ru-RU"/>
-              </w:rPr>
-              <w:t xml:space="preserve">, бывший член ВКП(б) с 1927 </w:t>
-            </w:r>
-            <w:proofErr w:type="gramStart"/>
-            <w:r>
-              <w:rPr>
-                <w:rFonts w:ascii="Arial" w:hAnsi="Arial" w:cs="Arial"/>
-                <w:sz w:val="16"/>
-                <w:szCs w:val="16"/>
-                <w:lang w:val="ru-RU"/>
-              </w:rPr>
-              <w:t>г. ,</w:t>
-            </w:r>
-            <w:proofErr w:type="gramEnd"/>
-            <w:r>
-              <w:rPr>
-                <w:rFonts w:ascii="Arial" w:hAnsi="Arial" w:cs="Arial"/>
-                <w:sz w:val="16"/>
-                <w:szCs w:val="16"/>
-                <w:lang w:val="ru-RU"/>
-              </w:rPr>
-              <w:t xml:space="preserve"> исключена в 1937 г., заместительница начальника Главлита Грузии 4-й отдел УГБ НКВД ГССР. Обвинение: </w:t>
-            </w:r>
-            <w:proofErr w:type="gramStart"/>
-            <w:r>
-              <w:rPr>
-                <w:rFonts w:ascii="Arial" w:hAnsi="Arial" w:cs="Arial"/>
-                <w:sz w:val="16"/>
-                <w:szCs w:val="16"/>
-                <w:lang w:val="ru-RU"/>
-              </w:rPr>
-              <w:t>58-7</w:t>
-            </w:r>
-            <w:proofErr w:type="gramEnd"/>
-            <w:r>
-              <w:rPr>
-                <w:rFonts w:ascii="Arial" w:hAnsi="Arial" w:cs="Arial"/>
-                <w:sz w:val="16"/>
-                <w:szCs w:val="16"/>
-                <w:lang w:val="ru-RU"/>
-              </w:rPr>
-              <w:t xml:space="preserve">, </w:t>
-            </w:r>
-            <w:proofErr w:type="gramStart"/>
-            <w:r>
-              <w:rPr>
-                <w:rFonts w:ascii="Arial" w:hAnsi="Arial" w:cs="Arial"/>
-                <w:sz w:val="16"/>
-                <w:szCs w:val="16"/>
-                <w:lang w:val="ru-RU"/>
-              </w:rPr>
-              <w:t>58-11</w:t>
-            </w:r>
-            <w:proofErr w:type="gramEnd"/>
-            <w:r>
-              <w:rPr>
-                <w:rFonts w:ascii="Arial" w:hAnsi="Arial" w:cs="Arial"/>
-                <w:sz w:val="16"/>
-                <w:szCs w:val="16"/>
-                <w:lang w:val="ru-RU"/>
-              </w:rPr>
-              <w:t xml:space="preserve"> УК ГССР [* «была завербована в 00.02.1937 г. бывшим ректором Госуниверситета Грузии, ныне осужденным врагом народа, </w:t>
-            </w:r>
-            <w:proofErr w:type="spellStart"/>
-            <w:r>
-              <w:rPr>
-                <w:rFonts w:ascii="Arial" w:hAnsi="Arial" w:cs="Arial"/>
-                <w:sz w:val="16"/>
-                <w:szCs w:val="16"/>
-                <w:lang w:val="ru-RU"/>
-              </w:rPr>
-              <w:t>Арагвелидзе</w:t>
-            </w:r>
-            <w:proofErr w:type="spellEnd"/>
-            <w:r>
-              <w:rPr>
-                <w:rFonts w:ascii="Arial" w:hAnsi="Arial" w:cs="Arial"/>
-                <w:sz w:val="16"/>
-                <w:szCs w:val="16"/>
-                <w:lang w:val="ru-RU"/>
-              </w:rPr>
-              <w:t xml:space="preserve"> Карло в антисоветскую террористическую вредительскую организацию правых. Вела подрывную вредительскую работу по выпуску учебников с к-р искажениями и с антисоветскими формулировками и иллюстрациями. Виновной себя не признала. Изобличается показаниями арест. </w:t>
-            </w:r>
-            <w:proofErr w:type="spellStart"/>
-            <w:r>
-              <w:rPr>
-                <w:rFonts w:ascii="Arial" w:hAnsi="Arial" w:cs="Arial"/>
-                <w:sz w:val="16"/>
-                <w:szCs w:val="16"/>
-                <w:lang w:val="ru-RU"/>
-              </w:rPr>
-              <w:t>Орагвелидзе</w:t>
-            </w:r>
-            <w:proofErr w:type="spellEnd"/>
-            <w:r>
-              <w:rPr>
-                <w:rFonts w:ascii="Arial" w:hAnsi="Arial" w:cs="Arial"/>
-                <w:sz w:val="16"/>
-                <w:szCs w:val="16"/>
-                <w:lang w:val="ru-RU"/>
-              </w:rPr>
-              <w:t xml:space="preserve"> К. Ш., Рухадзе Г. З., </w:t>
-            </w:r>
-            <w:proofErr w:type="spellStart"/>
-            <w:r>
-              <w:rPr>
-                <w:rFonts w:ascii="Arial" w:hAnsi="Arial" w:cs="Arial"/>
-                <w:sz w:val="16"/>
-                <w:szCs w:val="16"/>
-                <w:lang w:val="ru-RU"/>
-              </w:rPr>
-              <w:t>Луарсамидзе</w:t>
-            </w:r>
-            <w:proofErr w:type="spellEnd"/>
-            <w:r>
-              <w:rPr>
-                <w:rFonts w:ascii="Arial" w:hAnsi="Arial" w:cs="Arial"/>
-                <w:sz w:val="16"/>
-                <w:szCs w:val="16"/>
-                <w:lang w:val="ru-RU"/>
-              </w:rPr>
-              <w:t xml:space="preserve"> В. И., и Сванидзе Ш. Н.</w:t>
-            </w:r>
-            <w:proofErr w:type="gramStart"/>
-            <w:r>
-              <w:rPr>
-                <w:rFonts w:ascii="Arial" w:hAnsi="Arial" w:cs="Arial"/>
-                <w:sz w:val="16"/>
-                <w:szCs w:val="16"/>
-                <w:lang w:val="ru-RU"/>
-              </w:rPr>
-              <w:t>» ]</w:t>
-            </w:r>
-            <w:proofErr w:type="gramEnd"/>
-            <w:r>
-              <w:rPr>
-                <w:rFonts w:ascii="Arial" w:hAnsi="Arial" w:cs="Arial"/>
-                <w:sz w:val="16"/>
-                <w:szCs w:val="16"/>
-                <w:lang w:val="ru-RU"/>
-              </w:rPr>
-              <w:t xml:space="preserve"> Приговор: тройка при НКВД ГССР (Гоглидзе, Церетели, </w:t>
-            </w:r>
-            <w:proofErr w:type="spellStart"/>
-            <w:r>
-              <w:rPr>
-                <w:rFonts w:ascii="Arial" w:hAnsi="Arial" w:cs="Arial"/>
-                <w:sz w:val="16"/>
-                <w:szCs w:val="16"/>
-                <w:lang w:val="ru-RU"/>
-              </w:rPr>
-              <w:t>Талахадзе</w:t>
-            </w:r>
-            <w:proofErr w:type="spellEnd"/>
-            <w:r>
-              <w:rPr>
-                <w:rFonts w:ascii="Arial" w:hAnsi="Arial" w:cs="Arial"/>
-                <w:sz w:val="16"/>
-                <w:szCs w:val="16"/>
-                <w:lang w:val="ru-RU"/>
-              </w:rPr>
-              <w:t>, Морозов</w:t>
-            </w:r>
-            <w:r>
-              <w:rPr>
-                <w:rFonts w:ascii="Arial" w:hAnsi="Arial" w:cs="Arial"/>
-                <w:sz w:val="16"/>
-                <w:szCs w:val="16"/>
-                <w:lang w:val="ru-RU"/>
-              </w:rPr>
-              <w:t xml:space="preserve"> – </w:t>
-            </w:r>
-            <w:r>
-              <w:rPr>
-                <w:rFonts w:ascii="Arial" w:hAnsi="Arial" w:cs="Arial"/>
-                <w:sz w:val="16"/>
-                <w:szCs w:val="16"/>
-                <w:lang w:val="ru-RU"/>
-              </w:rPr>
-              <w:t>докладчик Мовсесов), 03.03.1938</w:t>
-            </w:r>
-            <w:r>
-              <w:rPr>
-                <w:rFonts w:ascii="Arial" w:hAnsi="Arial" w:cs="Arial"/>
-                <w:sz w:val="16"/>
-                <w:szCs w:val="16"/>
-                <w:lang w:val="ru-RU"/>
-              </w:rPr>
-              <w:t xml:space="preserve"> – </w:t>
-            </w:r>
-            <w:r>
-              <w:rPr>
-                <w:rFonts w:ascii="Arial" w:hAnsi="Arial" w:cs="Arial"/>
-                <w:sz w:val="16"/>
-                <w:szCs w:val="16"/>
-                <w:lang w:val="ru-RU"/>
-              </w:rPr>
-              <w:t>ВМН с конфискацией личного имущества. Расстреляна 17.03.1938</w:t>
-            </w:r>
-            <w:r>
-              <w:rPr>
-                <w:rFonts w:ascii="Arial" w:hAnsi="Arial" w:cs="Arial"/>
-                <w:sz w:val="16"/>
-                <w:szCs w:val="16"/>
-                <w:lang w:val="ru-RU"/>
-              </w:rPr>
-              <w:t xml:space="preserve">. </w:t>
-            </w:r>
-            <w:r>
-              <w:rPr>
-                <w:rFonts w:ascii="Arial" w:hAnsi="Arial" w:cs="Arial"/>
-                <w:sz w:val="16"/>
-                <w:szCs w:val="16"/>
-                <w:lang w:val="ru-RU"/>
-              </w:rPr>
-              <w:t xml:space="preserve">Состав семьи: замужем. Жена осужденного врага народа Амвросия </w:t>
-            </w:r>
-            <w:proofErr w:type="spellStart"/>
-            <w:r>
-              <w:rPr>
-                <w:rFonts w:ascii="Arial" w:hAnsi="Arial" w:cs="Arial"/>
-                <w:sz w:val="16"/>
-                <w:szCs w:val="16"/>
-                <w:lang w:val="ru-RU"/>
-              </w:rPr>
-              <w:t>Закарейшвили</w:t>
-            </w:r>
-            <w:proofErr w:type="spellEnd"/>
-          </w:p>
-          <w:p>
-            <w:pPr>
-              <w:pStyle w:val="BodyText"/>
-              <w:pBdr>
-                <w:top w:val="none" w:sz="0" w:space="0" w:color="000000"/>
-                <w:left w:val="none" w:sz="0" w:space="0" w:color="000000"/>
-                <w:bottom w:val="none" w:sz="0" w:space="0" w:color="000000"/>
-                <w:right w:val="none" w:sz="0" w:space="0" w:color="000000"/>
-              </w:pBdr>
-              <w:spacing w:after="0" w:line="240" w:lineRule="auto"/>
-              <w:rPr>
-                <w:rFonts w:ascii="Arial" w:hAnsi="Arial" w:cs="Arial"/>
-                <w:b/>
-                <w:bCs/>
-                <w:sz w:val="16"/>
-                <w:szCs w:val="16"/>
-                <w:lang w:val="ru-RU"/>
-              </w:rPr>
-            </w:pPr>
-            <w:r>
-              <w:rPr>
-                <w:rFonts w:ascii="Arial" w:hAnsi="Arial" w:cs="Arial"/>
-                <w:b/>
-                <w:bCs/>
-                <w:sz w:val="16"/>
-                <w:szCs w:val="16"/>
-                <w:lang w:val="ru-RU"/>
-              </w:rPr>
-              <w:t>Источник:</w:t>
-            </w:r>
-            <w:r>
-              <w:rPr>
-                <w:rFonts w:ascii="Arial" w:hAnsi="Arial" w:cs="Arial"/>
-                <w:b/>
-                <w:bCs/>
-                <w:sz w:val="16"/>
-                <w:szCs w:val="16"/>
-                <w:lang w:val="ru-RU"/>
-              </w:rPr>
-              <w:t xml:space="preserve"> Сталинские списки по Грузии</w:t>
-            </w:r>
-            <w:r>
-              <w:rPr>
-                <w:rFonts w:ascii="Arial" w:hAnsi="Arial" w:cs="Arial"/>
-                <w:b/>
-                <w:bCs/>
-                <w:sz w:val="16"/>
-                <w:szCs w:val="16"/>
-                <w:lang w:val="ru-RU"/>
-              </w:rPr>
-              <w:t>;</w:t>
-            </w:r>
-            <w:r>
-              <w:rPr>
-                <w:rFonts w:ascii="Arial" w:hAnsi="Arial" w:cs="Arial"/>
-                <w:b/>
-                <w:bCs/>
-                <w:sz w:val="16"/>
-                <w:szCs w:val="16"/>
-                <w:lang w:val="ru-RU"/>
-              </w:rPr>
-              <w:t xml:space="preserve"> </w:t>
-            </w:r>
-            <w:hyperlink r:id="rId25" w:history="1">
               <w:r>
                 <w:rPr>
                   <w:rStyle w:val="Hyperlink"/>
@@ -9124,7 +8370,6 @@
                 <w:bottom w:val="none" w:sz="0" w:space="0" w:color="000000"/>
                 <w:right w:val="none" w:sz="0" w:space="0" w:color="000000"/>
               </w:pBdr>
-              <w:snapToGrid w:val="0"/>
               <w:spacing w:after="0" w:line="240" w:lineRule="auto"/>
               <w:rPr>
                 <w:rFonts w:ascii="Arial" w:hAnsi="Arial" w:cs="Arial"/>
@@ -9133,51 +8378,62 @@
                 <w:lang w:val="ru-RU"/>
               </w:rPr>
             </w:pPr>
-            <w:proofErr w:type="spellStart"/>
-            <w:r>
-              <w:rPr>
-                <w:rFonts w:ascii="Arial" w:hAnsi="Arial" w:cs="Arial"/>
-                <w:b/>
-                <w:bCs/>
-                <w:sz w:val="16"/>
-                <w:szCs w:val="16"/>
-                <w:lang w:val="ru-RU"/>
-              </w:rPr>
-              <w:t>Каландадзе</w:t>
-            </w:r>
-            <w:proofErr w:type="spellEnd"/>
-            <w:r>
-              <w:rPr>
-                <w:rFonts w:ascii="Arial" w:hAnsi="Arial" w:cs="Arial"/>
-                <w:b/>
-                <w:bCs/>
-                <w:sz w:val="16"/>
-                <w:szCs w:val="16"/>
-                <w:lang w:val="ru-RU"/>
-              </w:rPr>
-              <w:t xml:space="preserve"> Мария Алексеевна</w:t>
-            </w:r>
-            <w:r>
-              <w:rPr>
-                <w:rFonts w:ascii="Arial" w:hAnsi="Arial" w:cs="Arial"/>
-                <w:b/>
-                <w:bCs/>
-                <w:sz w:val="16"/>
-                <w:szCs w:val="16"/>
-                <w:lang w:val="ru-RU"/>
-              </w:rPr>
-              <w:t xml:space="preserve"> </w:t>
-            </w:r>
-            <w:r>
-              <w:rPr>
-                <w:rFonts w:ascii="Arial" w:hAnsi="Arial" w:cs="Arial"/>
-                <w:b/>
-                <w:bCs/>
-                <w:sz w:val="16"/>
-                <w:szCs w:val="16"/>
-                <w:lang w:val="ru-RU"/>
-              </w:rPr>
-              <w:t>42 года</w:t>
+            <w:r>
+              <w:rPr>
+                <w:rFonts w:ascii="Arial" w:hAnsi="Arial" w:cs="Arial"/>
+                <w:b/>
+                <w:bCs/>
+                <w:sz w:val="16"/>
+                <w:szCs w:val="16"/>
+                <w:lang w:val="ru-RU"/>
+              </w:rPr>
+              <w:t xml:space="preserve">Думбадзе </w:t>
+            </w:r>
+            <w:proofErr w:type="spellStart"/>
+            <w:r>
+              <w:rPr>
+                <w:rFonts w:ascii="Arial" w:hAnsi="Arial" w:cs="Arial"/>
+                <w:b/>
+                <w:bCs/>
+                <w:sz w:val="16"/>
+                <w:szCs w:val="16"/>
+                <w:lang w:val="ru-RU"/>
+              </w:rPr>
+              <w:t>Катеванна</w:t>
+            </w:r>
+            <w:proofErr w:type="spellEnd"/>
+            <w:r>
+              <w:rPr>
+                <w:rFonts w:ascii="Arial" w:hAnsi="Arial" w:cs="Arial"/>
+                <w:b/>
+                <w:bCs/>
+                <w:sz w:val="16"/>
+                <w:szCs w:val="16"/>
+                <w:lang w:val="ru-RU"/>
+              </w:rPr>
+              <w:t xml:space="preserve"> Нестеровна</w:t>
+            </w:r>
+            <w:r>
+              <w:rPr>
+                <w:rFonts w:ascii="Arial" w:hAnsi="Arial" w:cs="Arial"/>
+                <w:b/>
+                <w:bCs/>
+                <w:sz w:val="16"/>
+                <w:szCs w:val="16"/>
+                <w:lang w:val="ru-RU"/>
+              </w:rPr>
+              <w:t xml:space="preserve"> </w:t>
+            </w:r>
+            <w:r>
+              <w:rPr>
+                <w:rFonts w:ascii="Arial" w:hAnsi="Arial" w:cs="Arial"/>
+                <w:b/>
+                <w:bCs/>
+                <w:sz w:val="16"/>
+                <w:szCs w:val="16"/>
+                <w:lang w:val="ru-RU"/>
+              </w:rPr>
+              <w:t>48 лет</w:t>
             </w:r>
             <w:r>
               <w:rPr>
@@ -9215,27 +8471,7 @@
                 <w:szCs w:val="16"/>
                 <w:lang w:val="ru-RU"/>
               </w:rPr>
-              <w:t xml:space="preserve">(Варианты фамилии: </w:t>
-            </w:r>
-            <w:proofErr w:type="spellStart"/>
-            <w:r>
-              <w:rPr>
-                <w:rFonts w:ascii="Arial" w:hAnsi="Arial" w:cs="Arial"/>
-                <w:sz w:val="16"/>
-                <w:szCs w:val="16"/>
-                <w:lang w:val="ru-RU"/>
-              </w:rPr>
-              <w:t>Каланадзе</w:t>
-            </w:r>
-            <w:proofErr w:type="spellEnd"/>
-            <w:r>
-              <w:rPr>
-                <w:rFonts w:ascii="Arial" w:hAnsi="Arial" w:cs="Arial"/>
-                <w:sz w:val="16"/>
-                <w:szCs w:val="16"/>
-                <w:lang w:val="ru-RU"/>
-              </w:rPr>
-              <w:t>) Родилась</w:t>
+              <w:t>Родилась</w:t>
             </w:r>
             <w:r>
               <w:rPr>
@@ -9252,7 +8488,7 @@
                 <w:szCs w:val="16"/>
                 <w:lang w:val="ru-RU"/>
               </w:rPr>
-              <w:t xml:space="preserve">в 1896 г., Тифлисской губ.; грузинка; Счетовод райпо. </w:t>
+              <w:t xml:space="preserve">в 1889 г., Тифлис; грузинка; </w:t>
             </w:r>
             <w:r>
               <w:rPr>
@@ -9278,43 +8514,52 @@
                 <w:szCs w:val="16"/>
                 <w:lang w:val="ru-RU"/>
               </w:rPr>
-              <w:t>пос. Шира (Хакасия).</w:t>
-            </w:r>
-            <w:r>
-              <w:rPr>
-                <w:rFonts w:ascii="Arial" w:hAnsi="Arial" w:cs="Arial"/>
-                <w:sz w:val="16"/>
-                <w:szCs w:val="16"/>
-                <w:lang w:val="ru-RU"/>
-              </w:rPr>
-              <w:t xml:space="preserve"> </w:t>
-            </w:r>
-            <w:r>
-              <w:rPr>
-                <w:rFonts w:ascii="Arial" w:hAnsi="Arial" w:cs="Arial"/>
-                <w:sz w:val="16"/>
-                <w:szCs w:val="16"/>
-                <w:lang w:val="ru-RU"/>
-              </w:rPr>
-              <w:t>Арестована 16 февраля 1938 г.</w:t>
-            </w:r>
-            <w:r>
-              <w:rPr>
-                <w:rFonts w:ascii="Arial" w:hAnsi="Arial" w:cs="Arial"/>
-                <w:sz w:val="16"/>
-                <w:szCs w:val="16"/>
-                <w:lang w:val="ru-RU"/>
-              </w:rPr>
-              <w:t xml:space="preserve"> </w:t>
-            </w:r>
-            <w:r>
-              <w:rPr>
-                <w:rFonts w:ascii="Arial" w:hAnsi="Arial" w:cs="Arial"/>
-                <w:sz w:val="16"/>
-                <w:szCs w:val="16"/>
-                <w:lang w:val="ru-RU"/>
-              </w:rPr>
-              <w:t xml:space="preserve">Приговорена: тройкой УНКВД КК 5 апреля 1938 г., </w:t>
+              <w:t xml:space="preserve">г. </w:t>
+            </w:r>
+            <w:r>
+              <w:rPr>
+                <w:rFonts w:ascii="Arial" w:hAnsi="Arial" w:cs="Arial"/>
+                <w:sz w:val="16"/>
+                <w:szCs w:val="16"/>
+                <w:lang w:val="ru-RU"/>
+              </w:rPr>
+              <w:t>Тифлис.</w:t>
+            </w:r>
+            <w:r>
+              <w:rPr>
+                <w:rFonts w:ascii="Arial" w:hAnsi="Arial" w:cs="Arial"/>
+                <w:sz w:val="16"/>
+                <w:szCs w:val="16"/>
+                <w:lang w:val="ru-RU"/>
+              </w:rPr>
+              <w:t xml:space="preserve"> </w:t>
+            </w:r>
+            <w:r>
+              <w:rPr>
+                <w:rFonts w:ascii="Arial" w:hAnsi="Arial" w:cs="Arial"/>
+                <w:sz w:val="16"/>
+                <w:szCs w:val="16"/>
+                <w:lang w:val="ru-RU"/>
+              </w:rPr>
+              <w:t>Арестована в 1934 г.</w:t>
+            </w:r>
+            <w:r>
+              <w:rPr>
+                <w:rFonts w:ascii="Arial" w:hAnsi="Arial" w:cs="Arial"/>
+                <w:sz w:val="16"/>
+                <w:szCs w:val="16"/>
+                <w:lang w:val="ru-RU"/>
+              </w:rPr>
+              <w:t xml:space="preserve"> </w:t>
+            </w:r>
+            <w:r>
+              <w:rPr>
+                <w:rFonts w:ascii="Arial" w:hAnsi="Arial" w:cs="Arial"/>
+                <w:sz w:val="16"/>
+                <w:szCs w:val="16"/>
+                <w:lang w:val="ru-RU"/>
+              </w:rPr>
+              <w:t xml:space="preserve">Приговорена: тройка при УНКВД по Дальстрою 14 сентября 1937 г., </w:t>
             </w:r>
             <w:proofErr w:type="spellStart"/>
             <w:r>
@@ -9351,43 +8596,34 @@
                 <w:szCs w:val="16"/>
                 <w:lang w:val="ru-RU"/>
               </w:rPr>
-              <w:t>КРА.</w:t>
-            </w:r>
-            <w:r>
-              <w:rPr>
-                <w:rFonts w:ascii="Arial" w:hAnsi="Arial" w:cs="Arial"/>
-                <w:sz w:val="16"/>
-                <w:szCs w:val="16"/>
-                <w:lang w:val="ru-RU"/>
-              </w:rPr>
-              <w:t xml:space="preserve"> </w:t>
-            </w:r>
-            <w:r>
-              <w:rPr>
-                <w:rFonts w:ascii="Arial" w:hAnsi="Arial" w:cs="Arial"/>
-                <w:sz w:val="16"/>
-                <w:szCs w:val="16"/>
-                <w:lang w:val="ru-RU"/>
-              </w:rPr>
-              <w:t>Приговор: ВМН Расстреляна 11 мая 1938 г. Место захоронения</w:t>
-            </w:r>
-            <w:r>
-              <w:rPr>
-                <w:rFonts w:ascii="Arial" w:hAnsi="Arial" w:cs="Arial"/>
-                <w:sz w:val="16"/>
-                <w:szCs w:val="16"/>
-                <w:lang w:val="ru-RU"/>
-              </w:rPr>
-              <w:t xml:space="preserve"> – </w:t>
-            </w:r>
-            <w:r>
-              <w:rPr>
-                <w:rFonts w:ascii="Arial" w:hAnsi="Arial" w:cs="Arial"/>
-                <w:sz w:val="16"/>
-                <w:szCs w:val="16"/>
-                <w:lang w:val="ru-RU"/>
-              </w:rPr>
-              <w:t>в г. Минусинске. Реабилитирована 17 ноября 1989 г. прокуратурой КК</w:t>
+              <w:t>к/р</w:t>
+            </w:r>
+            <w:r>
+              <w:rPr>
+                <w:rFonts w:ascii="Arial" w:hAnsi="Arial" w:cs="Arial"/>
+                <w:sz w:val="16"/>
+                <w:szCs w:val="16"/>
+                <w:lang w:val="ru-RU"/>
+              </w:rPr>
+              <w:t xml:space="preserve"> троцкистская деятельность.</w:t>
+            </w:r>
+            <w:r>
+              <w:rPr>
+                <w:rFonts w:ascii="Arial" w:hAnsi="Arial" w:cs="Arial"/>
+                <w:sz w:val="16"/>
+                <w:szCs w:val="16"/>
+                <w:lang w:val="ru-RU"/>
+              </w:rPr>
+              <w:t xml:space="preserve"> </w:t>
+            </w:r>
+            <w:r>
+              <w:rPr>
+                <w:rFonts w:ascii="Arial" w:hAnsi="Arial" w:cs="Arial"/>
+                <w:sz w:val="16"/>
+                <w:szCs w:val="16"/>
+                <w:lang w:val="ru-RU"/>
+              </w:rPr>
+              <w:t>Расстреляна 4 ноября 1937 г. Реабилитирована 12 ноября 1956 г.</w:t>
             </w:r>
           </w:p>
           <w:p>
@@ -9411,6 +8647,8 @@
               <w:rPr>
                 <w:rFonts w:ascii="Arial" w:hAnsi="Arial" w:cs="Arial"/>
                 <w:b/>
+                <w:bCs/>
+                <w:iCs/>
                 <w:sz w:val="16"/>
                 <w:szCs w:val="16"/>
                 <w:lang w:val="ru-RU"/>
@@ -9421,16 +8659,20 @@
               <w:rPr>
                 <w:rFonts w:ascii="Arial" w:hAnsi="Arial" w:cs="Arial"/>
                 <w:b/>
-                <w:sz w:val="16"/>
-                <w:szCs w:val="16"/>
-                <w:lang w:val="ru-RU"/>
-              </w:rPr>
-              <w:t xml:space="preserve"> Книга памяти Красноярского края</w:t>
-            </w:r>
-            <w:r>
-              <w:rPr>
-                <w:rFonts w:ascii="Arial" w:hAnsi="Arial" w:cs="Arial"/>
-                <w:b/>
+                <w:bCs/>
+                <w:iCs/>
+                <w:sz w:val="16"/>
+                <w:szCs w:val="16"/>
+                <w:lang w:val="ru-RU"/>
+              </w:rPr>
+              <w:t xml:space="preserve"> Книга памяти Магаданской обл.</w:t>
+            </w:r>
+            <w:r>
+              <w:rPr>
+                <w:rFonts w:ascii="Arial" w:hAnsi="Arial" w:cs="Arial"/>
+                <w:b/>
+                <w:bCs/>
+                <w:iCs/>
                 <w:sz w:val="16"/>
                 <w:szCs w:val="16"/>
                 <w:lang w:val="ru-RU"/>
@@ -9441,6 +8683,483 @@
               <w:rPr>
                 <w:rFonts w:ascii="Arial" w:hAnsi="Arial" w:cs="Arial"/>
                 <w:b/>
+                <w:bCs/>
+                <w:i/>
+                <w:sz w:val="16"/>
+                <w:szCs w:val="16"/>
+                <w:lang w:val="ru-RU"/>
+              </w:rPr>
+              <w:t xml:space="preserve"> </w:t>
+            </w:r>
+            <w:hyperlink r:id="rId25" w:history="1">
+              <w:r>
+                <w:rPr>
+                  <w:rStyle w:val="Hyperlink"/>
+                  <w:rFonts w:ascii="Arial" w:hAnsi="Arial" w:cs="Arial"/>
+                  <w:b/>
+                  <w:bCs/>
+                  <w:color w:val="auto"/>
+                  <w:sz w:val="16"/>
+                  <w:szCs w:val="16"/>
+                  <w:lang w:val="ru-RU"/>
+                </w:rPr>
+                <w:t>Открытый список</w:t>
+              </w:r>
+            </w:hyperlink>
+          </w:p>
+        </w:tc>
+      </w:tr>
+      <w:tr>
+        <w:tc>
+          <w:tcPr>
+            <w:tcW w:w="10994" w:type="dxa"/>
+            <w:tcBorders>
+              <w:left w:val="double" w:sz="1" w:space="0" w:color="808080"/>
+              <w:bottom w:val="double" w:sz="1" w:space="0" w:color="808080"/>
+              <w:right w:val="double" w:sz="2" w:space="0" w:color="808080"/>
+            </w:tcBorders>
+            <w:shd w:val="clear" w:color="auto" w:fill="auto"/>
+            <w:vAlign w:val="center"/>
+          </w:tcPr>
+          <w:p>
+            <w:pPr>
+              <w:pStyle w:val="BodyText"/>
+              <w:spacing w:after="0" w:line="240" w:lineRule="auto"/>
+              <w:rPr>
+                <w:rFonts w:ascii="Arial" w:hAnsi="Arial" w:cs="Arial"/>
+                <w:b/>
+                <w:bCs/>
+                <w:sz w:val="16"/>
+                <w:szCs w:val="16"/>
+                <w:lang w:val="ru-RU"/>
+              </w:rPr>
+            </w:pPr>
+            <w:proofErr w:type="spellStart"/>
+            <w:r>
+              <w:rPr>
+                <w:rFonts w:ascii="Arial" w:hAnsi="Arial" w:cs="Arial"/>
+                <w:b/>
+                <w:bCs/>
+                <w:sz w:val="16"/>
+                <w:szCs w:val="16"/>
+                <w:lang w:val="ru-RU"/>
+              </w:rPr>
+              <w:lastRenderedPageBreak/>
+              <w:t>Закарейшвили</w:t>
+            </w:r>
+            <w:proofErr w:type="spellEnd"/>
+            <w:r>
+              <w:rPr>
+                <w:rFonts w:ascii="Arial" w:hAnsi="Arial" w:cs="Arial"/>
+                <w:b/>
+                <w:bCs/>
+                <w:sz w:val="16"/>
+                <w:szCs w:val="16"/>
+                <w:lang w:val="ru-RU"/>
+              </w:rPr>
+              <w:t xml:space="preserve"> </w:t>
+            </w:r>
+            <w:proofErr w:type="spellStart"/>
+            <w:r>
+              <w:rPr>
+                <w:rFonts w:ascii="Arial" w:hAnsi="Arial" w:cs="Arial"/>
+                <w:b/>
+                <w:bCs/>
+                <w:sz w:val="16"/>
+                <w:szCs w:val="16"/>
+                <w:lang w:val="ru-RU"/>
+              </w:rPr>
+              <w:t>Епраксия</w:t>
+            </w:r>
+            <w:proofErr w:type="spellEnd"/>
+            <w:r>
+              <w:rPr>
+                <w:rFonts w:ascii="Arial" w:hAnsi="Arial" w:cs="Arial"/>
+                <w:b/>
+                <w:bCs/>
+                <w:sz w:val="16"/>
+                <w:szCs w:val="16"/>
+                <w:lang w:val="ru-RU"/>
+              </w:rPr>
+              <w:t xml:space="preserve"> Георгиевна</w:t>
+            </w:r>
+            <w:r>
+              <w:rPr>
+                <w:rFonts w:ascii="Arial" w:hAnsi="Arial" w:cs="Arial"/>
+                <w:b/>
+                <w:bCs/>
+                <w:sz w:val="16"/>
+                <w:szCs w:val="16"/>
+                <w:lang w:val="ru-RU"/>
+              </w:rPr>
+              <w:t xml:space="preserve"> </w:t>
+            </w:r>
+            <w:r>
+              <w:rPr>
+                <w:rFonts w:ascii="Arial" w:hAnsi="Arial" w:cs="Arial"/>
+                <w:b/>
+                <w:bCs/>
+                <w:sz w:val="16"/>
+                <w:szCs w:val="16"/>
+                <w:lang w:val="ru-RU"/>
+              </w:rPr>
+              <w:t>37 лет</w:t>
+            </w:r>
+            <w:r>
+              <w:rPr>
+                <w:rFonts w:ascii="Arial" w:hAnsi="Arial" w:cs="Arial"/>
+                <w:b/>
+                <w:bCs/>
+                <w:sz w:val="16"/>
+                <w:szCs w:val="16"/>
+                <w:lang w:val="ru-RU"/>
+              </w:rPr>
+              <w:t xml:space="preserve"> </w:t>
+            </w:r>
+          </w:p>
+          <w:p>
+            <w:pPr>
+              <w:pStyle w:val="BodyText"/>
+              <w:spacing w:after="0" w:line="240" w:lineRule="auto"/>
+              <w:rPr>
+                <w:rFonts w:ascii="Arial" w:hAnsi="Arial" w:cs="Arial"/>
+                <w:sz w:val="16"/>
+                <w:szCs w:val="16"/>
+                <w:lang w:val="ru-RU"/>
+              </w:rPr>
+            </w:pPr>
+            <w:r>
+              <w:rPr>
+                <w:rFonts w:ascii="Arial" w:hAnsi="Arial" w:cs="Arial"/>
+                <w:sz w:val="16"/>
+                <w:szCs w:val="16"/>
+                <w:lang w:val="ru-RU"/>
+              </w:rPr>
+              <w:t xml:space="preserve">1901 г.р., </w:t>
+            </w:r>
+            <w:proofErr w:type="spellStart"/>
+            <w:r>
+              <w:rPr>
+                <w:rFonts w:ascii="Arial" w:hAnsi="Arial" w:cs="Arial"/>
+                <w:sz w:val="16"/>
+                <w:szCs w:val="16"/>
+                <w:lang w:val="ru-RU"/>
+              </w:rPr>
+              <w:t>м.р</w:t>
+            </w:r>
+            <w:proofErr w:type="spellEnd"/>
+            <w:r>
+              <w:rPr>
+                <w:rFonts w:ascii="Arial" w:hAnsi="Arial" w:cs="Arial"/>
+                <w:sz w:val="16"/>
+                <w:szCs w:val="16"/>
+                <w:lang w:val="ru-RU"/>
+              </w:rPr>
+              <w:t xml:space="preserve">.: Чохатаурский р-н, с. </w:t>
+            </w:r>
+            <w:proofErr w:type="spellStart"/>
+            <w:r>
+              <w:rPr>
+                <w:rFonts w:ascii="Arial" w:hAnsi="Arial" w:cs="Arial"/>
+                <w:sz w:val="16"/>
+                <w:szCs w:val="16"/>
+                <w:lang w:val="ru-RU"/>
+              </w:rPr>
+              <w:t>Парцхма</w:t>
+            </w:r>
+            <w:proofErr w:type="spellEnd"/>
+            <w:r>
+              <w:rPr>
+                <w:rFonts w:ascii="Arial" w:hAnsi="Arial" w:cs="Arial"/>
+                <w:sz w:val="16"/>
+                <w:szCs w:val="16"/>
+                <w:lang w:val="ru-RU"/>
+              </w:rPr>
+              <w:t xml:space="preserve">, бывший член ВКП(б) с 1927 </w:t>
+            </w:r>
+            <w:proofErr w:type="gramStart"/>
+            <w:r>
+              <w:rPr>
+                <w:rFonts w:ascii="Arial" w:hAnsi="Arial" w:cs="Arial"/>
+                <w:sz w:val="16"/>
+                <w:szCs w:val="16"/>
+                <w:lang w:val="ru-RU"/>
+              </w:rPr>
+              <w:t>г. ,</w:t>
+            </w:r>
+            <w:proofErr w:type="gramEnd"/>
+            <w:r>
+              <w:rPr>
+                <w:rFonts w:ascii="Arial" w:hAnsi="Arial" w:cs="Arial"/>
+                <w:sz w:val="16"/>
+                <w:szCs w:val="16"/>
+                <w:lang w:val="ru-RU"/>
+              </w:rPr>
+              <w:t xml:space="preserve"> исключена в 1937 г., заместительница начальника Главлита Грузии 4-й отдел УГБ НКВД ГССР. Обвинение: </w:t>
+            </w:r>
+            <w:proofErr w:type="gramStart"/>
+            <w:r>
+              <w:rPr>
+                <w:rFonts w:ascii="Arial" w:hAnsi="Arial" w:cs="Arial"/>
+                <w:sz w:val="16"/>
+                <w:szCs w:val="16"/>
+                <w:lang w:val="ru-RU"/>
+              </w:rPr>
+              <w:t>58-7</w:t>
+            </w:r>
+            <w:proofErr w:type="gramEnd"/>
+            <w:r>
+              <w:rPr>
+                <w:rFonts w:ascii="Arial" w:hAnsi="Arial" w:cs="Arial"/>
+                <w:sz w:val="16"/>
+                <w:szCs w:val="16"/>
+                <w:lang w:val="ru-RU"/>
+              </w:rPr>
+              <w:t xml:space="preserve">, </w:t>
+            </w:r>
+            <w:proofErr w:type="gramStart"/>
+            <w:r>
+              <w:rPr>
+                <w:rFonts w:ascii="Arial" w:hAnsi="Arial" w:cs="Arial"/>
+                <w:sz w:val="16"/>
+                <w:szCs w:val="16"/>
+                <w:lang w:val="ru-RU"/>
+              </w:rPr>
+              <w:t>58-11</w:t>
+            </w:r>
+            <w:proofErr w:type="gramEnd"/>
+            <w:r>
+              <w:rPr>
+                <w:rFonts w:ascii="Arial" w:hAnsi="Arial" w:cs="Arial"/>
+                <w:sz w:val="16"/>
+                <w:szCs w:val="16"/>
+                <w:lang w:val="ru-RU"/>
+              </w:rPr>
+              <w:t xml:space="preserve"> УК ГССР [* «была завербована в 00.02.1937 г. бывшим ректором Госуниверситета Грузии, ныне осужденным врагом народа, </w:t>
+            </w:r>
+            <w:proofErr w:type="spellStart"/>
+            <w:r>
+              <w:rPr>
+                <w:rFonts w:ascii="Arial" w:hAnsi="Arial" w:cs="Arial"/>
+                <w:sz w:val="16"/>
+                <w:szCs w:val="16"/>
+                <w:lang w:val="ru-RU"/>
+              </w:rPr>
+              <w:t>Арагвелидзе</w:t>
+            </w:r>
+            <w:proofErr w:type="spellEnd"/>
+            <w:r>
+              <w:rPr>
+                <w:rFonts w:ascii="Arial" w:hAnsi="Arial" w:cs="Arial"/>
+                <w:sz w:val="16"/>
+                <w:szCs w:val="16"/>
+                <w:lang w:val="ru-RU"/>
+              </w:rPr>
+              <w:t xml:space="preserve"> Карло в антисоветскую террористическую вредительскую организацию правых. Вела подрывную вредительскую работу по выпуску учебников с к-р искажениями и с антисоветскими формулировками и иллюстрациями. Виновной себя не признала. Изобличается показаниями арест. </w:t>
+            </w:r>
+            <w:proofErr w:type="spellStart"/>
+            <w:r>
+              <w:rPr>
+                <w:rFonts w:ascii="Arial" w:hAnsi="Arial" w:cs="Arial"/>
+                <w:sz w:val="16"/>
+                <w:szCs w:val="16"/>
+                <w:lang w:val="ru-RU"/>
+              </w:rPr>
+              <w:t>Орагвелидзе</w:t>
+            </w:r>
+            <w:proofErr w:type="spellEnd"/>
+            <w:r>
+              <w:rPr>
+                <w:rFonts w:ascii="Arial" w:hAnsi="Arial" w:cs="Arial"/>
+                <w:sz w:val="16"/>
+                <w:szCs w:val="16"/>
+                <w:lang w:val="ru-RU"/>
+              </w:rPr>
+              <w:t xml:space="preserve"> К. Ш., Рухадзе Г. З., </w:t>
+            </w:r>
+            <w:proofErr w:type="spellStart"/>
+            <w:r>
+              <w:rPr>
+                <w:rFonts w:ascii="Arial" w:hAnsi="Arial" w:cs="Arial"/>
+                <w:sz w:val="16"/>
+                <w:szCs w:val="16"/>
+                <w:lang w:val="ru-RU"/>
+              </w:rPr>
+              <w:t>Луарсамидзе</w:t>
+            </w:r>
+            <w:proofErr w:type="spellEnd"/>
+            <w:r>
+              <w:rPr>
+                <w:rFonts w:ascii="Arial" w:hAnsi="Arial" w:cs="Arial"/>
+                <w:sz w:val="16"/>
+                <w:szCs w:val="16"/>
+                <w:lang w:val="ru-RU"/>
+              </w:rPr>
+              <w:t xml:space="preserve"> В. И., и Сванидзе Ш. Н.</w:t>
+            </w:r>
+            <w:proofErr w:type="gramStart"/>
+            <w:r>
+              <w:rPr>
+                <w:rFonts w:ascii="Arial" w:hAnsi="Arial" w:cs="Arial"/>
+                <w:sz w:val="16"/>
+                <w:szCs w:val="16"/>
+                <w:lang w:val="ru-RU"/>
+              </w:rPr>
+              <w:t>» ]</w:t>
+            </w:r>
+            <w:proofErr w:type="gramEnd"/>
+            <w:r>
+              <w:rPr>
+                <w:rFonts w:ascii="Arial" w:hAnsi="Arial" w:cs="Arial"/>
+                <w:sz w:val="16"/>
+                <w:szCs w:val="16"/>
+                <w:lang w:val="ru-RU"/>
+              </w:rPr>
+              <w:t xml:space="preserve"> Приговор: тройка при НКВД ГССР (Гоглидзе, Церетели, </w:t>
+            </w:r>
+            <w:proofErr w:type="spellStart"/>
+            <w:r>
+              <w:rPr>
+                <w:rFonts w:ascii="Arial" w:hAnsi="Arial" w:cs="Arial"/>
+                <w:sz w:val="16"/>
+                <w:szCs w:val="16"/>
+                <w:lang w:val="ru-RU"/>
+              </w:rPr>
+              <w:t>Талахадзе</w:t>
+            </w:r>
+            <w:proofErr w:type="spellEnd"/>
+            <w:r>
+              <w:rPr>
+                <w:rFonts w:ascii="Arial" w:hAnsi="Arial" w:cs="Arial"/>
+                <w:sz w:val="16"/>
+                <w:szCs w:val="16"/>
+                <w:lang w:val="ru-RU"/>
+              </w:rPr>
+              <w:t>, Морозов</w:t>
+            </w:r>
+            <w:r>
+              <w:rPr>
+                <w:rFonts w:ascii="Arial" w:hAnsi="Arial" w:cs="Arial"/>
+                <w:sz w:val="16"/>
+                <w:szCs w:val="16"/>
+                <w:lang w:val="ru-RU"/>
+              </w:rPr>
+              <w:t xml:space="preserve"> – </w:t>
+            </w:r>
+            <w:r>
+              <w:rPr>
+                <w:rFonts w:ascii="Arial" w:hAnsi="Arial" w:cs="Arial"/>
+                <w:sz w:val="16"/>
+                <w:szCs w:val="16"/>
+                <w:lang w:val="ru-RU"/>
+              </w:rPr>
+              <w:t>докладчик Мовсесов), 03.03.1938</w:t>
+            </w:r>
+            <w:r>
+              <w:rPr>
+                <w:rFonts w:ascii="Arial" w:hAnsi="Arial" w:cs="Arial"/>
+                <w:sz w:val="16"/>
+                <w:szCs w:val="16"/>
+                <w:lang w:val="ru-RU"/>
+              </w:rPr>
+              <w:t xml:space="preserve"> – </w:t>
+            </w:r>
+            <w:r>
+              <w:rPr>
+                <w:rFonts w:ascii="Arial" w:hAnsi="Arial" w:cs="Arial"/>
+                <w:sz w:val="16"/>
+                <w:szCs w:val="16"/>
+                <w:lang w:val="ru-RU"/>
+              </w:rPr>
+              <w:t>ВМН с конфискацией личного имущества. Расстреляна 17.03.1938</w:t>
+            </w:r>
+            <w:r>
+              <w:rPr>
+                <w:rFonts w:ascii="Arial" w:hAnsi="Arial" w:cs="Arial"/>
+                <w:sz w:val="16"/>
+                <w:szCs w:val="16"/>
+                <w:lang w:val="ru-RU"/>
+              </w:rPr>
+              <w:t xml:space="preserve">. </w:t>
+            </w:r>
+            <w:r>
+              <w:rPr>
+                <w:rFonts w:ascii="Arial" w:hAnsi="Arial" w:cs="Arial"/>
+                <w:sz w:val="16"/>
+                <w:szCs w:val="16"/>
+                <w:lang w:val="ru-RU"/>
+              </w:rPr>
+              <w:t xml:space="preserve">Состав семьи: замужем. Жена осужденного врага народа Амвросия </w:t>
+            </w:r>
+            <w:proofErr w:type="spellStart"/>
+            <w:r>
+              <w:rPr>
+                <w:rFonts w:ascii="Arial" w:hAnsi="Arial" w:cs="Arial"/>
+                <w:sz w:val="16"/>
+                <w:szCs w:val="16"/>
+                <w:lang w:val="ru-RU"/>
+              </w:rPr>
+              <w:t>Закарейшвили</w:t>
+            </w:r>
+            <w:proofErr w:type="spellEnd"/>
+          </w:p>
+          <w:p>
+            <w:pPr>
+              <w:pStyle w:val="BodyText"/>
+              <w:pBdr>
+                <w:top w:val="none" w:sz="0" w:space="0" w:color="000000"/>
+                <w:left w:val="none" w:sz="0" w:space="0" w:color="000000"/>
+                <w:bottom w:val="none" w:sz="0" w:space="0" w:color="000000"/>
+                <w:right w:val="none" w:sz="0" w:space="0" w:color="000000"/>
+              </w:pBdr>
+              <w:spacing w:after="0" w:line="240" w:lineRule="auto"/>
+              <w:rPr>
+                <w:rFonts w:ascii="Arial" w:hAnsi="Arial" w:cs="Arial"/>
+                <w:b/>
+                <w:bCs/>
+                <w:sz w:val="16"/>
+                <w:szCs w:val="16"/>
+                <w:lang w:val="ru-RU"/>
+              </w:rPr>
+            </w:pPr>
+            <w:r>
+              <w:rPr>
+                <w:rFonts w:ascii="Arial" w:hAnsi="Arial" w:cs="Arial"/>
+                <w:b/>
+                <w:bCs/>
+                <w:sz w:val="16"/>
+                <w:szCs w:val="16"/>
+                <w:lang w:val="ru-RU"/>
+              </w:rPr>
+              <w:t>Источник:</w:t>
+            </w:r>
+            <w:r>
+              <w:rPr>
+                <w:rFonts w:ascii="Arial" w:hAnsi="Arial" w:cs="Arial"/>
+                <w:b/>
+                <w:bCs/>
+                <w:sz w:val="16"/>
+                <w:szCs w:val="16"/>
+                <w:lang w:val="ru-RU"/>
+              </w:rPr>
+              <w:t xml:space="preserve"> Сталинские списки по Грузии</w:t>
+            </w:r>
+            <w:r>
+              <w:rPr>
+                <w:rFonts w:ascii="Arial" w:hAnsi="Arial" w:cs="Arial"/>
+                <w:b/>
+                <w:bCs/>
+                <w:sz w:val="16"/>
+                <w:szCs w:val="16"/>
+                <w:lang w:val="ru-RU"/>
+              </w:rPr>
+              <w:t>;</w:t>
+            </w:r>
+            <w:r>
+              <w:rPr>
+                <w:rFonts w:ascii="Arial" w:hAnsi="Arial" w:cs="Arial"/>
+                <w:b/>
+                <w:bCs/>
                 <w:sz w:val="16"/>
                 <w:szCs w:val="16"/>
                 <w:lang w:val="ru-RU"/>
@@ -9488,6 +9207,368 @@
               </w:pBdr>
               <w:snapToGrid w:val="0"/>
               <w:spacing w:after="0" w:line="240" w:lineRule="auto"/>
+              <w:rPr>
+                <w:rFonts w:ascii="Arial" w:hAnsi="Arial" w:cs="Arial"/>
+                <w:sz w:val="16"/>
+                <w:szCs w:val="16"/>
+                <w:lang w:val="ru-RU"/>
+              </w:rPr>
+            </w:pPr>
+            <w:proofErr w:type="spellStart"/>
+            <w:r>
+              <w:rPr>
+                <w:rFonts w:ascii="Arial" w:hAnsi="Arial" w:cs="Arial"/>
+                <w:b/>
+                <w:bCs/>
+                <w:sz w:val="16"/>
+                <w:szCs w:val="16"/>
+                <w:lang w:val="ru-RU"/>
+              </w:rPr>
+              <w:t>Каландадзе</w:t>
+            </w:r>
+            <w:proofErr w:type="spellEnd"/>
+            <w:r>
+              <w:rPr>
+                <w:rFonts w:ascii="Arial" w:hAnsi="Arial" w:cs="Arial"/>
+                <w:b/>
+                <w:bCs/>
+                <w:sz w:val="16"/>
+                <w:szCs w:val="16"/>
+                <w:lang w:val="ru-RU"/>
+              </w:rPr>
+              <w:t xml:space="preserve"> Мария Алексеевна</w:t>
+            </w:r>
+            <w:r>
+              <w:rPr>
+                <w:rFonts w:ascii="Arial" w:hAnsi="Arial" w:cs="Arial"/>
+                <w:b/>
+                <w:bCs/>
+                <w:sz w:val="16"/>
+                <w:szCs w:val="16"/>
+                <w:lang w:val="ru-RU"/>
+              </w:rPr>
+              <w:t xml:space="preserve"> </w:t>
+            </w:r>
+            <w:r>
+              <w:rPr>
+                <w:rFonts w:ascii="Arial" w:hAnsi="Arial" w:cs="Arial"/>
+                <w:b/>
+                <w:bCs/>
+                <w:sz w:val="16"/>
+                <w:szCs w:val="16"/>
+                <w:lang w:val="ru-RU"/>
+              </w:rPr>
+              <w:t>42 года</w:t>
+            </w:r>
+            <w:r>
+              <w:rPr>
+                <w:rFonts w:ascii="Arial" w:hAnsi="Arial" w:cs="Arial"/>
+                <w:b/>
+                <w:bCs/>
+                <w:sz w:val="16"/>
+                <w:szCs w:val="16"/>
+                <w:lang w:val="ru-RU"/>
+              </w:rPr>
+              <w:t xml:space="preserve"> </w:t>
+            </w:r>
+          </w:p>
+          <w:p>
+            <w:pPr>
+              <w:pStyle w:val="BodyText"/>
+              <w:pBdr>
+                <w:top w:val="none" w:sz="0" w:space="0" w:color="000000"/>
+                <w:left w:val="none" w:sz="0" w:space="0" w:color="000000"/>
+                <w:bottom w:val="none" w:sz="0" w:space="0" w:color="000000"/>
+                <w:right w:val="none" w:sz="0" w:space="0" w:color="000000"/>
+              </w:pBdr>
+              <w:spacing w:after="0" w:line="240" w:lineRule="auto"/>
+              <w:rPr>
+                <w:rFonts w:ascii="Arial" w:hAnsi="Arial" w:cs="Arial"/>
+                <w:sz w:val="16"/>
+                <w:szCs w:val="16"/>
+                <w:lang w:val="ru-RU"/>
+              </w:rPr>
+            </w:pPr>
+            <w:r>
+              <w:rPr>
+                <w:rFonts w:ascii="Arial" w:hAnsi="Arial" w:cs="Arial"/>
+                <w:sz w:val="16"/>
+                <w:szCs w:val="16"/>
+                <w:lang w:val="ru-RU"/>
+              </w:rPr>
+              <w:t xml:space="preserve">(Варианты фамилии: </w:t>
+            </w:r>
+            <w:proofErr w:type="spellStart"/>
+            <w:r>
+              <w:rPr>
+                <w:rFonts w:ascii="Arial" w:hAnsi="Arial" w:cs="Arial"/>
+                <w:sz w:val="16"/>
+                <w:szCs w:val="16"/>
+                <w:lang w:val="ru-RU"/>
+              </w:rPr>
+              <w:t>Каланадзе</w:t>
+            </w:r>
+            <w:proofErr w:type="spellEnd"/>
+            <w:r>
+              <w:rPr>
+                <w:rFonts w:ascii="Arial" w:hAnsi="Arial" w:cs="Arial"/>
+                <w:sz w:val="16"/>
+                <w:szCs w:val="16"/>
+                <w:lang w:val="ru-RU"/>
+              </w:rPr>
+              <w:t>) Родилась</w:t>
+            </w:r>
+            <w:r>
+              <w:rPr>
+                <w:rFonts w:ascii="Arial" w:hAnsi="Arial" w:cs="Arial"/>
+                <w:sz w:val="16"/>
+                <w:szCs w:val="16"/>
+              </w:rPr>
+              <w:t> </w:t>
+            </w:r>
+            <w:r>
+              <w:rPr>
+                <w:rFonts w:ascii="Arial" w:hAnsi="Arial" w:cs="Arial"/>
+                <w:sz w:val="16"/>
+                <w:szCs w:val="16"/>
+                <w:lang w:val="ru-RU"/>
+              </w:rPr>
+              <w:t xml:space="preserve">в 1896 г., Тифлисской губ.; грузинка; Счетовод райпо. </w:t>
+            </w:r>
+            <w:r>
+              <w:rPr>
+                <w:rFonts w:ascii="Arial" w:hAnsi="Arial" w:cs="Arial"/>
+                <w:sz w:val="16"/>
+                <w:szCs w:val="16"/>
+                <w:lang w:val="ru-RU"/>
+              </w:rPr>
+              <w:t>Прожив.:</w:t>
+            </w:r>
+            <w:r>
+              <w:rPr>
+                <w:rFonts w:ascii="Arial" w:hAnsi="Arial" w:cs="Arial"/>
+                <w:sz w:val="16"/>
+                <w:szCs w:val="16"/>
+              </w:rPr>
+              <w:t> </w:t>
+            </w:r>
+            <w:r>
+              <w:rPr>
+                <w:rFonts w:ascii="Arial" w:hAnsi="Arial" w:cs="Arial"/>
+                <w:sz w:val="16"/>
+                <w:szCs w:val="16"/>
+                <w:lang w:val="ru-RU"/>
+              </w:rPr>
+              <w:t>пос. Шира (Хакасия).</w:t>
+            </w:r>
+            <w:r>
+              <w:rPr>
+                <w:rFonts w:ascii="Arial" w:hAnsi="Arial" w:cs="Arial"/>
+                <w:sz w:val="16"/>
+                <w:szCs w:val="16"/>
+                <w:lang w:val="ru-RU"/>
+              </w:rPr>
+              <w:t xml:space="preserve"> </w:t>
+            </w:r>
+            <w:r>
+              <w:rPr>
+                <w:rFonts w:ascii="Arial" w:hAnsi="Arial" w:cs="Arial"/>
+                <w:sz w:val="16"/>
+                <w:szCs w:val="16"/>
+                <w:lang w:val="ru-RU"/>
+              </w:rPr>
+              <w:t>Арестована 16 февраля 1938 г.</w:t>
+            </w:r>
+            <w:r>
+              <w:rPr>
+                <w:rFonts w:ascii="Arial" w:hAnsi="Arial" w:cs="Arial"/>
+                <w:sz w:val="16"/>
+                <w:szCs w:val="16"/>
+                <w:lang w:val="ru-RU"/>
+              </w:rPr>
+              <w:t xml:space="preserve"> </w:t>
+            </w:r>
+            <w:r>
+              <w:rPr>
+                <w:rFonts w:ascii="Arial" w:hAnsi="Arial" w:cs="Arial"/>
+                <w:sz w:val="16"/>
+                <w:szCs w:val="16"/>
+                <w:lang w:val="ru-RU"/>
+              </w:rPr>
+              <w:t xml:space="preserve">Приговорена: тройкой УНКВД КК 5 апреля 1938 г., </w:t>
+            </w:r>
+            <w:proofErr w:type="spellStart"/>
+            <w:r>
+              <w:rPr>
+                <w:rFonts w:ascii="Arial" w:hAnsi="Arial" w:cs="Arial"/>
+                <w:sz w:val="16"/>
+                <w:szCs w:val="16"/>
+                <w:lang w:val="ru-RU"/>
+              </w:rPr>
+              <w:t>обв</w:t>
+            </w:r>
+            <w:proofErr w:type="spellEnd"/>
+            <w:r>
+              <w:rPr>
+                <w:rFonts w:ascii="Arial" w:hAnsi="Arial" w:cs="Arial"/>
+                <w:sz w:val="16"/>
+                <w:szCs w:val="16"/>
+                <w:lang w:val="ru-RU"/>
+              </w:rPr>
+              <w:t>.:</w:t>
+            </w:r>
+            <w:r>
+              <w:rPr>
+                <w:rFonts w:ascii="Arial" w:hAnsi="Arial" w:cs="Arial"/>
+                <w:sz w:val="16"/>
+                <w:szCs w:val="16"/>
+              </w:rPr>
+              <w:t> </w:t>
+            </w:r>
+            <w:r>
+              <w:rPr>
+                <w:rFonts w:ascii="Arial" w:hAnsi="Arial" w:cs="Arial"/>
+                <w:sz w:val="16"/>
+                <w:szCs w:val="16"/>
+                <w:lang w:val="ru-RU"/>
+              </w:rPr>
+              <w:t>КРА.</w:t>
+            </w:r>
+            <w:r>
+              <w:rPr>
+                <w:rFonts w:ascii="Arial" w:hAnsi="Arial" w:cs="Arial"/>
+                <w:sz w:val="16"/>
+                <w:szCs w:val="16"/>
+                <w:lang w:val="ru-RU"/>
+              </w:rPr>
+              <w:t xml:space="preserve"> </w:t>
+            </w:r>
+            <w:r>
+              <w:rPr>
+                <w:rFonts w:ascii="Arial" w:hAnsi="Arial" w:cs="Arial"/>
+                <w:sz w:val="16"/>
+                <w:szCs w:val="16"/>
+                <w:lang w:val="ru-RU"/>
+              </w:rPr>
+              <w:t>Приговор: ВМН Расстреляна 11 мая 1938 г. Место захоронения</w:t>
+            </w:r>
+            <w:r>
+              <w:rPr>
+                <w:rFonts w:ascii="Arial" w:hAnsi="Arial" w:cs="Arial"/>
+                <w:sz w:val="16"/>
+                <w:szCs w:val="16"/>
+                <w:lang w:val="ru-RU"/>
+              </w:rPr>
+              <w:t xml:space="preserve"> – </w:t>
+            </w:r>
+            <w:r>
+              <w:rPr>
+                <w:rFonts w:ascii="Arial" w:hAnsi="Arial" w:cs="Arial"/>
+                <w:sz w:val="16"/>
+                <w:szCs w:val="16"/>
+                <w:lang w:val="ru-RU"/>
+              </w:rPr>
+              <w:t>в г. Минусинске. Реабилитирована 17 ноября 1989 г. прокуратурой КК</w:t>
+            </w:r>
+          </w:p>
+          <w:p>
+            <w:pPr>
+              <w:pStyle w:val="BodyText"/>
+              <w:pBdr>
+                <w:top w:val="none" w:sz="0" w:space="0" w:color="000000"/>
+                <w:left w:val="none" w:sz="0" w:space="0" w:color="000000"/>
+                <w:bottom w:val="none" w:sz="0" w:space="0" w:color="000000"/>
+                <w:right w:val="none" w:sz="0" w:space="0" w:color="000000"/>
+              </w:pBdr>
+              <w:spacing w:after="60" w:line="240" w:lineRule="auto"/>
+              <w:rPr>
+                <w:rFonts w:ascii="Arial" w:hAnsi="Arial" w:cs="Arial"/>
+                <w:sz w:val="16"/>
+                <w:szCs w:val="16"/>
+                <w:lang w:val="ru-RU"/>
+              </w:rPr>
+            </w:pPr>
+            <w:r>
+              <w:rPr>
+                <w:rFonts w:ascii="Arial" w:hAnsi="Arial" w:cs="Arial"/>
+                <w:b/>
+                <w:sz w:val="16"/>
+                <w:szCs w:val="16"/>
+                <w:lang w:val="ru-RU"/>
+              </w:rPr>
+              <w:t>Источник:</w:t>
+            </w:r>
+            <w:r>
+              <w:rPr>
+                <w:rFonts w:ascii="Arial" w:hAnsi="Arial" w:cs="Arial"/>
+                <w:b/>
+                <w:sz w:val="16"/>
+                <w:szCs w:val="16"/>
+                <w:lang w:val="ru-RU"/>
+              </w:rPr>
+              <w:t xml:space="preserve"> Книга памяти Красноярского края</w:t>
+            </w:r>
+            <w:r>
+              <w:rPr>
+                <w:rFonts w:ascii="Arial" w:hAnsi="Arial" w:cs="Arial"/>
+                <w:b/>
+                <w:sz w:val="16"/>
+                <w:szCs w:val="16"/>
+                <w:lang w:val="ru-RU"/>
+              </w:rPr>
+              <w:t>;</w:t>
+            </w:r>
+            <w:r>
+              <w:rPr>
+                <w:rFonts w:ascii="Arial" w:hAnsi="Arial" w:cs="Arial"/>
+                <w:b/>
+                <w:sz w:val="16"/>
+                <w:szCs w:val="16"/>
+                <w:lang w:val="ru-RU"/>
+              </w:rPr>
+              <w:t xml:space="preserve"> </w:t>
+            </w:r>
+            <w:hyperlink r:id="rId27" w:history="1">
+              <w:r>
+                <w:rPr>
+                  <w:rStyle w:val="Hyperlink"/>
+                  <w:rFonts w:ascii="Arial" w:hAnsi="Arial" w:cs="Arial"/>
+                  <w:b/>
+                  <w:bCs/>
+                  <w:color w:val="auto"/>
+                  <w:sz w:val="16"/>
+                  <w:szCs w:val="16"/>
+                  <w:lang w:val="ru-RU"/>
+                </w:rPr>
+                <w:t>Открытый список</w:t>
+              </w:r>
+            </w:hyperlink>
+          </w:p>
+        </w:tc>
+      </w:tr>
+      <w:tr>
+        <w:tc>
+          <w:tcPr>
+            <w:tcW w:w="10994" w:type="dxa"/>
+            <w:tcBorders>
+              <w:left w:val="double" w:sz="1" w:space="0" w:color="808080"/>
+              <w:bottom w:val="double" w:sz="1" w:space="0" w:color="808080"/>
+              <w:right w:val="double" w:sz="2" w:space="0" w:color="808080"/>
+            </w:tcBorders>
+            <w:shd w:val="clear" w:color="auto" w:fill="auto"/>
+            <w:vAlign w:val="center"/>
+          </w:tcPr>
+          <w:p>
+            <w:pPr>
+              <w:pStyle w:val="BodyText"/>
+              <w:pBdr>
+                <w:top w:val="none" w:sz="0" w:space="0" w:color="000000"/>
+                <w:left w:val="none" w:sz="0" w:space="0" w:color="000000"/>
+                <w:bottom w:val="none" w:sz="0" w:space="0" w:color="000000"/>
+                <w:right w:val="none" w:sz="0" w:space="0" w:color="000000"/>
+              </w:pBdr>
+              <w:snapToGrid w:val="0"/>
+              <w:spacing w:after="0" w:line="240" w:lineRule="auto"/>
               <w:ind w:right="60"/>
               <w:rPr>
                 <w:rFonts w:ascii="Arial" w:hAnsi="Arial" w:cs="Arial"/>
@@ -9941,7 +10022,7 @@
               </w:rPr>
               <w:t xml:space="preserve"> </w:t>
             </w:r>
-            <w:hyperlink r:id="rId27" w:history="1">
+            <w:hyperlink r:id="rId28" w:history="1">
               <w:r>
                 <w:rPr>
                   <w:rStyle w:val="Hyperlink"/>
@@ -10287,7 +10368,7 @@
               </w:rPr>
               <w:t xml:space="preserve">Донской крематорий; </w:t>
             </w:r>
-            <w:hyperlink r:id="rId28" w:history="1">
+            <w:hyperlink r:id="rId29" w:history="1">
               <w:r>
                 <w:rPr>
                   <w:rStyle w:val="Hyperlink"/>
@@ -10598,470 +10679,6 @@
               <w:pStyle w:val="name"/>
               <w:spacing w:before="0" w:beforeAutospacing="0" w:after="0" w:afterAutospacing="0"/>
               <w:ind w:right="75"/>
-              <w:rPr>
-                <w:rFonts w:ascii="Arial" w:hAnsi="Arial" w:cs="Arial"/>
-                <w:b/>
-                <w:bCs/>
-                <w:sz w:val="16"/>
-                <w:szCs w:val="16"/>
-                <w:lang w:val="ru-RU"/>
-              </w:rPr>
-            </w:pPr>
-            <w:proofErr w:type="spellStart"/>
-            <w:r>
-              <w:rPr>
-                <w:rFonts w:ascii="Arial" w:hAnsi="Arial" w:cs="Arial"/>
-                <w:b/>
-                <w:bCs/>
-                <w:sz w:val="16"/>
-                <w:szCs w:val="16"/>
-              </w:rPr>
-              <w:t>Источник</w:t>
-            </w:r>
-            <w:proofErr w:type="spellEnd"/>
-            <w:r>
-              <w:rPr>
-                <w:rFonts w:ascii="Arial" w:hAnsi="Arial" w:cs="Arial"/>
-                <w:b/>
-                <w:bCs/>
-                <w:sz w:val="16"/>
-                <w:szCs w:val="16"/>
-              </w:rPr>
-              <w:t>:</w:t>
-            </w:r>
-            <w:r>
-              <w:rPr>
-                <w:rFonts w:ascii="Arial" w:hAnsi="Arial" w:cs="Arial"/>
-                <w:b/>
-                <w:bCs/>
-                <w:sz w:val="16"/>
-                <w:szCs w:val="16"/>
-              </w:rPr>
-              <w:t xml:space="preserve"> </w:t>
-            </w:r>
-            <w:proofErr w:type="spellStart"/>
-            <w:r>
-              <w:rPr>
-                <w:rFonts w:ascii="Arial" w:hAnsi="Arial" w:cs="Arial"/>
-                <w:b/>
-                <w:bCs/>
-                <w:sz w:val="16"/>
-                <w:szCs w:val="16"/>
-              </w:rPr>
-              <w:t>Сталинские</w:t>
-            </w:r>
-            <w:proofErr w:type="spellEnd"/>
-            <w:r>
-              <w:rPr>
-                <w:rFonts w:ascii="Arial" w:hAnsi="Arial" w:cs="Arial"/>
-                <w:b/>
-                <w:bCs/>
-                <w:sz w:val="16"/>
-                <w:szCs w:val="16"/>
-              </w:rPr>
-              <w:t xml:space="preserve"> </w:t>
-            </w:r>
-            <w:proofErr w:type="spellStart"/>
-            <w:r>
-              <w:rPr>
-                <w:rFonts w:ascii="Arial" w:hAnsi="Arial" w:cs="Arial"/>
-                <w:b/>
-                <w:bCs/>
-                <w:sz w:val="16"/>
-                <w:szCs w:val="16"/>
-              </w:rPr>
-              <w:t>списки</w:t>
-            </w:r>
-            <w:proofErr w:type="spellEnd"/>
-            <w:r>
-              <w:rPr>
-                <w:rFonts w:ascii="Arial" w:hAnsi="Arial" w:cs="Arial"/>
-                <w:b/>
-                <w:bCs/>
-                <w:sz w:val="16"/>
-                <w:szCs w:val="16"/>
-              </w:rPr>
-              <w:t xml:space="preserve"> </w:t>
-            </w:r>
-            <w:proofErr w:type="spellStart"/>
-            <w:r>
-              <w:rPr>
-                <w:rFonts w:ascii="Arial" w:hAnsi="Arial" w:cs="Arial"/>
-                <w:b/>
-                <w:bCs/>
-                <w:sz w:val="16"/>
-                <w:szCs w:val="16"/>
-              </w:rPr>
-              <w:t>по</w:t>
-            </w:r>
-            <w:proofErr w:type="spellEnd"/>
-            <w:r>
-              <w:rPr>
-                <w:rFonts w:ascii="Arial" w:hAnsi="Arial" w:cs="Arial"/>
-                <w:b/>
-                <w:bCs/>
-                <w:sz w:val="16"/>
-                <w:szCs w:val="16"/>
-              </w:rPr>
-              <w:t xml:space="preserve"> </w:t>
-            </w:r>
-            <w:proofErr w:type="spellStart"/>
-            <w:r>
-              <w:rPr>
-                <w:rFonts w:ascii="Arial" w:hAnsi="Arial" w:cs="Arial"/>
-                <w:b/>
-                <w:bCs/>
-                <w:sz w:val="16"/>
-                <w:szCs w:val="16"/>
-              </w:rPr>
-              <w:t>Грузии</w:t>
-            </w:r>
-            <w:proofErr w:type="spellEnd"/>
-            <w:r>
-              <w:rPr>
-                <w:rFonts w:ascii="Arial" w:hAnsi="Arial" w:cs="Arial"/>
-                <w:b/>
-                <w:bCs/>
-                <w:sz w:val="16"/>
-                <w:szCs w:val="16"/>
-                <w:lang w:val="ru-RU"/>
-              </w:rPr>
-              <w:t>;</w:t>
-            </w:r>
-            <w:r>
-              <w:rPr>
-                <w:rFonts w:ascii="Arial" w:hAnsi="Arial" w:cs="Arial"/>
-                <w:b/>
-                <w:bCs/>
-                <w:sz w:val="16"/>
-                <w:szCs w:val="16"/>
-                <w:lang w:val="ru-RU"/>
-              </w:rPr>
-              <w:t xml:space="preserve"> </w:t>
-            </w:r>
-            <w:hyperlink r:id="rId29" w:history="1">
-              <w:r>
-                <w:rPr>
-                  <w:rStyle w:val="Hyperlink"/>
-                  <w:rFonts w:ascii="Arial" w:hAnsi="Arial" w:cs="Arial"/>
-                  <w:b/>
-                  <w:bCs/>
-                  <w:color w:val="auto"/>
-                  <w:sz w:val="16"/>
-                  <w:szCs w:val="16"/>
-                  <w:lang w:val="ru-RU"/>
-                </w:rPr>
-                <w:t>Открытый список</w:t>
-              </w:r>
-            </w:hyperlink>
-          </w:p>
-        </w:tc>
-      </w:tr>
-      <w:tr>
-        <w:tc>
-          <w:tcPr>
-            <w:tcW w:w="10994" w:type="dxa"/>
-            <w:tcBorders>
-              <w:left w:val="double" w:sz="1" w:space="0" w:color="808080"/>
-              <w:bottom w:val="double" w:sz="1" w:space="0" w:color="808080"/>
-              <w:right w:val="double" w:sz="2" w:space="0" w:color="808080"/>
-            </w:tcBorders>
-            <w:shd w:val="clear" w:color="auto" w:fill="auto"/>
-            <w:vAlign w:val="center"/>
-          </w:tcPr>
-          <w:p>
-            <w:pPr>
-              <w:pStyle w:val="BodyText"/>
-              <w:snapToGrid w:val="0"/>
-              <w:spacing w:after="0" w:line="240" w:lineRule="auto"/>
-              <w:rPr>
-                <w:rFonts w:ascii="Arial" w:hAnsi="Arial" w:cs="Arial"/>
-                <w:sz w:val="16"/>
-                <w:szCs w:val="16"/>
-                <w:lang w:val="ru-RU"/>
-              </w:rPr>
-            </w:pPr>
-            <w:proofErr w:type="spellStart"/>
-            <w:r>
-              <w:rPr>
-                <w:rFonts w:ascii="Arial" w:hAnsi="Arial" w:cs="Arial"/>
-                <w:b/>
-                <w:bCs/>
-                <w:sz w:val="16"/>
-                <w:szCs w:val="16"/>
-                <w:lang w:val="ru-RU"/>
-              </w:rPr>
-              <w:t>Мирианашвили-Гамбашидзе</w:t>
-            </w:r>
-            <w:proofErr w:type="spellEnd"/>
-            <w:r>
-              <w:rPr>
-                <w:rFonts w:ascii="Arial" w:hAnsi="Arial" w:cs="Arial"/>
-                <w:b/>
-                <w:bCs/>
-                <w:sz w:val="16"/>
-                <w:szCs w:val="16"/>
-                <w:lang w:val="ru-RU"/>
-              </w:rPr>
-              <w:t xml:space="preserve"> Елизавета Иосифовна</w:t>
-            </w:r>
-            <w:r>
-              <w:rPr>
-                <w:rFonts w:ascii="Arial" w:hAnsi="Arial" w:cs="Arial"/>
-                <w:b/>
-                <w:bCs/>
-                <w:sz w:val="16"/>
-                <w:szCs w:val="16"/>
-                <w:lang w:val="ru-RU"/>
-              </w:rPr>
-              <w:t xml:space="preserve"> </w:t>
-            </w:r>
-            <w:r>
-              <w:rPr>
-                <w:rFonts w:ascii="Arial" w:hAnsi="Arial" w:cs="Arial"/>
-                <w:b/>
-                <w:bCs/>
-                <w:sz w:val="16"/>
-                <w:szCs w:val="16"/>
-                <w:lang w:val="ru-RU"/>
-              </w:rPr>
-              <w:t>39 лет</w:t>
-            </w:r>
-            <w:r>
-              <w:rPr>
-                <w:rFonts w:ascii="Arial" w:hAnsi="Arial" w:cs="Arial"/>
-                <w:b/>
-                <w:bCs/>
-                <w:sz w:val="16"/>
-                <w:szCs w:val="16"/>
-                <w:lang w:val="ru-RU"/>
-              </w:rPr>
-              <w:t xml:space="preserve"> </w:t>
-            </w:r>
-          </w:p>
-          <w:p>
-            <w:pPr>
-              <w:pStyle w:val="BodyText"/>
-              <w:snapToGrid w:val="0"/>
-              <w:spacing w:after="0" w:line="240" w:lineRule="auto"/>
-              <w:rPr>
-                <w:rFonts w:ascii="Arial" w:hAnsi="Arial" w:cs="Arial"/>
-                <w:sz w:val="16"/>
-                <w:szCs w:val="16"/>
-              </w:rPr>
-            </w:pPr>
-            <w:r>
-              <w:rPr>
-                <w:rFonts w:ascii="Arial" w:hAnsi="Arial" w:cs="Arial"/>
-                <w:sz w:val="16"/>
-                <w:szCs w:val="16"/>
-                <w:lang w:val="ru-RU"/>
-              </w:rPr>
-              <w:t xml:space="preserve">1899 г.р., </w:t>
-            </w:r>
-            <w:proofErr w:type="spellStart"/>
-            <w:r>
-              <w:rPr>
-                <w:rFonts w:ascii="Arial" w:hAnsi="Arial" w:cs="Arial"/>
-                <w:sz w:val="16"/>
-                <w:szCs w:val="16"/>
-                <w:lang w:val="ru-RU"/>
-              </w:rPr>
-              <w:t>м.р</w:t>
-            </w:r>
-            <w:proofErr w:type="spellEnd"/>
-            <w:r>
-              <w:rPr>
-                <w:rFonts w:ascii="Arial" w:hAnsi="Arial" w:cs="Arial"/>
-                <w:sz w:val="16"/>
-                <w:szCs w:val="16"/>
-                <w:lang w:val="ru-RU"/>
-              </w:rPr>
-              <w:t xml:space="preserve">.: г. Сигнахи, грузинка, образование: высшее, </w:t>
-            </w:r>
-            <w:r>
-              <w:rPr>
-                <w:rFonts w:ascii="Arial" w:hAnsi="Arial" w:cs="Arial"/>
-                <w:sz w:val="16"/>
-                <w:szCs w:val="16"/>
-                <w:lang w:val="ru-RU"/>
-              </w:rPr>
-              <w:t>б/п</w:t>
-            </w:r>
-            <w:r>
-              <w:rPr>
-                <w:rFonts w:ascii="Arial" w:hAnsi="Arial" w:cs="Arial"/>
-                <w:sz w:val="16"/>
-                <w:szCs w:val="16"/>
-                <w:lang w:val="ru-RU"/>
-              </w:rPr>
-              <w:t xml:space="preserve">, агроном </w:t>
-            </w:r>
-            <w:proofErr w:type="spellStart"/>
-            <w:r>
-              <w:rPr>
-                <w:rFonts w:ascii="Arial" w:hAnsi="Arial" w:cs="Arial"/>
-                <w:sz w:val="16"/>
-                <w:szCs w:val="16"/>
-                <w:lang w:val="ru-RU"/>
-              </w:rPr>
-              <w:t>Грузшелктрорга</w:t>
-            </w:r>
-            <w:proofErr w:type="spellEnd"/>
-            <w:r>
-              <w:rPr>
-                <w:rFonts w:ascii="Arial" w:hAnsi="Arial" w:cs="Arial"/>
-                <w:sz w:val="16"/>
-                <w:szCs w:val="16"/>
-                <w:lang w:val="ru-RU"/>
-              </w:rPr>
-              <w:t xml:space="preserve">. *В 1932 г. арестовывалась бывшим Груз. ГПУ за к-р работу и вредительство. Обвинение: </w:t>
-            </w:r>
-            <w:proofErr w:type="gramStart"/>
-            <w:r>
-              <w:rPr>
-                <w:rFonts w:ascii="Arial" w:hAnsi="Arial" w:cs="Arial"/>
-                <w:sz w:val="16"/>
-                <w:szCs w:val="16"/>
-                <w:lang w:val="ru-RU"/>
-              </w:rPr>
-              <w:t>58-11</w:t>
-            </w:r>
-            <w:proofErr w:type="gramEnd"/>
-            <w:r>
-              <w:rPr>
-                <w:rFonts w:ascii="Arial" w:hAnsi="Arial" w:cs="Arial"/>
-                <w:sz w:val="16"/>
-                <w:szCs w:val="16"/>
-                <w:lang w:val="ru-RU"/>
-              </w:rPr>
-              <w:t xml:space="preserve">, </w:t>
-            </w:r>
-            <w:proofErr w:type="gramStart"/>
-            <w:r>
-              <w:rPr>
-                <w:rFonts w:ascii="Arial" w:hAnsi="Arial" w:cs="Arial"/>
-                <w:sz w:val="16"/>
-                <w:szCs w:val="16"/>
-                <w:lang w:val="ru-RU"/>
-              </w:rPr>
-              <w:t>58-7</w:t>
-            </w:r>
-            <w:proofErr w:type="gramEnd"/>
-            <w:r>
-              <w:rPr>
-                <w:rFonts w:ascii="Arial" w:hAnsi="Arial" w:cs="Arial"/>
-                <w:sz w:val="16"/>
-                <w:szCs w:val="16"/>
-                <w:lang w:val="ru-RU"/>
-              </w:rPr>
-              <w:t xml:space="preserve"> УК ГССР. Приговор: тройка при НКВД ГССР (Гоглидзе, </w:t>
-            </w:r>
-            <w:proofErr w:type="spellStart"/>
-            <w:r>
-              <w:rPr>
-                <w:rFonts w:ascii="Arial" w:hAnsi="Arial" w:cs="Arial"/>
-                <w:sz w:val="16"/>
-                <w:szCs w:val="16"/>
-                <w:lang w:val="ru-RU"/>
-              </w:rPr>
-              <w:t>Талахадзе</w:t>
-            </w:r>
-            <w:proofErr w:type="spellEnd"/>
-            <w:r>
-              <w:rPr>
-                <w:rFonts w:ascii="Arial" w:hAnsi="Arial" w:cs="Arial"/>
-                <w:sz w:val="16"/>
-                <w:szCs w:val="16"/>
-                <w:lang w:val="ru-RU"/>
-              </w:rPr>
-              <w:t>, Церетели, Морозов</w:t>
-            </w:r>
-            <w:r>
-              <w:rPr>
-                <w:rFonts w:ascii="Arial" w:hAnsi="Arial" w:cs="Arial"/>
-                <w:sz w:val="16"/>
-                <w:szCs w:val="16"/>
-                <w:lang w:val="ru-RU"/>
-              </w:rPr>
-              <w:t xml:space="preserve"> – </w:t>
-            </w:r>
-            <w:r>
-              <w:rPr>
-                <w:rFonts w:ascii="Arial" w:hAnsi="Arial" w:cs="Arial"/>
-                <w:sz w:val="16"/>
-                <w:szCs w:val="16"/>
-                <w:lang w:val="ru-RU"/>
-              </w:rPr>
-              <w:t xml:space="preserve">докладчик </w:t>
-            </w:r>
-            <w:proofErr w:type="spellStart"/>
-            <w:r>
-              <w:rPr>
-                <w:rFonts w:ascii="Arial" w:hAnsi="Arial" w:cs="Arial"/>
-                <w:sz w:val="16"/>
-                <w:szCs w:val="16"/>
-                <w:lang w:val="ru-RU"/>
-              </w:rPr>
-              <w:t>Аробелидзе</w:t>
-            </w:r>
-            <w:proofErr w:type="spellEnd"/>
-            <w:r>
-              <w:rPr>
-                <w:rFonts w:ascii="Arial" w:hAnsi="Arial" w:cs="Arial"/>
-                <w:sz w:val="16"/>
-                <w:szCs w:val="16"/>
-                <w:lang w:val="ru-RU"/>
-              </w:rPr>
-              <w:t>), 21.06.1938</w:t>
-            </w:r>
-            <w:r>
-              <w:rPr>
-                <w:rFonts w:ascii="Arial" w:hAnsi="Arial" w:cs="Arial"/>
-                <w:sz w:val="16"/>
-                <w:szCs w:val="16"/>
-                <w:lang w:val="ru-RU"/>
-              </w:rPr>
-              <w:t xml:space="preserve"> – </w:t>
-            </w:r>
-            <w:r>
-              <w:rPr>
-                <w:rFonts w:ascii="Arial" w:hAnsi="Arial" w:cs="Arial"/>
-                <w:sz w:val="16"/>
-                <w:szCs w:val="16"/>
-                <w:lang w:val="ru-RU"/>
-              </w:rPr>
-              <w:t xml:space="preserve">ВМН с конфискацией личного имущества. </w:t>
-            </w:r>
-            <w:proofErr w:type="spellStart"/>
-            <w:r>
-              <w:rPr>
-                <w:rFonts w:ascii="Arial" w:hAnsi="Arial" w:cs="Arial"/>
-                <w:sz w:val="16"/>
-                <w:szCs w:val="16"/>
-              </w:rPr>
-              <w:t>Расстреляна</w:t>
-            </w:r>
-            <w:proofErr w:type="spellEnd"/>
-            <w:r>
-              <w:rPr>
-                <w:rFonts w:ascii="Arial" w:hAnsi="Arial" w:cs="Arial"/>
-                <w:sz w:val="16"/>
-                <w:szCs w:val="16"/>
-              </w:rPr>
-              <w:t xml:space="preserve"> 22.06.1938</w:t>
-            </w:r>
-          </w:p>
-          <w:p>
-            <w:pPr>
-              <w:pStyle w:val="BodyText"/>
-              <w:pBdr>
-                <w:top w:val="none" w:sz="0" w:space="0" w:color="000000"/>
-                <w:left w:val="none" w:sz="0" w:space="0" w:color="000000"/>
-                <w:bottom w:val="none" w:sz="0" w:space="0" w:color="000000"/>
-                <w:right w:val="none" w:sz="0" w:space="0" w:color="000000"/>
-              </w:pBdr>
-              <w:spacing w:after="0" w:line="240" w:lineRule="auto"/>
               <w:rPr>
                 <w:rFonts w:ascii="Arial" w:hAnsi="Arial" w:cs="Arial"/>
                 <w:b/>
@@ -11250,47 +10867,52 @@
               <w:rPr>
                 <w:rFonts w:ascii="Arial" w:hAnsi="Arial" w:cs="Arial"/>
                 <w:b/>
-                <w:sz w:val="16"/>
-                <w:szCs w:val="16"/>
-                <w:lang w:val="ru-RU"/>
-              </w:rPr>
-              <w:t>Мхеидзе</w:t>
-            </w:r>
-            <w:proofErr w:type="spellEnd"/>
-            <w:r>
-              <w:rPr>
-                <w:rFonts w:ascii="Arial" w:hAnsi="Arial" w:cs="Arial"/>
-                <w:b/>
-                <w:sz w:val="16"/>
-                <w:szCs w:val="16"/>
-                <w:lang w:val="ru-RU"/>
-              </w:rPr>
-              <w:t xml:space="preserve"> Нина Александровна</w:t>
-            </w:r>
-            <w:r>
-              <w:rPr>
-                <w:rFonts w:ascii="Arial" w:hAnsi="Arial" w:cs="Arial"/>
-                <w:b/>
-                <w:sz w:val="16"/>
-                <w:szCs w:val="16"/>
-                <w:lang w:val="ru-RU"/>
-              </w:rPr>
-              <w:t xml:space="preserve"> </w:t>
-            </w:r>
-            <w:r>
-              <w:rPr>
-                <w:rFonts w:ascii="Arial" w:hAnsi="Arial" w:cs="Arial"/>
-                <w:b/>
-                <w:sz w:val="16"/>
-                <w:szCs w:val="16"/>
-                <w:lang w:val="ru-RU"/>
-              </w:rPr>
-              <w:t>37 лет</w:t>
-            </w:r>
-            <w:r>
-              <w:rPr>
-                <w:rFonts w:ascii="Arial" w:hAnsi="Arial" w:cs="Arial"/>
-                <w:b/>
+                <w:bCs/>
+                <w:sz w:val="16"/>
+                <w:szCs w:val="16"/>
+                <w:lang w:val="ru-RU"/>
+              </w:rPr>
+              <w:t>Мирианашвили-Гамбашидзе</w:t>
+            </w:r>
+            <w:proofErr w:type="spellEnd"/>
+            <w:r>
+              <w:rPr>
+                <w:rFonts w:ascii="Arial" w:hAnsi="Arial" w:cs="Arial"/>
+                <w:b/>
+                <w:bCs/>
+                <w:sz w:val="16"/>
+                <w:szCs w:val="16"/>
+                <w:lang w:val="ru-RU"/>
+              </w:rPr>
+              <w:t xml:space="preserve"> Елизавета Иосифовна</w:t>
+            </w:r>
+            <w:r>
+              <w:rPr>
+                <w:rFonts w:ascii="Arial" w:hAnsi="Arial" w:cs="Arial"/>
+                <w:b/>
+                <w:bCs/>
+                <w:sz w:val="16"/>
+                <w:szCs w:val="16"/>
+                <w:lang w:val="ru-RU"/>
+              </w:rPr>
+              <w:t xml:space="preserve"> </w:t>
+            </w:r>
+            <w:r>
+              <w:rPr>
+                <w:rFonts w:ascii="Arial" w:hAnsi="Arial" w:cs="Arial"/>
+                <w:b/>
+                <w:bCs/>
+                <w:sz w:val="16"/>
+                <w:szCs w:val="16"/>
+                <w:lang w:val="ru-RU"/>
+              </w:rPr>
+              <w:t>39 лет</w:t>
+            </w:r>
+            <w:r>
+              <w:rPr>
+                <w:rFonts w:ascii="Arial" w:hAnsi="Arial" w:cs="Arial"/>
+                <w:b/>
+                <w:bCs/>
                 <w:sz w:val="16"/>
                 <w:szCs w:val="16"/>
                 <w:lang w:val="ru-RU"/>
@@ -11307,7 +10929,6 @@
                 <w:rFonts w:ascii="Arial" w:hAnsi="Arial" w:cs="Arial"/>
                 <w:sz w:val="16"/>
                 <w:szCs w:val="16"/>
-                <w:lang w:val="ru-RU"/>
               </w:rPr>
             </w:pPr>
             <w:r>
@@ -11317,7 +10938,7 @@
                 <w:szCs w:val="16"/>
                 <w:lang w:val="ru-RU"/>
               </w:rPr>
-              <w:t xml:space="preserve">1901 г.р., </w:t>
+              <w:t xml:space="preserve">1899 г.р., </w:t>
             </w:r>
             <w:proofErr w:type="spellStart"/>
             <w:r>
@@ -11337,25 +10958,45 @@
                 <w:szCs w:val="16"/>
                 <w:lang w:val="ru-RU"/>
               </w:rPr>
-              <w:t>.: г. Тбилиси,</w:t>
-            </w:r>
-            <w:r>
-              <w:rPr>
-                <w:rFonts w:ascii="Arial" w:hAnsi="Arial" w:cs="Arial"/>
-                <w:sz w:val="16"/>
-                <w:szCs w:val="16"/>
-                <w:lang w:val="ru-RU"/>
-              </w:rPr>
-              <w:t xml:space="preserve"> грузинка,</w:t>
-            </w:r>
-            <w:r>
-              <w:rPr>
-                <w:rFonts w:ascii="Arial" w:hAnsi="Arial" w:cs="Arial"/>
-                <w:sz w:val="16"/>
-                <w:szCs w:val="16"/>
-                <w:lang w:val="ru-RU"/>
-              </w:rPr>
-              <w:t xml:space="preserve"> б/п, домохозяйка. По профессии машинистка</w:t>
+              <w:t xml:space="preserve">.: г. Сигнахи, грузинка, образование: высшее, </w:t>
+            </w:r>
+            <w:r>
+              <w:rPr>
+                <w:rFonts w:ascii="Arial" w:hAnsi="Arial" w:cs="Arial"/>
+                <w:sz w:val="16"/>
+                <w:szCs w:val="16"/>
+                <w:lang w:val="ru-RU"/>
+              </w:rPr>
+              <w:t>б/п</w:t>
+            </w:r>
+            <w:r>
+              <w:rPr>
+                <w:rFonts w:ascii="Arial" w:hAnsi="Arial" w:cs="Arial"/>
+                <w:sz w:val="16"/>
+                <w:szCs w:val="16"/>
+                <w:lang w:val="ru-RU"/>
+              </w:rPr>
+              <w:t xml:space="preserve">, агроном </w:t>
+            </w:r>
+            <w:proofErr w:type="spellStart"/>
+            <w:r>
+              <w:rPr>
+                <w:rFonts w:ascii="Arial" w:hAnsi="Arial" w:cs="Arial"/>
+                <w:sz w:val="16"/>
+                <w:szCs w:val="16"/>
+                <w:lang w:val="ru-RU"/>
+              </w:rPr>
+              <w:t>Грузшелктрорга</w:t>
+            </w:r>
+            <w:proofErr w:type="spellEnd"/>
+            <w:r>
+              <w:rPr>
+                <w:rFonts w:ascii="Arial" w:hAnsi="Arial" w:cs="Arial"/>
+                <w:sz w:val="16"/>
+                <w:szCs w:val="16"/>
+                <w:lang w:val="ru-RU"/>
+              </w:rPr>
+              <w:t xml:space="preserve">. *В 1932 г. арестовывалась бывшим Груз. ГПУ за к-р работу и вредительство. Обвинение: </w:t>
             </w:r>
             <w:proofErr w:type="gramStart"/>
             <w:r>
@@ -11365,7 +11006,7 @@
                 <w:szCs w:val="16"/>
                 <w:lang w:val="ru-RU"/>
               </w:rPr>
-              <w:t>.</w:t>
+              <w:t>58-11</w:t>
             </w:r>
             <w:proofErr w:type="gramEnd"/>
             <w:r>
@@ -11375,65 +11016,7 @@
                 <w:szCs w:val="16"/>
                 <w:lang w:val="ru-RU"/>
               </w:rPr>
-              <w:t xml:space="preserve"> арестована 26.10.1937</w:t>
-            </w:r>
-            <w:r>
-              <w:rPr>
-                <w:rFonts w:ascii="Arial" w:hAnsi="Arial" w:cs="Arial"/>
-                <w:sz w:val="16"/>
-                <w:szCs w:val="16"/>
-                <w:lang w:val="ru-RU"/>
-              </w:rPr>
-              <w:t xml:space="preserve">. </w:t>
-            </w:r>
-            <w:r>
-              <w:rPr>
-                <w:rFonts w:ascii="Arial" w:hAnsi="Arial" w:cs="Arial"/>
-                <w:sz w:val="16"/>
-                <w:szCs w:val="16"/>
-                <w:lang w:val="ru-RU"/>
-              </w:rPr>
-              <w:t xml:space="preserve">Обвинение: [* «Материалами следствия изобличена в том, что, являясь женой одного из руководящих членов к-р заговора, Петра </w:t>
-            </w:r>
-            <w:proofErr w:type="spellStart"/>
-            <w:r>
-              <w:rPr>
-                <w:rFonts w:ascii="Arial" w:hAnsi="Arial" w:cs="Arial"/>
-                <w:sz w:val="16"/>
-                <w:szCs w:val="16"/>
-                <w:lang w:val="ru-RU"/>
-              </w:rPr>
-              <w:t>Мхеидзе</w:t>
-            </w:r>
-            <w:proofErr w:type="spellEnd"/>
-            <w:r>
-              <w:rPr>
-                <w:rFonts w:ascii="Arial" w:hAnsi="Arial" w:cs="Arial"/>
-                <w:sz w:val="16"/>
-                <w:szCs w:val="16"/>
-                <w:lang w:val="ru-RU"/>
-              </w:rPr>
-              <w:t xml:space="preserve">, была в курсе и принимала непосредственно участие в его шпионско-разведывательной деятельности. Наряду с этим обвиняемая </w:t>
-            </w:r>
-            <w:proofErr w:type="spellStart"/>
-            <w:r>
-              <w:rPr>
-                <w:rFonts w:ascii="Arial" w:hAnsi="Arial" w:cs="Arial"/>
-                <w:sz w:val="16"/>
-                <w:szCs w:val="16"/>
-                <w:lang w:val="ru-RU"/>
-              </w:rPr>
-              <w:t>Мхеидзе</w:t>
-            </w:r>
-            <w:proofErr w:type="spellEnd"/>
-            <w:r>
-              <w:rPr>
-                <w:rFonts w:ascii="Arial" w:hAnsi="Arial" w:cs="Arial"/>
-                <w:sz w:val="16"/>
-                <w:szCs w:val="16"/>
-                <w:lang w:val="ru-RU"/>
-              </w:rPr>
-              <w:t xml:space="preserve"> Нина знала о существовании к-р заговора в системе НКВД и была в курсе подготавливающегося террористического акта против секретаря ЦК КП(б) Грузии т. Берия. Виновной себя признала.</w:t>
+              <w:t xml:space="preserve">, </w:t>
             </w:r>
             <w:proofErr w:type="gramStart"/>
             <w:r>
@@ -11443,7 +11026,7 @@
                 <w:szCs w:val="16"/>
                 <w:lang w:val="ru-RU"/>
               </w:rPr>
-              <w:t>» ]</w:t>
+              <w:t>58-7</w:t>
             </w:r>
             <w:proofErr w:type="gramEnd"/>
             <w:r>
@@ -11453,7 +11036,7 @@
                 <w:szCs w:val="16"/>
                 <w:lang w:val="ru-RU"/>
               </w:rPr>
-              <w:t xml:space="preserve"> Приговор: тройка при НКВД ГССР (Гоглидзе, Церетели, </w:t>
+              <w:t xml:space="preserve"> УК ГССР. Приговор: тройка при НКВД ГССР (Гоглидзе, </w:t>
             </w:r>
             <w:proofErr w:type="spellStart"/>
             <w:r>
@@ -11473,7 +11056,7 @@
                 <w:szCs w:val="16"/>
                 <w:lang w:val="ru-RU"/>
               </w:rPr>
-              <w:t>, Морозов</w:t>
+              <w:t>, Церетели, Морозов</w:t>
             </w:r>
             <w:r>
               <w:rPr>
@@ -11491,7 +11074,27 @@
                 <w:szCs w:val="16"/>
                 <w:lang w:val="ru-RU"/>
               </w:rPr>
-              <w:t>докладчик Парамонов), 03.03.1938</w:t>
+              <w:t xml:space="preserve">докладчик </w:t>
+            </w:r>
+            <w:proofErr w:type="spellStart"/>
+            <w:r>
+              <w:rPr>
+                <w:rFonts w:ascii="Arial" w:hAnsi="Arial" w:cs="Arial"/>
+                <w:sz w:val="16"/>
+                <w:szCs w:val="16"/>
+                <w:lang w:val="ru-RU"/>
+              </w:rPr>
+              <w:t>Аробелидзе</w:t>
+            </w:r>
+            <w:proofErr w:type="spellEnd"/>
+            <w:r>
+              <w:rPr>
+                <w:rFonts w:ascii="Arial" w:hAnsi="Arial" w:cs="Arial"/>
+                <w:sz w:val="16"/>
+                <w:szCs w:val="16"/>
+                <w:lang w:val="ru-RU"/>
+              </w:rPr>
+              <w:t>), 21.06.1938</w:t>
             </w:r>
             <w:r>
               <w:rPr>
@@ -11509,153 +11112,25 @@
                 <w:szCs w:val="16"/>
                 <w:lang w:val="ru-RU"/>
               </w:rPr>
-              <w:t>ВМН с конфискацией личного имущества.</w:t>
-            </w:r>
-            <w:r>
-              <w:rPr>
-                <w:rFonts w:ascii="Arial" w:hAnsi="Arial" w:cs="Arial"/>
-                <w:sz w:val="16"/>
-                <w:szCs w:val="16"/>
-                <w:lang w:val="ru-RU"/>
-              </w:rPr>
-              <w:t xml:space="preserve"> </w:t>
-            </w:r>
-            <w:r>
-              <w:rPr>
-                <w:rFonts w:ascii="Arial" w:hAnsi="Arial" w:cs="Arial"/>
-                <w:sz w:val="16"/>
-                <w:szCs w:val="16"/>
-                <w:lang w:val="ru-RU"/>
-              </w:rPr>
-              <w:t>Расстреляна 04.03.1938. Список от 14 февраля 1938г.</w:t>
-            </w:r>
-            <w:r>
-              <w:rPr>
-                <w:rFonts w:ascii="Arial" w:hAnsi="Arial" w:cs="Arial"/>
-                <w:sz w:val="16"/>
-                <w:szCs w:val="16"/>
-                <w:lang w:val="ru-RU"/>
-              </w:rPr>
-              <w:t xml:space="preserve"> – </w:t>
-            </w:r>
-            <w:r>
-              <w:rPr>
-                <w:rFonts w:ascii="Arial" w:hAnsi="Arial" w:cs="Arial"/>
-                <w:sz w:val="16"/>
-                <w:szCs w:val="16"/>
-                <w:lang w:val="ru-RU"/>
-              </w:rPr>
-              <w:t>1-я категория</w:t>
-            </w:r>
-            <w:r>
-              <w:rPr>
-                <w:rFonts w:ascii="Arial" w:hAnsi="Arial" w:cs="Arial"/>
-                <w:sz w:val="16"/>
-                <w:szCs w:val="16"/>
-                <w:lang w:val="ru-RU"/>
-              </w:rPr>
-              <w:t xml:space="preserve"> – </w:t>
-            </w:r>
-            <w:r>
-              <w:rPr>
-                <w:rFonts w:ascii="Arial" w:hAnsi="Arial" w:cs="Arial"/>
-                <w:sz w:val="16"/>
-                <w:szCs w:val="16"/>
-                <w:lang w:val="ru-RU"/>
-              </w:rPr>
-              <w:t>РГАСПИ, ф.17, оп.171, дело 414, лист 449</w:t>
-            </w:r>
-            <w:r>
-              <w:rPr>
-                <w:rFonts w:ascii="Arial" w:hAnsi="Arial" w:cs="Arial"/>
-                <w:sz w:val="16"/>
-                <w:szCs w:val="16"/>
-                <w:lang w:val="ru-RU"/>
-              </w:rPr>
-              <w:t>. (Примечание</w:t>
-            </w:r>
-            <w:r>
-              <w:rPr>
-                <w:rFonts w:ascii="Arial" w:hAnsi="Arial" w:cs="Arial"/>
-                <w:sz w:val="16"/>
-                <w:szCs w:val="16"/>
-                <w:lang w:val="ru-RU"/>
-              </w:rPr>
-              <w:t>:</w:t>
-            </w:r>
-            <w:r>
-              <w:rPr>
-                <w:rFonts w:ascii="Arial" w:hAnsi="Arial" w:cs="Arial"/>
-                <w:sz w:val="16"/>
-                <w:szCs w:val="16"/>
-                <w:lang w:val="ru-RU"/>
-              </w:rPr>
-              <w:t xml:space="preserve"> ее муж</w:t>
-            </w:r>
-            <w:r>
-              <w:rPr>
-                <w:rFonts w:ascii="Arial" w:hAnsi="Arial" w:cs="Arial"/>
-                <w:sz w:val="16"/>
-                <w:szCs w:val="16"/>
-                <w:lang w:val="ru-RU"/>
-              </w:rPr>
-              <w:t xml:space="preserve"> </w:t>
-            </w:r>
-            <w:proofErr w:type="spellStart"/>
-            <w:r>
-              <w:rPr>
-                <w:rFonts w:ascii="Arial" w:hAnsi="Arial" w:cs="Arial"/>
-                <w:sz w:val="16"/>
-                <w:szCs w:val="16"/>
-                <w:lang w:val="ru-RU"/>
-              </w:rPr>
-              <w:t>Мхеидзе</w:t>
-            </w:r>
-            <w:proofErr w:type="spellEnd"/>
-            <w:r>
-              <w:rPr>
-                <w:rFonts w:ascii="Arial" w:hAnsi="Arial" w:cs="Arial"/>
-                <w:sz w:val="16"/>
-                <w:szCs w:val="16"/>
-                <w:lang w:val="ru-RU"/>
-              </w:rPr>
-              <w:t xml:space="preserve"> Петр Мефодьевич</w:t>
-            </w:r>
-            <w:r>
-              <w:rPr>
-                <w:rFonts w:ascii="Arial" w:hAnsi="Arial" w:cs="Arial"/>
-                <w:sz w:val="16"/>
-                <w:szCs w:val="16"/>
-                <w:lang w:val="ru-RU"/>
-              </w:rPr>
-              <w:t xml:space="preserve"> -40лет, </w:t>
-            </w:r>
-            <w:r>
-              <w:rPr>
-                <w:rFonts w:ascii="Arial" w:hAnsi="Arial" w:cs="Arial"/>
-                <w:sz w:val="16"/>
-                <w:szCs w:val="16"/>
-                <w:lang w:val="ru-RU"/>
-              </w:rPr>
-              <w:t>расстрелян 15 сентября 1937 г.</w:t>
-            </w:r>
-            <w:r>
-              <w:rPr>
-                <w:rFonts w:ascii="Arial" w:hAnsi="Arial" w:cs="Arial"/>
-                <w:sz w:val="16"/>
-                <w:szCs w:val="16"/>
-                <w:lang w:val="ru-RU"/>
-              </w:rPr>
-              <w:t>)</w:t>
-            </w:r>
-            <w:r>
-              <w:rPr>
-                <w:rFonts w:ascii="Arial" w:hAnsi="Arial" w:cs="Arial"/>
-                <w:sz w:val="16"/>
-                <w:szCs w:val="16"/>
-                <w:lang w:val="ru-RU"/>
-              </w:rPr>
-              <w:t xml:space="preserve"> </w:t>
+              <w:t xml:space="preserve">ВМН с конфискацией личного имущества. </w:t>
+            </w:r>
+            <w:proofErr w:type="spellStart"/>
+            <w:r>
+              <w:rPr>
+                <w:rFonts w:ascii="Arial" w:hAnsi="Arial" w:cs="Arial"/>
+                <w:sz w:val="16"/>
+                <w:szCs w:val="16"/>
+              </w:rPr>
+              <w:t>Расстреляна</w:t>
+            </w:r>
+            <w:proofErr w:type="spellEnd"/>
+            <w:r>
+              <w:rPr>
+                <w:rFonts w:ascii="Arial" w:hAnsi="Arial" w:cs="Arial"/>
+                <w:sz w:val="16"/>
+                <w:szCs w:val="16"/>
+              </w:rPr>
+              <w:t xml:space="preserve"> 22.06.1938</w:t>
             </w:r>
           </w:p>
           <w:p>
@@ -11677,6 +11152,612 @@
                 <w:lang w:val="ru-RU"/>
               </w:rPr>
             </w:pPr>
+            <w:proofErr w:type="spellStart"/>
+            <w:r>
+              <w:rPr>
+                <w:rFonts w:ascii="Arial" w:hAnsi="Arial" w:cs="Arial"/>
+                <w:b/>
+                <w:bCs/>
+                <w:sz w:val="16"/>
+                <w:szCs w:val="16"/>
+              </w:rPr>
+              <w:t>Источник</w:t>
+            </w:r>
+            <w:proofErr w:type="spellEnd"/>
+            <w:r>
+              <w:rPr>
+                <w:rFonts w:ascii="Arial" w:hAnsi="Arial" w:cs="Arial"/>
+                <w:b/>
+                <w:bCs/>
+                <w:sz w:val="16"/>
+                <w:szCs w:val="16"/>
+              </w:rPr>
+              <w:t>:</w:t>
+            </w:r>
+            <w:r>
+              <w:rPr>
+                <w:rFonts w:ascii="Arial" w:hAnsi="Arial" w:cs="Arial"/>
+                <w:b/>
+                <w:bCs/>
+                <w:sz w:val="16"/>
+                <w:szCs w:val="16"/>
+              </w:rPr>
+              <w:t xml:space="preserve"> </w:t>
+            </w:r>
+            <w:proofErr w:type="spellStart"/>
+            <w:r>
+              <w:rPr>
+                <w:rFonts w:ascii="Arial" w:hAnsi="Arial" w:cs="Arial"/>
+                <w:b/>
+                <w:bCs/>
+                <w:sz w:val="16"/>
+                <w:szCs w:val="16"/>
+              </w:rPr>
+              <w:t>Сталинские</w:t>
+            </w:r>
+            <w:proofErr w:type="spellEnd"/>
+            <w:r>
+              <w:rPr>
+                <w:rFonts w:ascii="Arial" w:hAnsi="Arial" w:cs="Arial"/>
+                <w:b/>
+                <w:bCs/>
+                <w:sz w:val="16"/>
+                <w:szCs w:val="16"/>
+              </w:rPr>
+              <w:t xml:space="preserve"> </w:t>
+            </w:r>
+            <w:proofErr w:type="spellStart"/>
+            <w:r>
+              <w:rPr>
+                <w:rFonts w:ascii="Arial" w:hAnsi="Arial" w:cs="Arial"/>
+                <w:b/>
+                <w:bCs/>
+                <w:sz w:val="16"/>
+                <w:szCs w:val="16"/>
+              </w:rPr>
+              <w:t>списки</w:t>
+            </w:r>
+            <w:proofErr w:type="spellEnd"/>
+            <w:r>
+              <w:rPr>
+                <w:rFonts w:ascii="Arial" w:hAnsi="Arial" w:cs="Arial"/>
+                <w:b/>
+                <w:bCs/>
+                <w:sz w:val="16"/>
+                <w:szCs w:val="16"/>
+              </w:rPr>
+              <w:t xml:space="preserve"> </w:t>
+            </w:r>
+            <w:proofErr w:type="spellStart"/>
+            <w:r>
+              <w:rPr>
+                <w:rFonts w:ascii="Arial" w:hAnsi="Arial" w:cs="Arial"/>
+                <w:b/>
+                <w:bCs/>
+                <w:sz w:val="16"/>
+                <w:szCs w:val="16"/>
+              </w:rPr>
+              <w:t>по</w:t>
+            </w:r>
+            <w:proofErr w:type="spellEnd"/>
+            <w:r>
+              <w:rPr>
+                <w:rFonts w:ascii="Arial" w:hAnsi="Arial" w:cs="Arial"/>
+                <w:b/>
+                <w:bCs/>
+                <w:sz w:val="16"/>
+                <w:szCs w:val="16"/>
+              </w:rPr>
+              <w:t xml:space="preserve"> </w:t>
+            </w:r>
+            <w:proofErr w:type="spellStart"/>
+            <w:r>
+              <w:rPr>
+                <w:rFonts w:ascii="Arial" w:hAnsi="Arial" w:cs="Arial"/>
+                <w:b/>
+                <w:bCs/>
+                <w:sz w:val="16"/>
+                <w:szCs w:val="16"/>
+              </w:rPr>
+              <w:t>Грузии</w:t>
+            </w:r>
+            <w:proofErr w:type="spellEnd"/>
+            <w:r>
+              <w:rPr>
+                <w:rFonts w:ascii="Arial" w:hAnsi="Arial" w:cs="Arial"/>
+                <w:b/>
+                <w:bCs/>
+                <w:sz w:val="16"/>
+                <w:szCs w:val="16"/>
+                <w:lang w:val="ru-RU"/>
+              </w:rPr>
+              <w:t>;</w:t>
+            </w:r>
+            <w:r>
+              <w:rPr>
+                <w:rFonts w:ascii="Arial" w:hAnsi="Arial" w:cs="Arial"/>
+                <w:b/>
+                <w:bCs/>
+                <w:sz w:val="16"/>
+                <w:szCs w:val="16"/>
+                <w:lang w:val="ru-RU"/>
+              </w:rPr>
+              <w:t xml:space="preserve"> </w:t>
+            </w:r>
+            <w:hyperlink r:id="rId31" w:history="1">
+              <w:r>
+                <w:rPr>
+                  <w:rStyle w:val="Hyperlink"/>
+                  <w:rFonts w:ascii="Arial" w:hAnsi="Arial" w:cs="Arial"/>
+                  <w:b/>
+                  <w:bCs/>
+                  <w:color w:val="auto"/>
+                  <w:sz w:val="16"/>
+                  <w:szCs w:val="16"/>
+                  <w:lang w:val="ru-RU"/>
+                </w:rPr>
+                <w:t>Открытый список</w:t>
+              </w:r>
+            </w:hyperlink>
+          </w:p>
+        </w:tc>
+      </w:tr>
+      <w:tr>
+        <w:tc>
+          <w:tcPr>
+            <w:tcW w:w="10994" w:type="dxa"/>
+            <w:tcBorders>
+              <w:left w:val="double" w:sz="1" w:space="0" w:color="808080"/>
+              <w:bottom w:val="double" w:sz="1" w:space="0" w:color="808080"/>
+              <w:right w:val="double" w:sz="2" w:space="0" w:color="808080"/>
+            </w:tcBorders>
+            <w:shd w:val="clear" w:color="auto" w:fill="auto"/>
+            <w:vAlign w:val="center"/>
+          </w:tcPr>
+          <w:p>
+            <w:pPr>
+              <w:pStyle w:val="BodyText"/>
+              <w:snapToGrid w:val="0"/>
+              <w:spacing w:after="0" w:line="240" w:lineRule="auto"/>
+              <w:rPr>
+                <w:rFonts w:ascii="Arial" w:hAnsi="Arial" w:cs="Arial"/>
+                <w:sz w:val="16"/>
+                <w:szCs w:val="16"/>
+                <w:lang w:val="ru-RU"/>
+              </w:rPr>
+            </w:pPr>
+            <w:proofErr w:type="spellStart"/>
+            <w:r>
+              <w:rPr>
+                <w:rFonts w:ascii="Arial" w:hAnsi="Arial" w:cs="Arial"/>
+                <w:b/>
+                <w:sz w:val="16"/>
+                <w:szCs w:val="16"/>
+                <w:lang w:val="ru-RU"/>
+              </w:rPr>
+              <w:t>Мхеидзе</w:t>
+            </w:r>
+            <w:proofErr w:type="spellEnd"/>
+            <w:r>
+              <w:rPr>
+                <w:rFonts w:ascii="Arial" w:hAnsi="Arial" w:cs="Arial"/>
+                <w:b/>
+                <w:sz w:val="16"/>
+                <w:szCs w:val="16"/>
+                <w:lang w:val="ru-RU"/>
+              </w:rPr>
+              <w:t xml:space="preserve"> Нина Александровна</w:t>
+            </w:r>
+            <w:r>
+              <w:rPr>
+                <w:rFonts w:ascii="Arial" w:hAnsi="Arial" w:cs="Arial"/>
+                <w:b/>
+                <w:sz w:val="16"/>
+                <w:szCs w:val="16"/>
+                <w:lang w:val="ru-RU"/>
+              </w:rPr>
+              <w:t xml:space="preserve"> </w:t>
+            </w:r>
+            <w:r>
+              <w:rPr>
+                <w:rFonts w:ascii="Arial" w:hAnsi="Arial" w:cs="Arial"/>
+                <w:b/>
+                <w:sz w:val="16"/>
+                <w:szCs w:val="16"/>
+                <w:lang w:val="ru-RU"/>
+              </w:rPr>
+              <w:t>37 лет</w:t>
+            </w:r>
+            <w:r>
+              <w:rPr>
+                <w:rFonts w:ascii="Arial" w:hAnsi="Arial" w:cs="Arial"/>
+                <w:b/>
+                <w:sz w:val="16"/>
+                <w:szCs w:val="16"/>
+                <w:lang w:val="ru-RU"/>
+              </w:rPr>
+              <w:t xml:space="preserve"> </w:t>
+            </w:r>
+          </w:p>
+          <w:p>
+            <w:pPr>
+              <w:pStyle w:val="BodyText"/>
+              <w:snapToGrid w:val="0"/>
+              <w:spacing w:after="0" w:line="240" w:lineRule="auto"/>
+              <w:rPr>
+                <w:rFonts w:ascii="Arial" w:hAnsi="Arial" w:cs="Arial"/>
+                <w:sz w:val="16"/>
+                <w:szCs w:val="16"/>
+                <w:lang w:val="ru-RU"/>
+              </w:rPr>
+            </w:pPr>
+            <w:r>
+              <w:rPr>
+                <w:rFonts w:ascii="Arial" w:hAnsi="Arial" w:cs="Arial"/>
+                <w:sz w:val="16"/>
+                <w:szCs w:val="16"/>
+                <w:lang w:val="ru-RU"/>
+              </w:rPr>
+              <w:t xml:space="preserve">1901 г.р., </w:t>
+            </w:r>
+            <w:proofErr w:type="spellStart"/>
+            <w:r>
+              <w:rPr>
+                <w:rFonts w:ascii="Arial" w:hAnsi="Arial" w:cs="Arial"/>
+                <w:sz w:val="16"/>
+                <w:szCs w:val="16"/>
+                <w:lang w:val="ru-RU"/>
+              </w:rPr>
+              <w:t>м.р</w:t>
+            </w:r>
+            <w:proofErr w:type="spellEnd"/>
+            <w:r>
+              <w:rPr>
+                <w:rFonts w:ascii="Arial" w:hAnsi="Arial" w:cs="Arial"/>
+                <w:sz w:val="16"/>
+                <w:szCs w:val="16"/>
+                <w:lang w:val="ru-RU"/>
+              </w:rPr>
+              <w:t>.: г. Тбилиси,</w:t>
+            </w:r>
+            <w:r>
+              <w:rPr>
+                <w:rFonts w:ascii="Arial" w:hAnsi="Arial" w:cs="Arial"/>
+                <w:sz w:val="16"/>
+                <w:szCs w:val="16"/>
+                <w:lang w:val="ru-RU"/>
+              </w:rPr>
+              <w:t xml:space="preserve"> грузинка,</w:t>
+            </w:r>
+            <w:r>
+              <w:rPr>
+                <w:rFonts w:ascii="Arial" w:hAnsi="Arial" w:cs="Arial"/>
+                <w:sz w:val="16"/>
+                <w:szCs w:val="16"/>
+                <w:lang w:val="ru-RU"/>
+              </w:rPr>
+              <w:t xml:space="preserve"> б/п, домохозяйка. По профессии машинистка</w:t>
+            </w:r>
+            <w:proofErr w:type="gramStart"/>
+            <w:r>
+              <w:rPr>
+                <w:rFonts w:ascii="Arial" w:hAnsi="Arial" w:cs="Arial"/>
+                <w:sz w:val="16"/>
+                <w:szCs w:val="16"/>
+                <w:lang w:val="ru-RU"/>
+              </w:rPr>
+              <w:t>.</w:t>
+            </w:r>
+            <w:proofErr w:type="gramEnd"/>
+            <w:r>
+              <w:rPr>
+                <w:rFonts w:ascii="Arial" w:hAnsi="Arial" w:cs="Arial"/>
+                <w:sz w:val="16"/>
+                <w:szCs w:val="16"/>
+                <w:lang w:val="ru-RU"/>
+              </w:rPr>
+              <w:t xml:space="preserve"> арестована 26.10.1937</w:t>
+            </w:r>
+            <w:r>
+              <w:rPr>
+                <w:rFonts w:ascii="Arial" w:hAnsi="Arial" w:cs="Arial"/>
+                <w:sz w:val="16"/>
+                <w:szCs w:val="16"/>
+                <w:lang w:val="ru-RU"/>
+              </w:rPr>
+              <w:t xml:space="preserve">. </w:t>
+            </w:r>
+            <w:r>
+              <w:rPr>
+                <w:rFonts w:ascii="Arial" w:hAnsi="Arial" w:cs="Arial"/>
+                <w:sz w:val="16"/>
+                <w:szCs w:val="16"/>
+                <w:lang w:val="ru-RU"/>
+              </w:rPr>
+              <w:t xml:space="preserve">Обвинение: [* «Материалами следствия изобличена в том, что, являясь женой одного из руководящих членов к-р заговора, Петра </w:t>
+            </w:r>
+            <w:proofErr w:type="spellStart"/>
+            <w:r>
+              <w:rPr>
+                <w:rFonts w:ascii="Arial" w:hAnsi="Arial" w:cs="Arial"/>
+                <w:sz w:val="16"/>
+                <w:szCs w:val="16"/>
+                <w:lang w:val="ru-RU"/>
+              </w:rPr>
+              <w:t>Мхеидзе</w:t>
+            </w:r>
+            <w:proofErr w:type="spellEnd"/>
+            <w:r>
+              <w:rPr>
+                <w:rFonts w:ascii="Arial" w:hAnsi="Arial" w:cs="Arial"/>
+                <w:sz w:val="16"/>
+                <w:szCs w:val="16"/>
+                <w:lang w:val="ru-RU"/>
+              </w:rPr>
+              <w:t xml:space="preserve">, была в курсе и принимала непосредственно участие в его шпионско-разведывательной деятельности. Наряду с этим обвиняемая </w:t>
+            </w:r>
+            <w:proofErr w:type="spellStart"/>
+            <w:r>
+              <w:rPr>
+                <w:rFonts w:ascii="Arial" w:hAnsi="Arial" w:cs="Arial"/>
+                <w:sz w:val="16"/>
+                <w:szCs w:val="16"/>
+                <w:lang w:val="ru-RU"/>
+              </w:rPr>
+              <w:t>Мхеидзе</w:t>
+            </w:r>
+            <w:proofErr w:type="spellEnd"/>
+            <w:r>
+              <w:rPr>
+                <w:rFonts w:ascii="Arial" w:hAnsi="Arial" w:cs="Arial"/>
+                <w:sz w:val="16"/>
+                <w:szCs w:val="16"/>
+                <w:lang w:val="ru-RU"/>
+              </w:rPr>
+              <w:t xml:space="preserve"> Нина знала о существовании к-р заговора в системе НКВД и была в курсе подготавливающегося террористического акта против секретаря ЦК КП(б) Грузии т. Берия. Виновной себя признала.</w:t>
+            </w:r>
+            <w:proofErr w:type="gramStart"/>
+            <w:r>
+              <w:rPr>
+                <w:rFonts w:ascii="Arial" w:hAnsi="Arial" w:cs="Arial"/>
+                <w:sz w:val="16"/>
+                <w:szCs w:val="16"/>
+                <w:lang w:val="ru-RU"/>
+              </w:rPr>
+              <w:t>» ]</w:t>
+            </w:r>
+            <w:proofErr w:type="gramEnd"/>
+            <w:r>
+              <w:rPr>
+                <w:rFonts w:ascii="Arial" w:hAnsi="Arial" w:cs="Arial"/>
+                <w:sz w:val="16"/>
+                <w:szCs w:val="16"/>
+                <w:lang w:val="ru-RU"/>
+              </w:rPr>
+              <w:t xml:space="preserve"> Приговор: тройка при НКВД ГССР (Гоглидзе, Церетели, </w:t>
+            </w:r>
+            <w:proofErr w:type="spellStart"/>
+            <w:r>
+              <w:rPr>
+                <w:rFonts w:ascii="Arial" w:hAnsi="Arial" w:cs="Arial"/>
+                <w:sz w:val="16"/>
+                <w:szCs w:val="16"/>
+                <w:lang w:val="ru-RU"/>
+              </w:rPr>
+              <w:t>Талахадзе</w:t>
+            </w:r>
+            <w:proofErr w:type="spellEnd"/>
+            <w:r>
+              <w:rPr>
+                <w:rFonts w:ascii="Arial" w:hAnsi="Arial" w:cs="Arial"/>
+                <w:sz w:val="16"/>
+                <w:szCs w:val="16"/>
+                <w:lang w:val="ru-RU"/>
+              </w:rPr>
+              <w:t>, Морозов</w:t>
+            </w:r>
+            <w:r>
+              <w:rPr>
+                <w:rFonts w:ascii="Arial" w:hAnsi="Arial" w:cs="Arial"/>
+                <w:sz w:val="16"/>
+                <w:szCs w:val="16"/>
+                <w:lang w:val="ru-RU"/>
+              </w:rPr>
+              <w:t xml:space="preserve"> – </w:t>
+            </w:r>
+            <w:r>
+              <w:rPr>
+                <w:rFonts w:ascii="Arial" w:hAnsi="Arial" w:cs="Arial"/>
+                <w:sz w:val="16"/>
+                <w:szCs w:val="16"/>
+                <w:lang w:val="ru-RU"/>
+              </w:rPr>
+              <w:t>докладчик Парамонов), 03.03.1938</w:t>
+            </w:r>
+            <w:r>
+              <w:rPr>
+                <w:rFonts w:ascii="Arial" w:hAnsi="Arial" w:cs="Arial"/>
+                <w:sz w:val="16"/>
+                <w:szCs w:val="16"/>
+                <w:lang w:val="ru-RU"/>
+              </w:rPr>
+              <w:t xml:space="preserve"> – </w:t>
+            </w:r>
+            <w:r>
+              <w:rPr>
+                <w:rFonts w:ascii="Arial" w:hAnsi="Arial" w:cs="Arial"/>
+                <w:sz w:val="16"/>
+                <w:szCs w:val="16"/>
+                <w:lang w:val="ru-RU"/>
+              </w:rPr>
+              <w:t>ВМН с конфискацией личного имущества.</w:t>
+            </w:r>
+            <w:r>
+              <w:rPr>
+                <w:rFonts w:ascii="Arial" w:hAnsi="Arial" w:cs="Arial"/>
+                <w:sz w:val="16"/>
+                <w:szCs w:val="16"/>
+                <w:lang w:val="ru-RU"/>
+              </w:rPr>
+              <w:t xml:space="preserve"> </w:t>
+            </w:r>
+            <w:r>
+              <w:rPr>
+                <w:rFonts w:ascii="Arial" w:hAnsi="Arial" w:cs="Arial"/>
+                <w:sz w:val="16"/>
+                <w:szCs w:val="16"/>
+                <w:lang w:val="ru-RU"/>
+              </w:rPr>
+              <w:t>Расстреляна 04.03.1938. Список от 14 февраля 1938г.</w:t>
+            </w:r>
+            <w:r>
+              <w:rPr>
+                <w:rFonts w:ascii="Arial" w:hAnsi="Arial" w:cs="Arial"/>
+                <w:sz w:val="16"/>
+                <w:szCs w:val="16"/>
+                <w:lang w:val="ru-RU"/>
+              </w:rPr>
+              <w:t xml:space="preserve"> – </w:t>
+            </w:r>
+            <w:r>
+              <w:rPr>
+                <w:rFonts w:ascii="Arial" w:hAnsi="Arial" w:cs="Arial"/>
+                <w:sz w:val="16"/>
+                <w:szCs w:val="16"/>
+                <w:lang w:val="ru-RU"/>
+              </w:rPr>
+              <w:t>1-я категория</w:t>
+            </w:r>
+            <w:r>
+              <w:rPr>
+                <w:rFonts w:ascii="Arial" w:hAnsi="Arial" w:cs="Arial"/>
+                <w:sz w:val="16"/>
+                <w:szCs w:val="16"/>
+                <w:lang w:val="ru-RU"/>
+              </w:rPr>
+              <w:t xml:space="preserve"> – </w:t>
+            </w:r>
+            <w:r>
+              <w:rPr>
+                <w:rFonts w:ascii="Arial" w:hAnsi="Arial" w:cs="Arial"/>
+                <w:sz w:val="16"/>
+                <w:szCs w:val="16"/>
+                <w:lang w:val="ru-RU"/>
+              </w:rPr>
+              <w:t>РГАСПИ, ф.17, оп.171, дело 414, лист 449</w:t>
+            </w:r>
+            <w:r>
+              <w:rPr>
+                <w:rFonts w:ascii="Arial" w:hAnsi="Arial" w:cs="Arial"/>
+                <w:sz w:val="16"/>
+                <w:szCs w:val="16"/>
+                <w:lang w:val="ru-RU"/>
+              </w:rPr>
+              <w:t>. (Примечание</w:t>
+            </w:r>
+            <w:r>
+              <w:rPr>
+                <w:rFonts w:ascii="Arial" w:hAnsi="Arial" w:cs="Arial"/>
+                <w:sz w:val="16"/>
+                <w:szCs w:val="16"/>
+                <w:lang w:val="ru-RU"/>
+              </w:rPr>
+              <w:t>:</w:t>
+            </w:r>
+            <w:r>
+              <w:rPr>
+                <w:rFonts w:ascii="Arial" w:hAnsi="Arial" w:cs="Arial"/>
+                <w:sz w:val="16"/>
+                <w:szCs w:val="16"/>
+                <w:lang w:val="ru-RU"/>
+              </w:rPr>
+              <w:t xml:space="preserve"> ее муж</w:t>
+            </w:r>
+            <w:r>
+              <w:rPr>
+                <w:rFonts w:ascii="Arial" w:hAnsi="Arial" w:cs="Arial"/>
+                <w:sz w:val="16"/>
+                <w:szCs w:val="16"/>
+                <w:lang w:val="ru-RU"/>
+              </w:rPr>
+              <w:t xml:space="preserve"> </w:t>
+            </w:r>
+            <w:proofErr w:type="spellStart"/>
+            <w:r>
+              <w:rPr>
+                <w:rFonts w:ascii="Arial" w:hAnsi="Arial" w:cs="Arial"/>
+                <w:sz w:val="16"/>
+                <w:szCs w:val="16"/>
+                <w:lang w:val="ru-RU"/>
+              </w:rPr>
+              <w:t>Мхеидзе</w:t>
+            </w:r>
+            <w:proofErr w:type="spellEnd"/>
+            <w:r>
+              <w:rPr>
+                <w:rFonts w:ascii="Arial" w:hAnsi="Arial" w:cs="Arial"/>
+                <w:sz w:val="16"/>
+                <w:szCs w:val="16"/>
+                <w:lang w:val="ru-RU"/>
+              </w:rPr>
+              <w:t xml:space="preserve"> Петр Мефодьевич</w:t>
+            </w:r>
+            <w:r>
+              <w:rPr>
+                <w:rFonts w:ascii="Arial" w:hAnsi="Arial" w:cs="Arial"/>
+                <w:sz w:val="16"/>
+                <w:szCs w:val="16"/>
+                <w:lang w:val="ru-RU"/>
+              </w:rPr>
+              <w:t xml:space="preserve"> -40лет, </w:t>
+            </w:r>
+            <w:r>
+              <w:rPr>
+                <w:rFonts w:ascii="Arial" w:hAnsi="Arial" w:cs="Arial"/>
+                <w:sz w:val="16"/>
+                <w:szCs w:val="16"/>
+                <w:lang w:val="ru-RU"/>
+              </w:rPr>
+              <w:t>расстрелян 15 сентября 1937 г.</w:t>
+            </w:r>
+            <w:r>
+              <w:rPr>
+                <w:rFonts w:ascii="Arial" w:hAnsi="Arial" w:cs="Arial"/>
+                <w:sz w:val="16"/>
+                <w:szCs w:val="16"/>
+                <w:lang w:val="ru-RU"/>
+              </w:rPr>
+              <w:t>)</w:t>
+            </w:r>
+            <w:r>
+              <w:rPr>
+                <w:rFonts w:ascii="Arial" w:hAnsi="Arial" w:cs="Arial"/>
+                <w:sz w:val="16"/>
+                <w:szCs w:val="16"/>
+                <w:lang w:val="ru-RU"/>
+              </w:rPr>
+              <w:t xml:space="preserve"> </w:t>
+            </w:r>
+          </w:p>
+          <w:p>
+            <w:pPr>
+              <w:pStyle w:val="BodyText"/>
+              <w:pBdr>
+                <w:top w:val="none" w:sz="0" w:space="0" w:color="000000"/>
+                <w:left w:val="none" w:sz="0" w:space="0" w:color="000000"/>
+                <w:bottom w:val="none" w:sz="0" w:space="0" w:color="000000"/>
+                <w:right w:val="none" w:sz="0" w:space="0" w:color="000000"/>
+              </w:pBdr>
+              <w:spacing w:after="0" w:line="240" w:lineRule="auto"/>
+              <w:rPr>
+                <w:rFonts w:ascii="Arial" w:hAnsi="Arial" w:cs="Arial"/>
+                <w:b/>
+                <w:bCs/>
+                <w:sz w:val="16"/>
+                <w:szCs w:val="16"/>
+                <w:lang w:val="ru-RU"/>
+              </w:rPr>
+            </w:pPr>
             <w:r>
               <w:rPr>
                 <w:rFonts w:ascii="Arial" w:hAnsi="Arial" w:cs="Arial"/>
@@ -11721,7 +11802,7 @@
               </w:rPr>
               <w:t xml:space="preserve"> </w:t>
             </w:r>
-            <w:hyperlink r:id="rId31" w:history="1">
+            <w:hyperlink r:id="rId32" w:history="1">
               <w:r>
                 <w:rPr>
                   <w:rStyle w:val="Hyperlink"/>
@@ -12100,7 +12181,7 @@
               </w:rPr>
               <w:t xml:space="preserve"> </w:t>
             </w:r>
-            <w:hyperlink r:id="rId32" w:history="1">
+            <w:hyperlink r:id="rId33" w:history="1">
               <w:r>
                 <w:rPr>
                   <w:rStyle w:val="Hyperlink"/>
@@ -12137,7 +12218,7 @@
               </w:rPr>
               <w:t xml:space="preserve"> </w:t>
             </w:r>
-            <w:hyperlink r:id="rId33" w:history="1">
+            <w:hyperlink r:id="rId34" w:history="1">
               <w:r>
                 <w:rPr>
                   <w:rStyle w:val="Hyperlink"/>
@@ -12606,7 +12687,7 @@
               </w:rPr>
               <w:t xml:space="preserve"> </w:t>
             </w:r>
-            <w:hyperlink r:id="rId34" w:history="1">
+            <w:hyperlink r:id="rId35" w:history="1">
               <w:r>
                 <w:rPr>
                   <w:rStyle w:val="Hyperlink"/>
@@ -13082,7 +13163,7 @@
               </w:rPr>
               <w:t xml:space="preserve"> </w:t>
             </w:r>
-            <w:hyperlink r:id="rId35" w:history="1">
+            <w:hyperlink r:id="rId36" w:history="1">
               <w:r>
                 <w:rPr>
                   <w:rStyle w:val="Hyperlink"/>
@@ -13484,7 +13565,7 @@
               </w:rPr>
               <w:t xml:space="preserve"> </w:t>
             </w:r>
-            <w:hyperlink r:id="rId36" w:history="1">
+            <w:hyperlink r:id="rId37" w:history="1">
               <w:r>
                 <w:rPr>
                   <w:rStyle w:val="Hyperlink"/>
@@ -13758,7 +13839,7 @@
               </w:rPr>
               <w:t xml:space="preserve"> </w:t>
             </w:r>
-            <w:hyperlink r:id="rId37" w:history="1">
+            <w:hyperlink r:id="rId38" w:history="1">
               <w:r>
                 <w:rPr>
                   <w:rStyle w:val="Hyperlink"/>
@@ -14210,7 +14291,7 @@
               </w:rPr>
               <w:t xml:space="preserve"> </w:t>
             </w:r>
-            <w:hyperlink r:id="rId38" w:history="1">
+            <w:hyperlink r:id="rId39" w:history="1">
               <w:r>
                 <w:rPr>
                   <w:rStyle w:val="Hyperlink"/>
@@ -14485,547 +14566,6 @@
                 <w:lang w:val="ru-RU"/>
               </w:rPr>
               <w:t xml:space="preserve"> Книга памяти Магаданской обл.</w:t>
-            </w:r>
-            <w:r>
-              <w:rPr>
-                <w:rFonts w:ascii="Arial" w:hAnsi="Arial" w:cs="Arial"/>
-                <w:b/>
-                <w:bCs/>
-                <w:sz w:val="16"/>
-                <w:szCs w:val="16"/>
-                <w:lang w:val="ru-RU"/>
-              </w:rPr>
-              <w:t>;</w:t>
-            </w:r>
-            <w:r>
-              <w:rPr>
-                <w:rFonts w:ascii="Arial" w:hAnsi="Arial" w:cs="Arial"/>
-                <w:sz w:val="16"/>
-                <w:szCs w:val="16"/>
-                <w:lang w:val="ru-RU"/>
-              </w:rPr>
-              <w:t xml:space="preserve"> </w:t>
-            </w:r>
-            <w:hyperlink r:id="rId39" w:history="1">
-              <w:r>
-                <w:rPr>
-                  <w:rStyle w:val="Hyperlink"/>
-                  <w:rFonts w:ascii="Arial" w:hAnsi="Arial" w:cs="Arial"/>
-                  <w:b/>
-                  <w:bCs/>
-                  <w:color w:val="auto"/>
-                  <w:sz w:val="16"/>
-                  <w:szCs w:val="16"/>
-                  <w:lang w:val="ru-RU"/>
-                </w:rPr>
-                <w:t>Открытый список</w:t>
-              </w:r>
-            </w:hyperlink>
-          </w:p>
-        </w:tc>
-      </w:tr>
-      <w:tr>
-        <w:tc>
-          <w:tcPr>
-            <w:tcW w:w="10994" w:type="dxa"/>
-            <w:tcBorders>
-              <w:left w:val="double" w:sz="1" w:space="0" w:color="808080"/>
-              <w:bottom w:val="double" w:sz="1" w:space="0" w:color="808080"/>
-              <w:right w:val="double" w:sz="2" w:space="0" w:color="808080"/>
-            </w:tcBorders>
-            <w:shd w:val="clear" w:color="auto" w:fill="auto"/>
-            <w:vAlign w:val="center"/>
-          </w:tcPr>
-          <w:p>
-            <w:pPr>
-              <w:rPr>
-                <w:rFonts w:ascii="Arial" w:hAnsi="Arial" w:cs="Arial"/>
-                <w:sz w:val="16"/>
-                <w:szCs w:val="16"/>
-                <w:lang w:val="ru-RU"/>
-              </w:rPr>
-            </w:pPr>
-            <w:r>
-              <w:rPr>
-                <w:rFonts w:ascii="Arial" w:hAnsi="Arial" w:cs="Arial"/>
-                <w:b/>
-                <w:bCs/>
-                <w:sz w:val="16"/>
-                <w:szCs w:val="16"/>
-                <w:lang w:val="ru-RU"/>
-              </w:rPr>
-              <w:t>Хомерики-</w:t>
-            </w:r>
-            <w:proofErr w:type="spellStart"/>
-            <w:r>
-              <w:rPr>
-                <w:rFonts w:ascii="Arial" w:hAnsi="Arial" w:cs="Arial"/>
-                <w:b/>
-                <w:bCs/>
-                <w:sz w:val="16"/>
-                <w:szCs w:val="16"/>
-                <w:lang w:val="ru-RU"/>
-              </w:rPr>
-              <w:t>Николайшвили</w:t>
-            </w:r>
-            <w:proofErr w:type="spellEnd"/>
-            <w:r>
-              <w:rPr>
-                <w:rFonts w:ascii="Arial" w:hAnsi="Arial" w:cs="Arial"/>
-                <w:b/>
-                <w:bCs/>
-                <w:sz w:val="16"/>
-                <w:szCs w:val="16"/>
-                <w:lang w:val="ru-RU"/>
-              </w:rPr>
-              <w:t xml:space="preserve"> Тамара </w:t>
-            </w:r>
-            <w:proofErr w:type="spellStart"/>
-            <w:r>
-              <w:rPr>
-                <w:rFonts w:ascii="Arial" w:hAnsi="Arial" w:cs="Arial"/>
-                <w:b/>
-                <w:bCs/>
-                <w:sz w:val="16"/>
-                <w:szCs w:val="16"/>
-                <w:lang w:val="ru-RU"/>
-              </w:rPr>
-              <w:t>Онисимовна</w:t>
-            </w:r>
-            <w:proofErr w:type="spellEnd"/>
-            <w:r>
-              <w:rPr>
-                <w:rFonts w:ascii="Arial" w:hAnsi="Arial" w:cs="Arial"/>
-                <w:b/>
-                <w:bCs/>
-                <w:sz w:val="16"/>
-                <w:szCs w:val="16"/>
-                <w:lang w:val="ru-RU"/>
-              </w:rPr>
-              <w:t xml:space="preserve"> </w:t>
-            </w:r>
-            <w:r>
-              <w:rPr>
-                <w:rFonts w:ascii="Arial" w:hAnsi="Arial" w:cs="Arial"/>
-                <w:b/>
-                <w:bCs/>
-                <w:sz w:val="16"/>
-                <w:szCs w:val="16"/>
-                <w:lang w:val="ru-RU"/>
-              </w:rPr>
-              <w:t>33 года</w:t>
-            </w:r>
-            <w:r>
-              <w:rPr>
-                <w:rFonts w:ascii="Arial" w:hAnsi="Arial" w:cs="Arial"/>
-                <w:b/>
-                <w:bCs/>
-                <w:sz w:val="16"/>
-                <w:szCs w:val="16"/>
-                <w:lang w:val="ru-RU"/>
-              </w:rPr>
-              <w:t xml:space="preserve"> </w:t>
-            </w:r>
-          </w:p>
-          <w:p>
-            <w:pPr>
-              <w:rPr>
-                <w:rFonts w:ascii="Arial" w:hAnsi="Arial" w:cs="Arial"/>
-                <w:sz w:val="16"/>
-                <w:szCs w:val="16"/>
-                <w:lang w:val="ru-RU"/>
-              </w:rPr>
-            </w:pPr>
-            <w:r>
-              <w:rPr>
-                <w:rFonts w:ascii="Arial" w:hAnsi="Arial" w:cs="Arial"/>
-                <w:sz w:val="16"/>
-                <w:szCs w:val="16"/>
-                <w:lang w:val="ru-RU"/>
-              </w:rPr>
-              <w:t xml:space="preserve">1904 г.р., </w:t>
-            </w:r>
-            <w:proofErr w:type="spellStart"/>
-            <w:r>
-              <w:rPr>
-                <w:rFonts w:ascii="Arial" w:hAnsi="Arial" w:cs="Arial"/>
-                <w:sz w:val="16"/>
-                <w:szCs w:val="16"/>
-                <w:lang w:val="ru-RU"/>
-              </w:rPr>
-              <w:t>м.р</w:t>
-            </w:r>
-            <w:proofErr w:type="spellEnd"/>
-            <w:r>
-              <w:rPr>
-                <w:rFonts w:ascii="Arial" w:hAnsi="Arial" w:cs="Arial"/>
-                <w:sz w:val="16"/>
-                <w:szCs w:val="16"/>
-                <w:lang w:val="ru-RU"/>
-              </w:rPr>
-              <w:t xml:space="preserve">.: г. </w:t>
-            </w:r>
-            <w:proofErr w:type="spellStart"/>
-            <w:r>
-              <w:rPr>
-                <w:rFonts w:ascii="Arial" w:hAnsi="Arial" w:cs="Arial"/>
-                <w:sz w:val="16"/>
-                <w:szCs w:val="16"/>
-                <w:lang w:val="ru-RU"/>
-              </w:rPr>
-              <w:t>Озургети</w:t>
-            </w:r>
-            <w:proofErr w:type="spellEnd"/>
-            <w:r>
-              <w:rPr>
-                <w:rFonts w:ascii="Arial" w:hAnsi="Arial" w:cs="Arial"/>
-                <w:sz w:val="16"/>
-                <w:szCs w:val="16"/>
-                <w:lang w:val="ru-RU"/>
-              </w:rPr>
-              <w:t xml:space="preserve">, грузинка, из крестьян, член ВКП(б) с 1930 г., исключена в 1937 году как активная, контрреволюционерка троцкистка. заведующая специальной секретной частью </w:t>
-            </w:r>
-            <w:proofErr w:type="spellStart"/>
-            <w:r>
-              <w:rPr>
-                <w:rFonts w:ascii="Arial" w:hAnsi="Arial" w:cs="Arial"/>
-                <w:sz w:val="16"/>
-                <w:szCs w:val="16"/>
-                <w:lang w:val="ru-RU"/>
-              </w:rPr>
-              <w:t>Тбилсовета</w:t>
-            </w:r>
-            <w:proofErr w:type="spellEnd"/>
-            <w:r>
-              <w:rPr>
-                <w:rFonts w:ascii="Arial" w:hAnsi="Arial" w:cs="Arial"/>
-                <w:sz w:val="16"/>
-                <w:szCs w:val="16"/>
-                <w:lang w:val="ru-RU"/>
-              </w:rPr>
-              <w:t xml:space="preserve"> 3-й отдел УГБ НКВД ГССР</w:t>
-            </w:r>
-            <w:r>
-              <w:rPr>
-                <w:rFonts w:ascii="Arial" w:hAnsi="Arial" w:cs="Arial"/>
-                <w:sz w:val="16"/>
-                <w:szCs w:val="16"/>
-                <w:lang w:val="ru-RU"/>
-              </w:rPr>
-              <w:t xml:space="preserve">. </w:t>
-            </w:r>
-            <w:r>
-              <w:rPr>
-                <w:rFonts w:ascii="Arial" w:hAnsi="Arial" w:cs="Arial"/>
-                <w:sz w:val="16"/>
-                <w:szCs w:val="16"/>
-                <w:lang w:val="ru-RU"/>
-              </w:rPr>
-              <w:t xml:space="preserve">Обвинение: 19-58-8, </w:t>
-            </w:r>
-            <w:proofErr w:type="gramStart"/>
-            <w:r>
-              <w:rPr>
-                <w:rFonts w:ascii="Arial" w:hAnsi="Arial" w:cs="Arial"/>
-                <w:sz w:val="16"/>
-                <w:szCs w:val="16"/>
-                <w:lang w:val="ru-RU"/>
-              </w:rPr>
-              <w:t>58-11</w:t>
-            </w:r>
-            <w:proofErr w:type="gramEnd"/>
-            <w:r>
-              <w:rPr>
-                <w:rFonts w:ascii="Arial" w:hAnsi="Arial" w:cs="Arial"/>
-                <w:sz w:val="16"/>
-                <w:szCs w:val="16"/>
-                <w:lang w:val="ru-RU"/>
-              </w:rPr>
-              <w:t xml:space="preserve"> УК ГССР [* «является активной участницей </w:t>
-            </w:r>
-            <w:r>
-              <w:rPr>
-                <w:rFonts w:ascii="Arial" w:hAnsi="Arial" w:cs="Arial"/>
-                <w:sz w:val="16"/>
-                <w:szCs w:val="16"/>
-                <w:lang w:val="ru-RU"/>
-              </w:rPr>
-              <w:t>к/р</w:t>
-            </w:r>
-            <w:r>
-              <w:rPr>
-                <w:rFonts w:ascii="Arial" w:hAnsi="Arial" w:cs="Arial"/>
-                <w:sz w:val="16"/>
-                <w:szCs w:val="16"/>
-                <w:lang w:val="ru-RU"/>
-              </w:rPr>
-              <w:t xml:space="preserve"> террористической шпионской </w:t>
-            </w:r>
-            <w:proofErr w:type="spellStart"/>
-            <w:r>
-              <w:rPr>
-                <w:rFonts w:ascii="Arial" w:hAnsi="Arial" w:cs="Arial"/>
-                <w:sz w:val="16"/>
-                <w:szCs w:val="16"/>
-                <w:lang w:val="ru-RU"/>
-              </w:rPr>
-              <w:t>вредительско</w:t>
-            </w:r>
-            <w:proofErr w:type="spellEnd"/>
-            <w:r>
-              <w:rPr>
-                <w:rFonts w:ascii="Arial" w:hAnsi="Arial" w:cs="Arial"/>
-                <w:sz w:val="16"/>
-                <w:szCs w:val="16"/>
-                <w:lang w:val="ru-RU"/>
-              </w:rPr>
-              <w:t xml:space="preserve">-диверсионной организации правых при </w:t>
-            </w:r>
-            <w:proofErr w:type="spellStart"/>
-            <w:r>
-              <w:rPr>
-                <w:rFonts w:ascii="Arial" w:hAnsi="Arial" w:cs="Arial"/>
-                <w:sz w:val="16"/>
-                <w:szCs w:val="16"/>
-                <w:lang w:val="ru-RU"/>
-              </w:rPr>
-              <w:t>Тбилсовете</w:t>
-            </w:r>
-            <w:proofErr w:type="spellEnd"/>
-            <w:r>
-              <w:rPr>
-                <w:rFonts w:ascii="Arial" w:hAnsi="Arial" w:cs="Arial"/>
-                <w:sz w:val="16"/>
-                <w:szCs w:val="16"/>
-                <w:lang w:val="ru-RU"/>
-              </w:rPr>
-              <w:t xml:space="preserve">. Завербована в 1936 г. своим мужем контрреволюционером террористом </w:t>
-            </w:r>
-            <w:proofErr w:type="spellStart"/>
-            <w:r>
-              <w:rPr>
-                <w:rFonts w:ascii="Arial" w:hAnsi="Arial" w:cs="Arial"/>
-                <w:sz w:val="16"/>
-                <w:szCs w:val="16"/>
-                <w:lang w:val="ru-RU"/>
-              </w:rPr>
-              <w:t>Николайшвили</w:t>
-            </w:r>
-            <w:proofErr w:type="spellEnd"/>
-            <w:r>
-              <w:rPr>
-                <w:rFonts w:ascii="Arial" w:hAnsi="Arial" w:cs="Arial"/>
-                <w:sz w:val="16"/>
-                <w:szCs w:val="16"/>
-                <w:lang w:val="ru-RU"/>
-              </w:rPr>
-              <w:t xml:space="preserve"> Давидом.</w:t>
-            </w:r>
-            <w:proofErr w:type="gramStart"/>
-            <w:r>
-              <w:rPr>
-                <w:rFonts w:ascii="Arial" w:hAnsi="Arial" w:cs="Arial"/>
-                <w:sz w:val="16"/>
-                <w:szCs w:val="16"/>
-                <w:lang w:val="ru-RU"/>
-              </w:rPr>
-              <w:t>» ]</w:t>
-            </w:r>
-            <w:proofErr w:type="gramEnd"/>
-            <w:r>
-              <w:rPr>
-                <w:rFonts w:ascii="Arial" w:hAnsi="Arial" w:cs="Arial"/>
-                <w:sz w:val="16"/>
-                <w:szCs w:val="16"/>
-                <w:lang w:val="ru-RU"/>
-              </w:rPr>
-              <w:t xml:space="preserve"> Приговор: тройка при НКВД ГССР (Гоглидзе, Церетели, </w:t>
-            </w:r>
-            <w:proofErr w:type="spellStart"/>
-            <w:r>
-              <w:rPr>
-                <w:rFonts w:ascii="Arial" w:hAnsi="Arial" w:cs="Arial"/>
-                <w:sz w:val="16"/>
-                <w:szCs w:val="16"/>
-                <w:lang w:val="ru-RU"/>
-              </w:rPr>
-              <w:t>Талахадзе</w:t>
-            </w:r>
-            <w:proofErr w:type="spellEnd"/>
-            <w:r>
-              <w:rPr>
-                <w:rFonts w:ascii="Arial" w:hAnsi="Arial" w:cs="Arial"/>
-                <w:sz w:val="16"/>
-                <w:szCs w:val="16"/>
-                <w:lang w:val="ru-RU"/>
-              </w:rPr>
-              <w:t>, Морозов</w:t>
-            </w:r>
-            <w:r>
-              <w:rPr>
-                <w:rFonts w:ascii="Arial" w:hAnsi="Arial" w:cs="Arial"/>
-                <w:sz w:val="16"/>
-                <w:szCs w:val="16"/>
-                <w:lang w:val="ru-RU"/>
-              </w:rPr>
-              <w:t xml:space="preserve"> – </w:t>
-            </w:r>
-            <w:r>
-              <w:rPr>
-                <w:rFonts w:ascii="Arial" w:hAnsi="Arial" w:cs="Arial"/>
-                <w:sz w:val="16"/>
-                <w:szCs w:val="16"/>
-                <w:lang w:val="ru-RU"/>
-              </w:rPr>
-              <w:t xml:space="preserve">докладчик </w:t>
-            </w:r>
-            <w:proofErr w:type="spellStart"/>
-            <w:r>
-              <w:rPr>
-                <w:rFonts w:ascii="Arial" w:hAnsi="Arial" w:cs="Arial"/>
-                <w:sz w:val="16"/>
-                <w:szCs w:val="16"/>
-                <w:lang w:val="ru-RU"/>
-              </w:rPr>
-              <w:t>Пененко</w:t>
-            </w:r>
-            <w:proofErr w:type="spellEnd"/>
-            <w:r>
-              <w:rPr>
-                <w:rFonts w:ascii="Arial" w:hAnsi="Arial" w:cs="Arial"/>
-                <w:sz w:val="16"/>
-                <w:szCs w:val="16"/>
-                <w:lang w:val="ru-RU"/>
-              </w:rPr>
-              <w:t>), 10.11.1937</w:t>
-            </w:r>
-            <w:r>
-              <w:rPr>
-                <w:rFonts w:ascii="Arial" w:hAnsi="Arial" w:cs="Arial"/>
-                <w:sz w:val="16"/>
-                <w:szCs w:val="16"/>
-                <w:lang w:val="ru-RU"/>
-              </w:rPr>
-              <w:t xml:space="preserve"> – </w:t>
-            </w:r>
-            <w:r>
-              <w:rPr>
-                <w:rFonts w:ascii="Arial" w:hAnsi="Arial" w:cs="Arial"/>
-                <w:sz w:val="16"/>
-                <w:szCs w:val="16"/>
-                <w:lang w:val="ru-RU"/>
-              </w:rPr>
-              <w:t xml:space="preserve">ВМН с конфискацией личного имущества. </w:t>
-            </w:r>
-            <w:r>
-              <w:rPr>
-                <w:rFonts w:ascii="Arial" w:hAnsi="Arial" w:cs="Arial"/>
-                <w:sz w:val="16"/>
-                <w:szCs w:val="16"/>
-                <w:lang w:val="ru-RU"/>
-              </w:rPr>
-              <w:t>Расстреляна 12.11.1937</w:t>
-            </w:r>
-            <w:r>
-              <w:rPr>
-                <w:rFonts w:ascii="Arial" w:hAnsi="Arial" w:cs="Arial"/>
-                <w:sz w:val="16"/>
-                <w:szCs w:val="16"/>
-                <w:lang w:val="ru-RU"/>
-              </w:rPr>
-              <w:t>. Архивное дело: № 3940</w:t>
-            </w:r>
-            <w:r>
-              <w:rPr>
-                <w:rFonts w:ascii="Arial" w:hAnsi="Arial" w:cs="Arial"/>
-                <w:sz w:val="16"/>
-                <w:szCs w:val="16"/>
-                <w:lang w:val="ru-RU"/>
-              </w:rPr>
-              <w:t xml:space="preserve"> (Примечание: ее муж </w:t>
-            </w:r>
-            <w:proofErr w:type="spellStart"/>
-            <w:r>
-              <w:rPr>
-                <w:rFonts w:ascii="Arial" w:hAnsi="Arial" w:cs="Arial"/>
-                <w:sz w:val="16"/>
-                <w:szCs w:val="16"/>
-                <w:lang w:val="ru-RU"/>
-              </w:rPr>
-              <w:t>Николайшвили</w:t>
-            </w:r>
-            <w:proofErr w:type="spellEnd"/>
-            <w:r>
-              <w:rPr>
-                <w:rFonts w:ascii="Arial" w:hAnsi="Arial" w:cs="Arial"/>
-                <w:sz w:val="16"/>
-                <w:szCs w:val="16"/>
-                <w:lang w:val="ru-RU"/>
-              </w:rPr>
-              <w:t xml:space="preserve"> Давид Александрович -43года, расстрелян </w:t>
-            </w:r>
-            <w:r>
-              <w:rPr>
-                <w:rFonts w:ascii="Arial" w:hAnsi="Arial" w:cs="Arial"/>
-                <w:sz w:val="16"/>
-                <w:szCs w:val="16"/>
-                <w:lang w:val="ru-RU"/>
-              </w:rPr>
-              <w:t>04.03.1938</w:t>
-            </w:r>
-            <w:r>
-              <w:rPr>
-                <w:rFonts w:ascii="Arial" w:hAnsi="Arial" w:cs="Arial"/>
-                <w:sz w:val="16"/>
-                <w:szCs w:val="16"/>
-                <w:lang w:val="ru-RU"/>
-              </w:rPr>
-              <w:t>г.)</w:t>
-            </w:r>
-          </w:p>
-          <w:p>
-            <w:pPr>
-              <w:pStyle w:val="BodyText"/>
-              <w:pBdr>
-                <w:top w:val="none" w:sz="0" w:space="0" w:color="000000"/>
-                <w:left w:val="none" w:sz="0" w:space="0" w:color="000000"/>
-                <w:bottom w:val="none" w:sz="0" w:space="0" w:color="000000"/>
-                <w:right w:val="none" w:sz="0" w:space="0" w:color="000000"/>
-              </w:pBdr>
-              <w:tabs>
-                <w:tab w:val="left" w:pos="0"/>
-              </w:tabs>
-              <w:spacing w:after="0" w:line="240" w:lineRule="auto"/>
-              <w:rPr>
-                <w:rFonts w:ascii="Arial" w:hAnsi="Arial" w:cs="Arial"/>
-                <w:b/>
-                <w:bCs/>
-                <w:sz w:val="16"/>
-                <w:szCs w:val="16"/>
-                <w:lang w:val="ru-RU"/>
-              </w:rPr>
-            </w:pPr>
-            <w:r>
-              <w:rPr>
-                <w:rFonts w:ascii="Arial" w:hAnsi="Arial" w:cs="Arial"/>
-                <w:b/>
-                <w:bCs/>
-                <w:sz w:val="16"/>
-                <w:szCs w:val="16"/>
-                <w:lang w:val="ru-RU"/>
-              </w:rPr>
-              <w:t>Источник:</w:t>
-            </w:r>
-            <w:r>
-              <w:rPr>
-                <w:rFonts w:ascii="Arial" w:hAnsi="Arial" w:cs="Arial"/>
-                <w:b/>
-                <w:bCs/>
-                <w:sz w:val="16"/>
-                <w:szCs w:val="16"/>
-                <w:lang w:val="ru-RU"/>
-              </w:rPr>
-              <w:t xml:space="preserve"> Сталинские списки по Грузии</w:t>
             </w:r>
             <w:r>
               <w:rPr>
@@ -15095,29 +14635,66 @@
                 <w:szCs w:val="16"/>
                 <w:lang w:val="ru-RU"/>
               </w:rPr>
-              <w:t>Цинцадзе Матрена Георгиевна</w:t>
-            </w:r>
-            <w:r>
-              <w:rPr>
-                <w:rFonts w:ascii="Arial" w:hAnsi="Arial" w:cs="Arial"/>
-                <w:b/>
-                <w:bCs/>
-                <w:sz w:val="16"/>
-                <w:szCs w:val="16"/>
-                <w:lang w:val="ru-RU"/>
-              </w:rPr>
-              <w:t xml:space="preserve"> </w:t>
-            </w:r>
-            <w:r>
-              <w:rPr>
-                <w:rFonts w:ascii="Arial" w:hAnsi="Arial" w:cs="Arial"/>
-                <w:b/>
-                <w:bCs/>
-                <w:sz w:val="16"/>
-                <w:szCs w:val="16"/>
-                <w:lang w:val="ru-RU"/>
-              </w:rPr>
-              <w:t>35 лет</w:t>
+              <w:t>Хомерики-</w:t>
+            </w:r>
+            <w:proofErr w:type="spellStart"/>
+            <w:r>
+              <w:rPr>
+                <w:rFonts w:ascii="Arial" w:hAnsi="Arial" w:cs="Arial"/>
+                <w:b/>
+                <w:bCs/>
+                <w:sz w:val="16"/>
+                <w:szCs w:val="16"/>
+                <w:lang w:val="ru-RU"/>
+              </w:rPr>
+              <w:t>Николайшвили</w:t>
+            </w:r>
+            <w:proofErr w:type="spellEnd"/>
+            <w:r>
+              <w:rPr>
+                <w:rFonts w:ascii="Arial" w:hAnsi="Arial" w:cs="Arial"/>
+                <w:b/>
+                <w:bCs/>
+                <w:sz w:val="16"/>
+                <w:szCs w:val="16"/>
+                <w:lang w:val="ru-RU"/>
+              </w:rPr>
+              <w:t xml:space="preserve"> Тамара </w:t>
+            </w:r>
+            <w:proofErr w:type="spellStart"/>
+            <w:r>
+              <w:rPr>
+                <w:rFonts w:ascii="Arial" w:hAnsi="Arial" w:cs="Arial"/>
+                <w:b/>
+                <w:bCs/>
+                <w:sz w:val="16"/>
+                <w:szCs w:val="16"/>
+                <w:lang w:val="ru-RU"/>
+              </w:rPr>
+              <w:t>Онисимовна</w:t>
+            </w:r>
+            <w:proofErr w:type="spellEnd"/>
+            <w:r>
+              <w:rPr>
+                <w:rFonts w:ascii="Arial" w:hAnsi="Arial" w:cs="Arial"/>
+                <w:b/>
+                <w:bCs/>
+                <w:sz w:val="16"/>
+                <w:szCs w:val="16"/>
+                <w:lang w:val="ru-RU"/>
+              </w:rPr>
+              <w:t xml:space="preserve"> </w:t>
+            </w:r>
+            <w:r>
+              <w:rPr>
+                <w:rFonts w:ascii="Arial" w:hAnsi="Arial" w:cs="Arial"/>
+                <w:b/>
+                <w:bCs/>
+                <w:sz w:val="16"/>
+                <w:szCs w:val="16"/>
+                <w:lang w:val="ru-RU"/>
+              </w:rPr>
+              <w:t>33 года</w:t>
             </w:r>
             <w:r>
               <w:rPr>
@@ -15147,114 +14724,105 @@
                 <w:szCs w:val="16"/>
                 <w:lang w:val="ru-RU"/>
               </w:rPr>
-              <w:t>Родилась</w:t>
-            </w:r>
-            <w:r>
-              <w:rPr>
-                <w:rFonts w:ascii="Arial" w:hAnsi="Arial" w:cs="Arial"/>
-                <w:sz w:val="16"/>
-                <w:szCs w:val="16"/>
-              </w:rPr>
-              <w:t> </w:t>
-            </w:r>
-            <w:r>
-              <w:rPr>
-                <w:rFonts w:ascii="Arial" w:hAnsi="Arial" w:cs="Arial"/>
-                <w:sz w:val="16"/>
-                <w:szCs w:val="16"/>
-                <w:lang w:val="ru-RU"/>
-              </w:rPr>
-              <w:t xml:space="preserve">в 1903 г., Грузия; грузинка; </w:t>
-            </w:r>
-            <w:r>
-              <w:rPr>
-                <w:rFonts w:ascii="Arial" w:hAnsi="Arial" w:cs="Arial"/>
-                <w:sz w:val="16"/>
-                <w:szCs w:val="16"/>
-                <w:lang w:val="ru-RU"/>
-              </w:rPr>
-              <w:t>Прожив.:</w:t>
-            </w:r>
-            <w:r>
-              <w:rPr>
-                <w:rFonts w:ascii="Arial" w:hAnsi="Arial" w:cs="Arial"/>
-                <w:sz w:val="16"/>
-                <w:szCs w:val="16"/>
-              </w:rPr>
-              <w:t> </w:t>
-            </w:r>
-            <w:r>
-              <w:rPr>
-                <w:rFonts w:ascii="Arial" w:hAnsi="Arial" w:cs="Arial"/>
-                <w:sz w:val="16"/>
-                <w:szCs w:val="16"/>
-                <w:lang w:val="ru-RU"/>
-              </w:rPr>
-              <w:t>Грузия.</w:t>
-            </w:r>
-            <w:r>
-              <w:rPr>
-                <w:rFonts w:ascii="Arial" w:hAnsi="Arial" w:cs="Arial"/>
-                <w:sz w:val="16"/>
-                <w:szCs w:val="16"/>
-                <w:lang w:val="ru-RU"/>
-              </w:rPr>
-              <w:t xml:space="preserve"> </w:t>
-            </w:r>
-            <w:r>
-              <w:rPr>
-                <w:rFonts w:ascii="Arial" w:hAnsi="Arial" w:cs="Arial"/>
-                <w:sz w:val="16"/>
-                <w:szCs w:val="16"/>
-                <w:lang w:val="ru-RU"/>
-              </w:rPr>
-              <w:t>Арестована в 1936 г.</w:t>
-            </w:r>
-            <w:r>
-              <w:rPr>
-                <w:rFonts w:ascii="Arial" w:hAnsi="Arial" w:cs="Arial"/>
-                <w:sz w:val="16"/>
-                <w:szCs w:val="16"/>
-                <w:lang w:val="ru-RU"/>
-              </w:rPr>
-              <w:t xml:space="preserve"> </w:t>
-            </w:r>
-            <w:r>
-              <w:rPr>
-                <w:rFonts w:ascii="Arial" w:hAnsi="Arial" w:cs="Arial"/>
-                <w:sz w:val="16"/>
-                <w:szCs w:val="16"/>
-                <w:lang w:val="ru-RU"/>
-              </w:rPr>
-              <w:t xml:space="preserve">Приговорена: тройка при УНКВД по Дальстрою 11 мая 1938 г., </w:t>
-            </w:r>
-            <w:proofErr w:type="spellStart"/>
-            <w:r>
-              <w:rPr>
-                <w:rFonts w:ascii="Arial" w:hAnsi="Arial" w:cs="Arial"/>
-                <w:sz w:val="16"/>
-                <w:szCs w:val="16"/>
-                <w:lang w:val="ru-RU"/>
-              </w:rPr>
-              <w:t>обв</w:t>
-            </w:r>
-            <w:proofErr w:type="spellEnd"/>
-            <w:r>
-              <w:rPr>
-                <w:rFonts w:ascii="Arial" w:hAnsi="Arial" w:cs="Arial"/>
-                <w:sz w:val="16"/>
-                <w:szCs w:val="16"/>
-                <w:lang w:val="ru-RU"/>
-              </w:rPr>
-              <w:t>.:</w:t>
-            </w:r>
-            <w:r>
-              <w:rPr>
-                <w:rFonts w:ascii="Arial" w:hAnsi="Arial" w:cs="Arial"/>
-                <w:sz w:val="16"/>
-                <w:szCs w:val="16"/>
-              </w:rPr>
-              <w:t> </w:t>
+              <w:t xml:space="preserve">1904 г.р., </w:t>
+            </w:r>
+            <w:proofErr w:type="spellStart"/>
+            <w:r>
+              <w:rPr>
+                <w:rFonts w:ascii="Arial" w:hAnsi="Arial" w:cs="Arial"/>
+                <w:sz w:val="16"/>
+                <w:szCs w:val="16"/>
+                <w:lang w:val="ru-RU"/>
+              </w:rPr>
+              <w:t>м.р</w:t>
+            </w:r>
+            <w:proofErr w:type="spellEnd"/>
+            <w:r>
+              <w:rPr>
+                <w:rFonts w:ascii="Arial" w:hAnsi="Arial" w:cs="Arial"/>
+                <w:sz w:val="16"/>
+                <w:szCs w:val="16"/>
+                <w:lang w:val="ru-RU"/>
+              </w:rPr>
+              <w:t xml:space="preserve">.: г. </w:t>
+            </w:r>
+            <w:proofErr w:type="spellStart"/>
+            <w:r>
+              <w:rPr>
+                <w:rFonts w:ascii="Arial" w:hAnsi="Arial" w:cs="Arial"/>
+                <w:sz w:val="16"/>
+                <w:szCs w:val="16"/>
+                <w:lang w:val="ru-RU"/>
+              </w:rPr>
+              <w:t>Озургети</w:t>
+            </w:r>
+            <w:proofErr w:type="spellEnd"/>
+            <w:r>
+              <w:rPr>
+                <w:rFonts w:ascii="Arial" w:hAnsi="Arial" w:cs="Arial"/>
+                <w:sz w:val="16"/>
+                <w:szCs w:val="16"/>
+                <w:lang w:val="ru-RU"/>
+              </w:rPr>
+              <w:t xml:space="preserve">, грузинка, из крестьян, член ВКП(б) с 1930 г., исключена в 1937 году как активная, контрреволюционерка троцкистка. заведующая специальной секретной частью </w:t>
+            </w:r>
+            <w:proofErr w:type="spellStart"/>
+            <w:r>
+              <w:rPr>
+                <w:rFonts w:ascii="Arial" w:hAnsi="Arial" w:cs="Arial"/>
+                <w:sz w:val="16"/>
+                <w:szCs w:val="16"/>
+                <w:lang w:val="ru-RU"/>
+              </w:rPr>
+              <w:t>Тбилсовета</w:t>
+            </w:r>
+            <w:proofErr w:type="spellEnd"/>
+            <w:r>
+              <w:rPr>
+                <w:rFonts w:ascii="Arial" w:hAnsi="Arial" w:cs="Arial"/>
+                <w:sz w:val="16"/>
+                <w:szCs w:val="16"/>
+                <w:lang w:val="ru-RU"/>
+              </w:rPr>
+              <w:t xml:space="preserve"> 3-й отдел УГБ НКВД ГССР</w:t>
+            </w:r>
+            <w:r>
+              <w:rPr>
+                <w:rFonts w:ascii="Arial" w:hAnsi="Arial" w:cs="Arial"/>
+                <w:sz w:val="16"/>
+                <w:szCs w:val="16"/>
+                <w:lang w:val="ru-RU"/>
+              </w:rPr>
+              <w:t xml:space="preserve">. </w:t>
+            </w:r>
+            <w:r>
+              <w:rPr>
+                <w:rFonts w:ascii="Arial" w:hAnsi="Arial" w:cs="Arial"/>
+                <w:sz w:val="16"/>
+                <w:szCs w:val="16"/>
+                <w:lang w:val="ru-RU"/>
+              </w:rPr>
+              <w:t xml:space="preserve">Обвинение: 19-58-8, </w:t>
+            </w:r>
+            <w:proofErr w:type="gramStart"/>
+            <w:r>
+              <w:rPr>
+                <w:rFonts w:ascii="Arial" w:hAnsi="Arial" w:cs="Arial"/>
+                <w:sz w:val="16"/>
+                <w:szCs w:val="16"/>
+                <w:lang w:val="ru-RU"/>
+              </w:rPr>
+              <w:t>58-11</w:t>
+            </w:r>
+            <w:proofErr w:type="gramEnd"/>
+            <w:r>
+              <w:rPr>
+                <w:rFonts w:ascii="Arial" w:hAnsi="Arial" w:cs="Arial"/>
+                <w:sz w:val="16"/>
+                <w:szCs w:val="16"/>
+                <w:lang w:val="ru-RU"/>
+              </w:rPr>
+              <w:t xml:space="preserve"> УК ГССР [* «является активной участницей </w:t>
             </w:r>
             <w:r>
               <w:rPr>
@@ -15272,25 +14840,228 @@
                 <w:szCs w:val="16"/>
                 <w:lang w:val="ru-RU"/>
               </w:rPr>
-              <w:t xml:space="preserve"> троцкистская деятельность.</w:t>
-            </w:r>
-            <w:r>
-              <w:rPr>
-                <w:rFonts w:ascii="Arial" w:hAnsi="Arial" w:cs="Arial"/>
-                <w:sz w:val="16"/>
-                <w:szCs w:val="16"/>
-                <w:lang w:val="ru-RU"/>
-              </w:rPr>
-              <w:t xml:space="preserve"> </w:t>
-            </w:r>
-            <w:r>
-              <w:rPr>
-                <w:rFonts w:ascii="Arial" w:hAnsi="Arial" w:cs="Arial"/>
-                <w:sz w:val="16"/>
-                <w:szCs w:val="16"/>
-                <w:lang w:val="ru-RU"/>
-              </w:rPr>
-              <w:t>Расстреляна 10 июня 1938 г. Реабилитирована 1 июня 1956 г.</w:t>
+              <w:t xml:space="preserve"> террористической шпионской </w:t>
+            </w:r>
+            <w:proofErr w:type="spellStart"/>
+            <w:r>
+              <w:rPr>
+                <w:rFonts w:ascii="Arial" w:hAnsi="Arial" w:cs="Arial"/>
+                <w:sz w:val="16"/>
+                <w:szCs w:val="16"/>
+                <w:lang w:val="ru-RU"/>
+              </w:rPr>
+              <w:t>вредительско</w:t>
+            </w:r>
+            <w:proofErr w:type="spellEnd"/>
+            <w:r>
+              <w:rPr>
+                <w:rFonts w:ascii="Arial" w:hAnsi="Arial" w:cs="Arial"/>
+                <w:sz w:val="16"/>
+                <w:szCs w:val="16"/>
+                <w:lang w:val="ru-RU"/>
+              </w:rPr>
+              <w:t xml:space="preserve">-диверсионной организации правых при </w:t>
+            </w:r>
+            <w:proofErr w:type="spellStart"/>
+            <w:r>
+              <w:rPr>
+                <w:rFonts w:ascii="Arial" w:hAnsi="Arial" w:cs="Arial"/>
+                <w:sz w:val="16"/>
+                <w:szCs w:val="16"/>
+                <w:lang w:val="ru-RU"/>
+              </w:rPr>
+              <w:t>Тбилсовете</w:t>
+            </w:r>
+            <w:proofErr w:type="spellEnd"/>
+            <w:r>
+              <w:rPr>
+                <w:rFonts w:ascii="Arial" w:hAnsi="Arial" w:cs="Arial"/>
+                <w:sz w:val="16"/>
+                <w:szCs w:val="16"/>
+                <w:lang w:val="ru-RU"/>
+              </w:rPr>
+              <w:t xml:space="preserve">. Завербована в 1936 г. своим мужем контрреволюционером террористом </w:t>
+            </w:r>
+            <w:proofErr w:type="spellStart"/>
+            <w:r>
+              <w:rPr>
+                <w:rFonts w:ascii="Arial" w:hAnsi="Arial" w:cs="Arial"/>
+                <w:sz w:val="16"/>
+                <w:szCs w:val="16"/>
+                <w:lang w:val="ru-RU"/>
+              </w:rPr>
+              <w:t>Николайшвили</w:t>
+            </w:r>
+            <w:proofErr w:type="spellEnd"/>
+            <w:r>
+              <w:rPr>
+                <w:rFonts w:ascii="Arial" w:hAnsi="Arial" w:cs="Arial"/>
+                <w:sz w:val="16"/>
+                <w:szCs w:val="16"/>
+                <w:lang w:val="ru-RU"/>
+              </w:rPr>
+              <w:t xml:space="preserve"> Давидом.</w:t>
+            </w:r>
+            <w:proofErr w:type="gramStart"/>
+            <w:r>
+              <w:rPr>
+                <w:rFonts w:ascii="Arial" w:hAnsi="Arial" w:cs="Arial"/>
+                <w:sz w:val="16"/>
+                <w:szCs w:val="16"/>
+                <w:lang w:val="ru-RU"/>
+              </w:rPr>
+              <w:t>» ]</w:t>
+            </w:r>
+            <w:proofErr w:type="gramEnd"/>
+            <w:r>
+              <w:rPr>
+                <w:rFonts w:ascii="Arial" w:hAnsi="Arial" w:cs="Arial"/>
+                <w:sz w:val="16"/>
+                <w:szCs w:val="16"/>
+                <w:lang w:val="ru-RU"/>
+              </w:rPr>
+              <w:t xml:space="preserve"> Приговор: тройка при НКВД ГССР (Гоглидзе, Церетели, </w:t>
+            </w:r>
+            <w:proofErr w:type="spellStart"/>
+            <w:r>
+              <w:rPr>
+                <w:rFonts w:ascii="Arial" w:hAnsi="Arial" w:cs="Arial"/>
+                <w:sz w:val="16"/>
+                <w:szCs w:val="16"/>
+                <w:lang w:val="ru-RU"/>
+              </w:rPr>
+              <w:t>Талахадзе</w:t>
+            </w:r>
+            <w:proofErr w:type="spellEnd"/>
+            <w:r>
+              <w:rPr>
+                <w:rFonts w:ascii="Arial" w:hAnsi="Arial" w:cs="Arial"/>
+                <w:sz w:val="16"/>
+                <w:szCs w:val="16"/>
+                <w:lang w:val="ru-RU"/>
+              </w:rPr>
+              <w:t>, Морозов</w:t>
+            </w:r>
+            <w:r>
+              <w:rPr>
+                <w:rFonts w:ascii="Arial" w:hAnsi="Arial" w:cs="Arial"/>
+                <w:sz w:val="16"/>
+                <w:szCs w:val="16"/>
+                <w:lang w:val="ru-RU"/>
+              </w:rPr>
+              <w:t xml:space="preserve"> – </w:t>
+            </w:r>
+            <w:r>
+              <w:rPr>
+                <w:rFonts w:ascii="Arial" w:hAnsi="Arial" w:cs="Arial"/>
+                <w:sz w:val="16"/>
+                <w:szCs w:val="16"/>
+                <w:lang w:val="ru-RU"/>
+              </w:rPr>
+              <w:t xml:space="preserve">докладчик </w:t>
+            </w:r>
+            <w:proofErr w:type="spellStart"/>
+            <w:r>
+              <w:rPr>
+                <w:rFonts w:ascii="Arial" w:hAnsi="Arial" w:cs="Arial"/>
+                <w:sz w:val="16"/>
+                <w:szCs w:val="16"/>
+                <w:lang w:val="ru-RU"/>
+              </w:rPr>
+              <w:t>Пененко</w:t>
+            </w:r>
+            <w:proofErr w:type="spellEnd"/>
+            <w:r>
+              <w:rPr>
+                <w:rFonts w:ascii="Arial" w:hAnsi="Arial" w:cs="Arial"/>
+                <w:sz w:val="16"/>
+                <w:szCs w:val="16"/>
+                <w:lang w:val="ru-RU"/>
+              </w:rPr>
+              <w:t>), 10.11.1937</w:t>
+            </w:r>
+            <w:r>
+              <w:rPr>
+                <w:rFonts w:ascii="Arial" w:hAnsi="Arial" w:cs="Arial"/>
+                <w:sz w:val="16"/>
+                <w:szCs w:val="16"/>
+                <w:lang w:val="ru-RU"/>
+              </w:rPr>
+              <w:t xml:space="preserve"> – </w:t>
+            </w:r>
+            <w:r>
+              <w:rPr>
+                <w:rFonts w:ascii="Arial" w:hAnsi="Arial" w:cs="Arial"/>
+                <w:sz w:val="16"/>
+                <w:szCs w:val="16"/>
+                <w:lang w:val="ru-RU"/>
+              </w:rPr>
+              <w:t xml:space="preserve">ВМН с конфискацией личного имущества. </w:t>
+            </w:r>
+            <w:r>
+              <w:rPr>
+                <w:rFonts w:ascii="Arial" w:hAnsi="Arial" w:cs="Arial"/>
+                <w:sz w:val="16"/>
+                <w:szCs w:val="16"/>
+                <w:lang w:val="ru-RU"/>
+              </w:rPr>
+              <w:t>Расстреляна 12.11.1937</w:t>
+            </w:r>
+            <w:r>
+              <w:rPr>
+                <w:rFonts w:ascii="Arial" w:hAnsi="Arial" w:cs="Arial"/>
+                <w:sz w:val="16"/>
+                <w:szCs w:val="16"/>
+                <w:lang w:val="ru-RU"/>
+              </w:rPr>
+              <w:t>. Архивное дело: № 3940</w:t>
+            </w:r>
+            <w:r>
+              <w:rPr>
+                <w:rFonts w:ascii="Arial" w:hAnsi="Arial" w:cs="Arial"/>
+                <w:sz w:val="16"/>
+                <w:szCs w:val="16"/>
+                <w:lang w:val="ru-RU"/>
+              </w:rPr>
+              <w:t xml:space="preserve"> (Примечание: ее муж </w:t>
+            </w:r>
+            <w:proofErr w:type="spellStart"/>
+            <w:r>
+              <w:rPr>
+                <w:rFonts w:ascii="Arial" w:hAnsi="Arial" w:cs="Arial"/>
+                <w:sz w:val="16"/>
+                <w:szCs w:val="16"/>
+                <w:lang w:val="ru-RU"/>
+              </w:rPr>
+              <w:t>Николайшвили</w:t>
+            </w:r>
+            <w:proofErr w:type="spellEnd"/>
+            <w:r>
+              <w:rPr>
+                <w:rFonts w:ascii="Arial" w:hAnsi="Arial" w:cs="Arial"/>
+                <w:sz w:val="16"/>
+                <w:szCs w:val="16"/>
+                <w:lang w:val="ru-RU"/>
+              </w:rPr>
+              <w:t xml:space="preserve"> Давид Александрович -43года, расстрелян </w:t>
+            </w:r>
+            <w:r>
+              <w:rPr>
+                <w:rFonts w:ascii="Arial" w:hAnsi="Arial" w:cs="Arial"/>
+                <w:sz w:val="16"/>
+                <w:szCs w:val="16"/>
+                <w:lang w:val="ru-RU"/>
+              </w:rPr>
+              <w:t>04.03.1938</w:t>
+            </w:r>
+            <w:r>
+              <w:rPr>
+                <w:rFonts w:ascii="Arial" w:hAnsi="Arial" w:cs="Arial"/>
+                <w:sz w:val="16"/>
+                <w:szCs w:val="16"/>
+                <w:lang w:val="ru-RU"/>
+              </w:rPr>
+              <w:t>г.)</w:t>
             </w:r>
           </w:p>
           <w:p>
@@ -15302,6 +15073,9 @@
                 <w:bottom w:val="none" w:sz="0" w:space="0" w:color="000000"/>
                 <w:right w:val="none" w:sz="0" w:space="0" w:color="000000"/>
               </w:pBdr>
+              <w:tabs>
+                <w:tab w:val="left" w:pos="0"/>
+              </w:tabs>
               <w:spacing w:after="0" w:line="240" w:lineRule="auto"/>
               <w:rPr>
                 <w:rFonts w:ascii="Arial" w:hAnsi="Arial" w:cs="Arial"/>
@@ -15332,7 +15106,7 @@
                 <w:szCs w:val="16"/>
                 <w:lang w:val="ru-RU"/>
               </w:rPr>
-              <w:t xml:space="preserve"> Книга памяти Магаданской обл.</w:t>
+              <w:t xml:space="preserve"> Сталинские списки по Грузии</w:t>
             </w:r>
             <w:r>
               <w:rPr>
@@ -15348,8 +15122,6 @@
             <w:r>
               <w:rPr>
                 <w:rFonts w:ascii="Arial" w:hAnsi="Arial" w:cs="Arial"/>
-                <w:b/>
-                <w:bCs/>
                 <w:sz w:val="16"/>
                 <w:szCs w:val="16"/>
                 <w:lang w:val="ru-RU"/>
@@ -15404,6 +15176,315 @@
                 <w:szCs w:val="16"/>
                 <w:lang w:val="ru-RU"/>
               </w:rPr>
+              <w:t>Цинцадзе Матрена Георгиевна</w:t>
+            </w:r>
+            <w:r>
+              <w:rPr>
+                <w:rFonts w:ascii="Arial" w:hAnsi="Arial" w:cs="Arial"/>
+                <w:b/>
+                <w:bCs/>
+                <w:sz w:val="16"/>
+                <w:szCs w:val="16"/>
+                <w:lang w:val="ru-RU"/>
+              </w:rPr>
+              <w:t xml:space="preserve"> </w:t>
+            </w:r>
+            <w:r>
+              <w:rPr>
+                <w:rFonts w:ascii="Arial" w:hAnsi="Arial" w:cs="Arial"/>
+                <w:b/>
+                <w:bCs/>
+                <w:sz w:val="16"/>
+                <w:szCs w:val="16"/>
+                <w:lang w:val="ru-RU"/>
+              </w:rPr>
+              <w:t>35 лет</w:t>
+            </w:r>
+            <w:r>
+              <w:rPr>
+                <w:rFonts w:ascii="Arial" w:hAnsi="Arial" w:cs="Arial"/>
+                <w:b/>
+                <w:bCs/>
+                <w:sz w:val="16"/>
+                <w:szCs w:val="16"/>
+                <w:lang w:val="ru-RU"/>
+              </w:rPr>
+              <w:t xml:space="preserve"> </w:t>
+            </w:r>
+          </w:p>
+          <w:p>
+            <w:pPr>
+              <w:rPr>
+                <w:rFonts w:ascii="Arial" w:hAnsi="Arial" w:cs="Arial"/>
+                <w:sz w:val="16"/>
+                <w:szCs w:val="16"/>
+                <w:lang w:val="ru-RU"/>
+              </w:rPr>
+            </w:pPr>
+            <w:r>
+              <w:rPr>
+                <w:rFonts w:ascii="Arial" w:hAnsi="Arial" w:cs="Arial"/>
+                <w:sz w:val="16"/>
+                <w:szCs w:val="16"/>
+                <w:lang w:val="ru-RU"/>
+              </w:rPr>
+              <w:t>Родилась</w:t>
+            </w:r>
+            <w:r>
+              <w:rPr>
+                <w:rFonts w:ascii="Arial" w:hAnsi="Arial" w:cs="Arial"/>
+                <w:sz w:val="16"/>
+                <w:szCs w:val="16"/>
+              </w:rPr>
+              <w:t> </w:t>
+            </w:r>
+            <w:r>
+              <w:rPr>
+                <w:rFonts w:ascii="Arial" w:hAnsi="Arial" w:cs="Arial"/>
+                <w:sz w:val="16"/>
+                <w:szCs w:val="16"/>
+                <w:lang w:val="ru-RU"/>
+              </w:rPr>
+              <w:t xml:space="preserve">в 1903 г., Грузия; грузинка; </w:t>
+            </w:r>
+            <w:r>
+              <w:rPr>
+                <w:rFonts w:ascii="Arial" w:hAnsi="Arial" w:cs="Arial"/>
+                <w:sz w:val="16"/>
+                <w:szCs w:val="16"/>
+                <w:lang w:val="ru-RU"/>
+              </w:rPr>
+              <w:t>Прожив.:</w:t>
+            </w:r>
+            <w:r>
+              <w:rPr>
+                <w:rFonts w:ascii="Arial" w:hAnsi="Arial" w:cs="Arial"/>
+                <w:sz w:val="16"/>
+                <w:szCs w:val="16"/>
+              </w:rPr>
+              <w:t> </w:t>
+            </w:r>
+            <w:r>
+              <w:rPr>
+                <w:rFonts w:ascii="Arial" w:hAnsi="Arial" w:cs="Arial"/>
+                <w:sz w:val="16"/>
+                <w:szCs w:val="16"/>
+                <w:lang w:val="ru-RU"/>
+              </w:rPr>
+              <w:t>Грузия.</w:t>
+            </w:r>
+            <w:r>
+              <w:rPr>
+                <w:rFonts w:ascii="Arial" w:hAnsi="Arial" w:cs="Arial"/>
+                <w:sz w:val="16"/>
+                <w:szCs w:val="16"/>
+                <w:lang w:val="ru-RU"/>
+              </w:rPr>
+              <w:t xml:space="preserve"> </w:t>
+            </w:r>
+            <w:r>
+              <w:rPr>
+                <w:rFonts w:ascii="Arial" w:hAnsi="Arial" w:cs="Arial"/>
+                <w:sz w:val="16"/>
+                <w:szCs w:val="16"/>
+                <w:lang w:val="ru-RU"/>
+              </w:rPr>
+              <w:t>Арестована в 1936 г.</w:t>
+            </w:r>
+            <w:r>
+              <w:rPr>
+                <w:rFonts w:ascii="Arial" w:hAnsi="Arial" w:cs="Arial"/>
+                <w:sz w:val="16"/>
+                <w:szCs w:val="16"/>
+                <w:lang w:val="ru-RU"/>
+              </w:rPr>
+              <w:t xml:space="preserve"> </w:t>
+            </w:r>
+            <w:r>
+              <w:rPr>
+                <w:rFonts w:ascii="Arial" w:hAnsi="Arial" w:cs="Arial"/>
+                <w:sz w:val="16"/>
+                <w:szCs w:val="16"/>
+                <w:lang w:val="ru-RU"/>
+              </w:rPr>
+              <w:t xml:space="preserve">Приговорена: тройка при УНКВД по Дальстрою 11 мая 1938 г., </w:t>
+            </w:r>
+            <w:proofErr w:type="spellStart"/>
+            <w:r>
+              <w:rPr>
+                <w:rFonts w:ascii="Arial" w:hAnsi="Arial" w:cs="Arial"/>
+                <w:sz w:val="16"/>
+                <w:szCs w:val="16"/>
+                <w:lang w:val="ru-RU"/>
+              </w:rPr>
+              <w:t>обв</w:t>
+            </w:r>
+            <w:proofErr w:type="spellEnd"/>
+            <w:r>
+              <w:rPr>
+                <w:rFonts w:ascii="Arial" w:hAnsi="Arial" w:cs="Arial"/>
+                <w:sz w:val="16"/>
+                <w:szCs w:val="16"/>
+                <w:lang w:val="ru-RU"/>
+              </w:rPr>
+              <w:t>.:</w:t>
+            </w:r>
+            <w:r>
+              <w:rPr>
+                <w:rFonts w:ascii="Arial" w:hAnsi="Arial" w:cs="Arial"/>
+                <w:sz w:val="16"/>
+                <w:szCs w:val="16"/>
+              </w:rPr>
+              <w:t> </w:t>
+            </w:r>
+            <w:r>
+              <w:rPr>
+                <w:rFonts w:ascii="Arial" w:hAnsi="Arial" w:cs="Arial"/>
+                <w:sz w:val="16"/>
+                <w:szCs w:val="16"/>
+                <w:lang w:val="ru-RU"/>
+              </w:rPr>
+              <w:t>к/р</w:t>
+            </w:r>
+            <w:r>
+              <w:rPr>
+                <w:rFonts w:ascii="Arial" w:hAnsi="Arial" w:cs="Arial"/>
+                <w:sz w:val="16"/>
+                <w:szCs w:val="16"/>
+                <w:lang w:val="ru-RU"/>
+              </w:rPr>
+              <w:t xml:space="preserve"> троцкистская деятельность.</w:t>
+            </w:r>
+            <w:r>
+              <w:rPr>
+                <w:rFonts w:ascii="Arial" w:hAnsi="Arial" w:cs="Arial"/>
+                <w:sz w:val="16"/>
+                <w:szCs w:val="16"/>
+                <w:lang w:val="ru-RU"/>
+              </w:rPr>
+              <w:t xml:space="preserve"> </w:t>
+            </w:r>
+            <w:r>
+              <w:rPr>
+                <w:rFonts w:ascii="Arial" w:hAnsi="Arial" w:cs="Arial"/>
+                <w:sz w:val="16"/>
+                <w:szCs w:val="16"/>
+                <w:lang w:val="ru-RU"/>
+              </w:rPr>
+              <w:t>Расстреляна 10 июня 1938 г. Реабилитирована 1 июня 1956 г.</w:t>
+            </w:r>
+          </w:p>
+          <w:p>
+            <w:pPr>
+              <w:pStyle w:val="BodyText"/>
+              <w:pBdr>
+                <w:top w:val="none" w:sz="0" w:space="0" w:color="000000"/>
+                <w:left w:val="none" w:sz="0" w:space="0" w:color="000000"/>
+                <w:bottom w:val="none" w:sz="0" w:space="0" w:color="000000"/>
+                <w:right w:val="none" w:sz="0" w:space="0" w:color="000000"/>
+              </w:pBdr>
+              <w:spacing w:after="0" w:line="240" w:lineRule="auto"/>
+              <w:rPr>
+                <w:rFonts w:ascii="Arial" w:hAnsi="Arial" w:cs="Arial"/>
+                <w:b/>
+                <w:bCs/>
+                <w:sz w:val="16"/>
+                <w:szCs w:val="16"/>
+                <w:lang w:val="ru-RU"/>
+              </w:rPr>
+            </w:pPr>
+            <w:r>
+              <w:rPr>
+                <w:rFonts w:ascii="Arial" w:hAnsi="Arial" w:cs="Arial"/>
+                <w:b/>
+                <w:bCs/>
+                <w:sz w:val="16"/>
+                <w:szCs w:val="16"/>
+                <w:lang w:val="ru-RU"/>
+              </w:rPr>
+              <w:t>Источник:</w:t>
+            </w:r>
+            <w:r>
+              <w:rPr>
+                <w:rFonts w:ascii="Arial" w:hAnsi="Arial" w:cs="Arial"/>
+                <w:b/>
+                <w:bCs/>
+                <w:sz w:val="16"/>
+                <w:szCs w:val="16"/>
+                <w:lang w:val="ru-RU"/>
+              </w:rPr>
+              <w:t xml:space="preserve"> Книга памяти Магаданской обл.</w:t>
+            </w:r>
+            <w:r>
+              <w:rPr>
+                <w:rFonts w:ascii="Arial" w:hAnsi="Arial" w:cs="Arial"/>
+                <w:b/>
+                <w:bCs/>
+                <w:sz w:val="16"/>
+                <w:szCs w:val="16"/>
+                <w:lang w:val="ru-RU"/>
+              </w:rPr>
+              <w:t>;</w:t>
+            </w:r>
+            <w:r>
+              <w:rPr>
+                <w:rFonts w:ascii="Arial" w:hAnsi="Arial" w:cs="Arial"/>
+                <w:b/>
+                <w:bCs/>
+                <w:sz w:val="16"/>
+                <w:szCs w:val="16"/>
+                <w:lang w:val="ru-RU"/>
+              </w:rPr>
+              <w:t xml:space="preserve"> </w:t>
+            </w:r>
+            <w:hyperlink r:id="rId42" w:history="1">
+              <w:r>
+                <w:rPr>
+                  <w:rStyle w:val="Hyperlink"/>
+                  <w:rFonts w:ascii="Arial" w:hAnsi="Arial" w:cs="Arial"/>
+                  <w:b/>
+                  <w:bCs/>
+                  <w:color w:val="auto"/>
+                  <w:sz w:val="16"/>
+                  <w:szCs w:val="16"/>
+                  <w:lang w:val="ru-RU"/>
+                </w:rPr>
+                <w:t>Открытый список</w:t>
+              </w:r>
+            </w:hyperlink>
+          </w:p>
+        </w:tc>
+      </w:tr>
+      <w:tr>
+        <w:tc>
+          <w:tcPr>
+            <w:tcW w:w="10994" w:type="dxa"/>
+            <w:tcBorders>
+              <w:left w:val="double" w:sz="1" w:space="0" w:color="808080"/>
+              <w:bottom w:val="double" w:sz="1" w:space="0" w:color="808080"/>
+              <w:right w:val="double" w:sz="2" w:space="0" w:color="808080"/>
+            </w:tcBorders>
+            <w:shd w:val="clear" w:color="auto" w:fill="auto"/>
+            <w:vAlign w:val="center"/>
+          </w:tcPr>
+          <w:p>
+            <w:pPr>
+              <w:rPr>
+                <w:rFonts w:ascii="Arial" w:hAnsi="Arial" w:cs="Arial"/>
+                <w:sz w:val="16"/>
+                <w:szCs w:val="16"/>
+                <w:lang w:val="ru-RU"/>
+              </w:rPr>
+            </w:pPr>
+            <w:r>
+              <w:rPr>
+                <w:rFonts w:ascii="Arial" w:hAnsi="Arial" w:cs="Arial"/>
+                <w:b/>
+                <w:bCs/>
+                <w:sz w:val="16"/>
+                <w:szCs w:val="16"/>
+                <w:lang w:val="ru-RU"/>
+              </w:rPr>
               <w:t>Цицишвили Тамара Семеновна</w:t>
             </w:r>
             <w:r>
@@ -15780,7 +15861,7 @@
               </w:rPr>
               <w:t xml:space="preserve"> </w:t>
             </w:r>
-            <w:hyperlink r:id="rId42" w:history="1">
+            <w:hyperlink r:id="rId43" w:history="1">
               <w:r>
                 <w:rPr>
                   <w:rStyle w:val="Hyperlink"/>
@@ -16252,7 +16333,7 @@
               </w:rPr>
               <w:t xml:space="preserve"> </w:t>
             </w:r>
-            <w:hyperlink r:id="rId43" w:history="1">
+            <w:hyperlink r:id="rId44" w:history="1">
               <w:r>
                 <w:rPr>
                   <w:rStyle w:val="Hyperlink"/>
@@ -16805,7 +16886,7 @@
               </w:rPr>
               <w:t xml:space="preserve"> </w:t>
             </w:r>
-            <w:hyperlink r:id="rId44" w:history="1">
+            <w:hyperlink r:id="rId45" w:history="1">
               <w:r>
                 <w:rPr>
                   <w:rStyle w:val="Hyperlink"/>
@@ -16842,7 +16923,7 @@
               </w:rPr>
               <w:t xml:space="preserve"> </w:t>
             </w:r>
-            <w:hyperlink r:id="rId45" w:history="1">
+            <w:hyperlink r:id="rId46" w:history="1">
               <w:r>
                 <w:rPr>
                   <w:rStyle w:val="Hyperlink"/>
@@ -17352,7 +17433,7 @@
               </w:rPr>
               <w:t xml:space="preserve"> </w:t>
             </w:r>
-            <w:hyperlink r:id="rId46" w:history="1">
+            <w:hyperlink r:id="rId47" w:history="1">
               <w:r>
                 <w:rPr>
                   <w:rStyle w:val="Hyperlink"/>
@@ -17773,7 +17854,7 @@
               </w:rPr>
               <w:t xml:space="preserve"> </w:t>
             </w:r>
-            <w:hyperlink r:id="rId47" w:history="1">
+            <w:hyperlink r:id="rId48" w:history="1">
               <w:r>
                 <w:rPr>
                   <w:rStyle w:val="Hyperlink"/>
